--- a/docs/research_notes/Research_note_PRAG-GO_PRAG-MAR_Fushe_Kuqe.docx
+++ b/docs/research_notes/Research_note_PRAG-GO_PRAG-MAR_Fushe_Kuqe.docx
@@ -15,7 +15,7 @@
           <w:sz w:val="22"/>
           <w:szCs w:val="22"/>
         </w:rPr>
-        <w:t xml:space="preserve">RESEARCH NOTE · TWO INNOVATIONS TESTED</w:t>
+        <w:t xml:space="preserve">RESEARCH NOTE · TWO INNOVATIONS TESTED · VERSION 2</w:t>
       </w:r>
     </w:p>
     <w:p>
@@ -46,7 +46,7 @@
           <w:sz w:val="26"/>
           <w:szCs w:val="26"/>
         </w:rPr>
-        <w:t xml:space="preserve">Monitoring and managed aquifer recharge oriented to the salinization risk of supply wells, tested in the field model of the SWI-Goal-OED project</w:t>
+        <w:t xml:space="preserve">Monitoring and managed aquifer recharge oriented to the intrusion risk of supply wells, recomputed with the geolocated sea boundary</w:t>
       </w:r>
     </w:p>
     <w:p>
@@ -61,7 +61,7 @@
           <w:sz w:val="22"/>
           <w:szCs w:val="22"/>
         </w:rPr>
-        <w:t xml:space="preserve">Real polygon 349 km² · 5 589 cells · 14 000 solves per prior · 142 506 designs with 5 wells · exact EIG</w:t>
+        <w:t xml:space="preserve">Coastal sector 221.6 km² · Adriatic contact 23 km · two pumped supply wells · all 4 368 five-well designs scored exactly</w:t>
       </w:r>
     </w:p>
     <w:p>
@@ -90,7 +90,7 @@
         <w:t xml:space="preserve">Question:</w:t>
       </w:r>
       <w:r>
-        <w:t xml:space="preserve"> do the monitoring wells and MAR sites chosen for the intruded area also serve the regulatory question “will the supply wells be salinized?” </w:t>
+        <w:t xml:space="preserve"> do the monitoring wells and recharge sites chosen for the intruded area also serve the regulatory question “will the supply wells be salinized?” </w:t>
       </w:r>
       <w:r>
         <w:rPr>
@@ -100,7 +100,7 @@
         <w:t xml:space="preserve">Method:</w:t>
       </w:r>
       <w:r>
-        <w:t xml:space="preserve"> the project's field model, ported to Python and checked against the published numbers (92.7 km²; P21, A12, A13, A21, A10). Two real wells serve as supply wells, A23 in the north and R16 in the south, and the exact EIG, without linearization, is computed over all designs. </w:t>
+        <w:t xml:space="preserve"> the project's field model with the sea contact geolocated against the GLOBE shoreline (northern 23 km only), two pumped wells of the Fushë-Kuqe well field (A1, P10) as supply wells, and the exact EIG over every design of the 16 candidate wells. </w:t>
       </w:r>
       <w:r>
         <w:rPr>
@@ -110,7 +110,17 @@
         <w:t xml:space="preserve">Result:</w:t>
       </w:r>
       <w:r>
-        <w:t xml:space="preserve"> Theorem 1 holds, because the design for the area is optimal for the area threshold. The published design nevertheless captures only 57% of the information for the risk at A23 and 82% for “A23 or R16”. PRAG-GO selects the best design found for “A23 or R16”. PRAG-MAR lowers the risk from 0.79 to 0.04 with the same water.</w:t>
+        <w:t xml:space="preserve"> the area design captures 74% of the information on the risk at A1 and 52% on “A1 or P10”; PRAG-GO selects the exact optimum. PRAG-MAR lowers the probability that either well is intruded from 0.56 to 0.06 with the same water, against 0.30 for area-sited recharge and 0.53 for the published sites. </w:t>
+      </w:r>
+      <w:r>
+        <w:rPr>
+          <w:b/>
+          <w:bCs/>
+        </w:rPr>
+        <w:t xml:space="preserve">This version replaces the version of 12 October 2026</w:t>
+      </w:r>
+      <w:r>
+        <w:t xml:space="preserve">, whose full-margin results (0.79 → 0.04) do not carry over to the real coast.</w:t>
       </w:r>
     </w:p>
     <w:p>
@@ -144,7 +154,7 @@
         <w:t xml:space="preserve">Model:</w:t>
       </w:r>
       <w:r>
-        <w:t xml:space="preserve"> port of the field model and reproduction of the published design.</w:t>
+        <w:t xml:space="preserve"> the field model and its geolocated sea boundary.</w:t>
       </w:r>
     </w:p>
     <w:p>
@@ -165,7 +175,7 @@
         <w:t xml:space="preserve">Experiment:</w:t>
       </w:r>
       <w:r>
-        <w:t xml:space="preserve"> the supply wells, three binary goals, the criteria and the exact estimator.</w:t>
+        <w:t xml:space="preserve"> supply wells, pumping, three binary goals, eight criteria and the exact estimator.</w:t>
       </w:r>
     </w:p>
     <w:p>
@@ -186,7 +196,7 @@
         <w:t xml:space="preserve">Results:</w:t>
       </w:r>
       <w:r>
-        <w:t xml:space="preserve"> the 3- and 5-well designs, the convergence check and two other priors.</w:t>
+        <w:t xml:space="preserve"> PRAG-GO over all 2-, 3- and 5-well designs; PRAG-MAR against the area adjoint and the exact optimum.</w:t>
       </w:r>
     </w:p>
     <w:p>
@@ -204,10 +214,10 @@
           <w:b/>
           <w:bCs/>
         </w:rPr>
-        <w:t xml:space="preserve">PRAG-MAR:</w:t>
-      </w:r>
-      <w:r>
-        <w:t xml:space="preserve"> the closed-form formula for the recharge sites and its exact evaluation.</w:t>
+        <w:t xml:space="preserve">Comparison:</w:t>
+      </w:r>
+      <w:r>
+        <w:t xml:space="preserve"> what changed from the first version and what holds.</w:t>
       </w:r>
     </w:p>
     <w:p>
@@ -220,7 +230,7 @@
           <w:sz w:val="20"/>
           <w:szCs w:val="20"/>
         </w:rPr>
-        <w:t xml:space="preserve">Date: October 12, 2026  ·  Follow-up to the note “PRAG-GO on the Henry problem”</w:t>
+        <w:t xml:space="preserve">Version 2: October 19, 2026 (replaces the version of October 12, 2026)  ·  Follow-up to the note “PRAG-GO on the Henry problem”</w:t>
       </w:r>
     </w:p>
     <w:p>
@@ -241,7 +251,7 @@
         <w:jc w:val="both"/>
       </w:pPr>
       <w:r>
-        <w:t xml:space="preserve">The previous note tested PRAG-GO on the Henry problem: when the goal is the exceedance of a salinity threshold at the supply wells, the design optimized for the salt mass loses 16–25% of the information, while the closed-form PRAG-GO formula reaches 99.6–100% of the exact optimum. The next step was the field. At Fushë-Kuqe the project uses a confined flow model on the real polygon (349 km²) and selects 5 monitoring wells that are informative about the intruded area, as well as 3 managed aquifer recharge (MAR) sites that reduce it. This note asks the same questions of this model:</w:t>
+        <w:t xml:space="preserve">The first version of this note (12 October 2026) tested PRAG-GO and PRAG-MAR on the field model of the companion study (Zeqiraj, 2026), in which every row of the aquifer polygon drains to the sea at its western edge. The chloride study of Fushë-Kuqe has since geolocated the Adriatic contact against the GLOBE shoreline. Only the northern 23 km of the western margin touch the sea; south of the Ishëm mouth the margin runs 5–15 km inland, behind the hills of Lalëz Bay. This version repeats both tests with that boundary. The physics of the model is unchanged, but the boundary moves the intrusion, the wells at risk and therefore every site-specific design. The questions are the same:</w:t>
       </w:r>
     </w:p>
     <w:p>
@@ -259,10 +269,10 @@
           <w:b/>
           <w:bCs/>
         </w:rPr>
-        <w:t xml:space="preserve">Does Theorem 1 hold for the project's own goal?</w:t>
-      </w:r>
-      <w:r>
-        <w:t xml:space="preserve"> If the area is turned into a threshold (does it exceed 100 km²?), does the Lemma 1 design for the area remain optimal?</w:t>
+        <w:t xml:space="preserve">Does the monitoring design for the intruded area also inform the risk at the supply wells?</w:t>
+      </w:r>
+      <w:r>
+        <w:t xml:space="preserve"> The regulatory question is whether the saltwater interface reaches the aquifer base beneath a supply well.</w:t>
       </w:r>
     </w:p>
     <w:p>
@@ -280,10 +290,10 @@
           <w:b/>
           <w:bCs/>
         </w:rPr>
-        <w:t xml:space="preserve">How much information do the published wells provide about the supply wells?</w:t>
-      </w:r>
-      <w:r>
-        <w:t xml:space="preserve"> The regulatory question is whether the saltwater interface reaches the aquifer base beneath a supply well.</w:t>
+        <w:t xml:space="preserve">Does PRAG-GO find the exact optimal design in the field?</w:t>
+      </w:r>
+      <w:r>
+        <w:t xml:space="preserve"> All designs are scored by their exact expected information gain (EIG), without linearization.</w:t>
       </w:r>
     </w:p>
     <w:p>
@@ -301,10 +311,10 @@
           <w:b/>
           <w:bCs/>
         </w:rPr>
-        <w:t xml:space="preserve">Does PRAG-GO find the exact optimal design in the field?</w:t>
-      </w:r>
-      <w:r>
-        <w:t xml:space="preserve"> The designs are compared using the exact EIG, without linearization.</w:t>
+        <w:t xml:space="preserve">Where should recharge go when its purpose is to protect the supply wells?</w:t>
+      </w:r>
+      <w:r>
+        <w:t xml:space="preserve"> PRAG-MAR answers this with two adjoint solves.</w:t>
       </w:r>
     </w:p>
     <w:p>
@@ -322,10 +332,10 @@
           <w:b/>
           <w:bCs/>
         </w:rPr>
-        <w:t xml:space="preserve">Should the MAR location change as well?</w:t>
-      </w:r>
-      <w:r>
-        <w:t xml:space="preserve"> The question arises when the goal of recharge is to protect the wells rather than to reduce the area. PRAG-MAR is proposed for this purpose.</w:t>
+        <w:t xml:space="preserve">What remains of the first version?</w:t>
+      </w:r>
+      <w:r>
+        <w:t xml:space="preserve"> Section 6 compares the two versions result by result.</w:t>
       </w:r>
     </w:p>
     <w:p>
@@ -347,7 +357,7 @@
         <w:t xml:space="preserve">INNOVATION  </w:t>
       </w:r>
       <w:r>
-        <w:t xml:space="preserve">In the Fushë-Kuqe field model, the published 5-well monitoring design captures 86% of the information for the project question (does the intruded area exceed 100 km²?), but only 57% for the salinization risk of well A23 and 82% for “A23 or R16”. The closed-form PRAG-GO formula selects the best design found for “A23 or R16”. PRAG-MAR, a new formula with two adjoint solves, uses the same water to lower the probability that either well is salinized from 0.79 to 0.04, versus 0.62 with the published MAR sites.</w:t>
+        <w:t xml:space="preserve">With the geolocated sea boundary, the risk sits at the Fushë-Kuqe well field: two pumped supply wells, A1 and P10. The three monitoring wells chosen for the intruded area, as in the published pipeline, capture 74% of the information on whether A1 is intruded and 52% on whether A1 or P10 is intruded; PRAG-GO picks the exact optimum (100%), and with five wells 99.6% against 48%. PRAG-MAR, recharge sited by a closed-form formula with two adjoint solves, lowers the probability that either well is intruded from 0.56 to 0.06 with 5 000 m³/day at each of three sites, close to the exact optimum (0.04). Sites chosen for the intruded area reach 0.30, and the published sites 0.53.</w:t>
       </w:r>
     </w:p>
     <w:p>
@@ -363,7 +373,7 @@
         <w:rPr>
           <w:color w:val="1F3864"/>
         </w:rPr>
-        <w:t xml:space="preserve">2. The field model and its reproduction</w:t>
+        <w:t xml:space="preserve">2. The field model and the geolocated sea boundary</w:t>
       </w:r>
     </w:p>
     <w:p>
@@ -372,7 +382,7 @@
         <w:jc w:val="both"/>
       </w:pPr>
       <w:r>
-        <w:t xml:space="preserve">We ported the project's shared script src/fushe_kuqe_field_design.m to Python, line by line. The geometry uses the polygon with 3 411 vertices and a grid with 0.25 km spacing. The hydraulic conductivity </w:t>
+        <w:t xml:space="preserve">The model is the Python port of the project script src/fushe_kuqe_field_design.m used in the first version. With its original boundary it reproduces the published numbers exactly: 5 589 active cells of 0.25 km (349.3 km²), an intruded area of 92.7 km², monitoring wells P21, A12, A13, A21, A10 and MAR sites A18, P21, P16. The hydraulic conductivity </w:t>
       </w:r>
       <m:oMath>
         <m:sSub>
@@ -397,24 +407,7 @@
         </m:r>
       </m:oMath>
       <w:r>
-        <w:t xml:space="preserve"> measurements, and the coastline is the westernmost cell of each row, with </w:t>
-      </w:r>
-      <m:oMath>
-        <m:r>
-          <m:t>h</m:t>
-        </m:r>
-        <m:r>
-          <m:rPr>
-            <m:sty m:val="p"/>
-          </m:rPr>
-          <m:t>=</m:t>
-        </m:r>
-        <m:r>
-          <m:t>0</m:t>
-        </m:r>
-      </m:oMath>
-      <w:r>
-        <w:t xml:space="preserve">. Flow is steady in a confined aquifer of thickness </w:t>
+        <w:t xml:space="preserve"> measurements. Flow is steady in a confined aquifer of thickness </w:t>
       </w:r>
       <m:oMath>
         <m:r>
@@ -627,18 +620,259 @@
         </m:r>
       </m:oMath>
       <w:r>
-        <w:t xml:space="preserve">. Intrusion is determined by the Ghyben–Herzberg criterion: the interface lies at depth </w:t>
+        <w:t xml:space="preserve">. The prior has 12 pilot zones, 4 of coarse and 8 of medium gravel, with covariance </w:t>
       </w:r>
       <m:oMath>
-        <m:r>
-          <m:t>ζ</m:t>
-        </m:r>
+        <m:sSub>
+          <m:e>
+            <m:d>
+              <m:dPr>
+                <m:begChr m:val="("/>
+                <m:sepChr m:val=""/>
+                <m:endChr m:val=")"/>
+                <m:grow/>
+              </m:dPr>
+              <m:e>
+                <m:sSub>
+                  <m:e>
+                    <m:r>
+                      <m:t>Γ</m:t>
+                    </m:r>
+                  </m:e>
+                  <m:sub>
+                    <m:r>
+                      <m:t>F</m:t>
+                    </m:r>
+                  </m:sub>
+                </m:sSub>
+              </m:e>
+            </m:d>
+          </m:e>
+          <m:sub>
+            <m:r>
+              <m:t>i</m:t>
+            </m:r>
+            <m:r>
+              <m:t>j</m:t>
+            </m:r>
+          </m:sub>
+        </m:sSub>
         <m:r>
           <m:rPr>
             <m:sty m:val="p"/>
           </m:rPr>
           <m:t>=</m:t>
         </m:r>
+        <m:sSub>
+          <m:e>
+            <m:r>
+              <m:t>s</m:t>
+            </m:r>
+          </m:e>
+          <m:sub>
+            <m:r>
+              <m:t>i</m:t>
+            </m:r>
+          </m:sub>
+        </m:sSub>
+        <m:sSub>
+          <m:e>
+            <m:r>
+              <m:t>s</m:t>
+            </m:r>
+          </m:e>
+          <m:sub>
+            <m:r>
+              <m:t>j</m:t>
+            </m:r>
+          </m:sub>
+        </m:sSub>
+        <m:r>
+          <m:t> </m:t>
+        </m:r>
+        <m:sSup>
+          <m:e>
+            <m:r>
+              <m:t>e</m:t>
+            </m:r>
+          </m:e>
+          <m:sup>
+            <m:r>
+              <m:rPr>
+                <m:sty m:val="p"/>
+              </m:rPr>
+              <m:t>−</m:t>
+            </m:r>
+            <m:sSub>
+              <m:e>
+                <m:r>
+                  <m:t>d</m:t>
+                </m:r>
+              </m:e>
+              <m:sub>
+                <m:r>
+                  <m:t>i</m:t>
+                </m:r>
+                <m:r>
+                  <m:t>j</m:t>
+                </m:r>
+              </m:sub>
+            </m:sSub>
+            <m:r>
+              <m:rPr>
+                <m:sty m:val="p"/>
+              </m:rPr>
+              <m:t>/</m:t>
+            </m:r>
+            <m:sSub>
+              <m:e>
+                <m:r>
+                  <m:t>L</m:t>
+                </m:r>
+              </m:e>
+              <m:sub>
+                <m:r>
+                  <m:t>c</m:t>
+                </m:r>
+              </m:sub>
+            </m:sSub>
+          </m:sup>
+        </m:sSup>
+        <m:sSub>
+          <m:e>
+            <m:r>
+              <m:t>ρ</m:t>
+            </m:r>
+          </m:e>
+          <m:sub>
+            <m:r>
+              <m:t>i</m:t>
+            </m:r>
+            <m:r>
+              <m:t>j</m:t>
+            </m:r>
+          </m:sub>
+        </m:sSub>
+      </m:oMath>
+      <w:r>
+        <w:t xml:space="preserve">, </w:t>
+      </w:r>
+      <m:oMath>
+        <m:sSub>
+          <m:e>
+            <m:r>
+              <m:t>L</m:t>
+            </m:r>
+          </m:e>
+          <m:sub>
+            <m:r>
+              <m:t>c</m:t>
+            </m:r>
+          </m:sub>
+        </m:sSub>
+        <m:r>
+          <m:rPr>
+            <m:sty m:val="p"/>
+          </m:rPr>
+          <m:t>=</m:t>
+        </m:r>
+        <m:r>
+          <m:t>8</m:t>
+        </m:r>
+      </m:oMath>
+      <w:r>
+        <w:t xml:space="preserve"> km, </w:t>
+      </w:r>
+      <m:oMath>
+        <m:r>
+          <m:t>s</m:t>
+        </m:r>
+        <m:r>
+          <m:rPr>
+            <m:sty m:val="p"/>
+          </m:rPr>
+          <m:t>=</m:t>
+        </m:r>
+        <m:r>
+          <m:t>0.30</m:t>
+        </m:r>
+      </m:oMath>
+      <w:r>
+        <w:t xml:space="preserve">, </w:t>
+      </w:r>
+      <m:oMath>
+        <m:r>
+          <m:t>0.45</m:t>
+        </m:r>
+      </m:oMath>
+      <w:r>
+        <w:t xml:space="preserve"> or </w:t>
+      </w:r>
+      <m:oMath>
+        <m:r>
+          <m:t>0.60</m:t>
+        </m:r>
+      </m:oMath>
+      <w:r>
+        <w:t xml:space="preserve"> by facies and </w:t>
+      </w:r>
+      <m:oMath>
+        <m:sSub>
+          <m:e>
+            <m:r>
+              <m:t>ρ</m:t>
+            </m:r>
+          </m:e>
+          <m:sub>
+            <m:r>
+              <m:t>i</m:t>
+            </m:r>
+            <m:r>
+              <m:t>j</m:t>
+            </m:r>
+          </m:sub>
+        </m:sSub>
+        <m:r>
+          <m:rPr>
+            <m:sty m:val="p"/>
+          </m:rPr>
+          <m:t>=</m:t>
+        </m:r>
+        <m:sSub>
+          <m:e>
+            <m:r>
+              <m:t>ρ</m:t>
+            </m:r>
+          </m:e>
+          <m:sub>
+            <m:r>
+              <m:t>F</m:t>
+            </m:r>
+          </m:sub>
+        </m:sSub>
+        <m:r>
+          <m:rPr>
+            <m:sty m:val="p"/>
+          </m:rPr>
+          <m:t>=</m:t>
+        </m:r>
+        <m:r>
+          <m:t>0.6</m:t>
+        </m:r>
+      </m:oMath>
+      <w:r>
+        <w:t xml:space="preserve"> between facies. Intrusion follows the Ghyben–Herzberg criterion: the interface lies at depth </w:t>
+      </w:r>
+      <m:oMath>
+        <m:r>
+          <m:t>ζ</m:t>
+        </m:r>
+        <m:r>
+          <m:rPr>
+            <m:sty m:val="p"/>
+          </m:rPr>
+          <m:t>=</m:t>
+        </m:r>
         <m:r>
           <m:t>h</m:t>
         </m:r>
@@ -653,7 +887,7 @@
         </m:r>
       </m:oMath>
       <w:r>
-        <w:t xml:space="preserve"> below sea level, and saltwater reaches the aquifer base, at depth </w:t>
+        <w:t xml:space="preserve"> below sea level and reaches the aquifer base, at </w:t>
       </w:r>
       <m:oMath>
         <m:sSub>
@@ -679,7 +913,7 @@
         </m:r>
       </m:oMath>
       <w:r>
-        <w:t xml:space="preserve"> m, when (in meters):</w:t>
+        <w:t xml:space="preserve"> m, when (in metres)</w:t>
       </w:r>
     </w:p>
     <w:p>
@@ -888,256 +1122,283 @@
         <w:jc w:val="both"/>
       </w:pPr>
       <w:r>
-        <w:t xml:space="preserve">The project prior has 12 pilot zones. The facies class of each zone follows from its mean </w:t>
+        <w:rPr>
+          <w:b/>
+          <w:bCs/>
+        </w:rPr>
+        <w:t xml:space="preserve">The new boundary.</w:t>
+      </w:r>
+      <w:r>
+        <w:t xml:space="preserve"> The script fk_geo.py changes only the boundary, exactly as in the chloride model. The western-edge cell of each of the 92 rows north of </w:t>
       </w:r>
       <m:oMath>
         <m:r>
-          <m:t>K</m:t>
-        </m:r>
-      </m:oMath>
-      <w:r>
-        <w:t xml:space="preserve">: 4 zones of coarse gravel and 8 of medium gravel. The covariance is </w:t>
-      </w:r>
-      <m:oMath>
-        <m:sSub>
-          <m:e>
-            <m:d>
-              <m:dPr>
-                <m:begChr m:val="("/>
-                <m:sepChr m:val=""/>
-                <m:endChr m:val=")"/>
-                <m:grow/>
-              </m:dPr>
-              <m:e>
-                <m:sSub>
-                  <m:e>
-                    <m:r>
-                      <m:t>Γ</m:t>
-                    </m:r>
-                  </m:e>
-                  <m:sub>
-                    <m:r>
-                      <m:t>F</m:t>
-                    </m:r>
-                  </m:sub>
-                </m:sSub>
-              </m:e>
-            </m:d>
-          </m:e>
-          <m:sub>
-            <m:r>
-              <m:t>i</m:t>
-            </m:r>
-            <m:r>
-              <m:t>j</m:t>
-            </m:r>
-          </m:sub>
-        </m:sSub>
+          <m:t>y</m:t>
+        </m:r>
         <m:r>
           <m:rPr>
             <m:sty m:val="p"/>
           </m:rPr>
           <m:t>=</m:t>
         </m:r>
+        <m:r>
+          <m:t>29.5</m:t>
+        </m:r>
+      </m:oMath>
+      <w:r>
+        <w:t xml:space="preserve"> km drains to </w:t>
+      </w:r>
+      <m:oMath>
+        <m:r>
+          <m:t>h</m:t>
+        </m:r>
+        <m:r>
+          <m:rPr>
+            <m:sty m:val="p"/>
+          </m:rPr>
+          <m:t>=</m:t>
+        </m:r>
+        <m:r>
+          <m:t>0</m:t>
+        </m:r>
+      </m:oMath>
+      <w:r>
+        <w:t xml:space="preserve"> at the shoreline through a link across the gap </w:t>
+      </w:r>
+      <m:oMath>
         <m:sSub>
           <m:e>
             <m:r>
-              <m:t>s</m:t>
+              <m:t>g</m:t>
             </m:r>
           </m:e>
           <m:sub>
             <m:r>
-              <m:t>i</m:t>
-            </m:r>
-          </m:sub>
-        </m:sSub>
-        <m:sSub>
-          <m:e>
-            <m:r>
-              <m:t>s</m:t>
-            </m:r>
-          </m:e>
-          <m:sub>
-            <m:r>
-              <m:t>j</m:t>
-            </m:r>
-          </m:sub>
-        </m:sSub>
-        <m:r>
-          <m:t> </m:t>
-        </m:r>
-        <m:sSup>
-          <m:e>
-            <m:r>
-              <m:t>e</m:t>
-            </m:r>
-          </m:e>
-          <m:sup>
-            <m:r>
-              <m:rPr>
-                <m:sty m:val="p"/>
-              </m:rPr>
-              <m:t>−</m:t>
-            </m:r>
-            <m:sSub>
-              <m:e>
-                <m:r>
-                  <m:t>d</m:t>
-                </m:r>
-              </m:e>
-              <m:sub>
-                <m:r>
-                  <m:t>i</m:t>
-                </m:r>
-                <m:r>
-                  <m:t>j</m:t>
-                </m:r>
-              </m:sub>
-            </m:sSub>
-            <m:r>
-              <m:rPr>
-                <m:sty m:val="p"/>
-              </m:rPr>
-              <m:t>/</m:t>
-            </m:r>
-            <m:sSub>
-              <m:e>
-                <m:r>
-                  <m:t>L</m:t>
-                </m:r>
-              </m:e>
-              <m:sub>
-                <m:r>
-                  <m:t>c</m:t>
-                </m:r>
-              </m:sub>
-            </m:sSub>
-          </m:sup>
-        </m:sSup>
-        <m:sSub>
-          <m:e>
-            <m:r>
-              <m:t>ρ</m:t>
-            </m:r>
-          </m:e>
-          <m:sub>
-            <m:r>
-              <m:t>i</m:t>
-            </m:r>
-            <m:r>
-              <m:t>j</m:t>
+              <m:t>k</m:t>
             </m:r>
           </m:sub>
         </m:sSub>
       </m:oMath>
       <w:r>
-        <w:t xml:space="preserve">, where </w:t>
+        <w:t xml:space="preserve"> between the polygon and the GLOBE shoreline:</w:t>
+      </w:r>
+    </w:p>
+    <w:p>
+      <w:pPr>
+        <w:pStyle w:val="Equation"/>
+      </w:pPr>
+      <m:oMathPara>
+        <m:oMathParaPr>
+          <m:jc m:val="center"/>
+        </m:oMathParaPr>
+        <m:oMath>
+          <m:sSub>
+            <m:e>
+              <m:r>
+                <m:t>q</m:t>
+              </m:r>
+            </m:e>
+            <m:sub>
+              <m:r>
+                <m:rPr>
+                  <m:sty m:val="p"/>
+                </m:rPr>
+                <m:t>s</m:t>
+              </m:r>
+              <m:r>
+                <m:rPr>
+                  <m:sty m:val="p"/>
+                </m:rPr>
+                <m:t>e</m:t>
+              </m:r>
+              <m:r>
+                <m:rPr>
+                  <m:sty m:val="p"/>
+                </m:rPr>
+                <m:t>a</m:t>
+              </m:r>
+              <m:r>
+                <m:rPr>
+                  <m:sty m:val="p"/>
+                </m:rPr>
+                <m:t>,</m:t>
+              </m:r>
+              <m:r>
+                <m:t>k</m:t>
+              </m:r>
+            </m:sub>
+          </m:sSub>
+          <m:r>
+            <m:rPr>
+              <m:sty m:val="p"/>
+            </m:rPr>
+            <m:t>=</m:t>
+          </m:r>
+          <m:f>
+            <m:fPr>
+              <m:type m:val="bar"/>
+            </m:fPr>
+            <m:num>
+              <m:sSub>
+                <m:e>
+                  <m:r>
+                    <m:t>T</m:t>
+                  </m:r>
+                </m:e>
+                <m:sub>
+                  <m:r>
+                    <m:t>k</m:t>
+                  </m:r>
+                </m:sub>
+              </m:sSub>
+              <m:r>
+                <m:t> </m:t>
+              </m:r>
+              <m:r>
+                <m:t>Δ</m:t>
+              </m:r>
+              <m:r>
+                <m:t>x</m:t>
+              </m:r>
+            </m:num>
+            <m:den>
+              <m:sSub>
+                <m:e>
+                  <m:r>
+                    <m:t>g</m:t>
+                  </m:r>
+                </m:e>
+                <m:sub>
+                  <m:r>
+                    <m:t>k</m:t>
+                  </m:r>
+                </m:sub>
+              </m:sSub>
+              <m:r>
+                <m:rPr>
+                  <m:sty m:val="p"/>
+                </m:rPr>
+                <m:t>+</m:t>
+              </m:r>
+              <m:r>
+                <m:t>Δ</m:t>
+              </m:r>
+              <m:r>
+                <m:t>x</m:t>
+              </m:r>
+              <m:r>
+                <m:rPr>
+                  <m:sty m:val="p"/>
+                </m:rPr>
+                <m:t>/</m:t>
+              </m:r>
+              <m:r>
+                <m:t>2</m:t>
+              </m:r>
+            </m:den>
+          </m:f>
+          <m:r>
+            <m:t> </m:t>
+          </m:r>
+          <m:sSub>
+            <m:e>
+              <m:r>
+                <m:t>h</m:t>
+              </m:r>
+            </m:e>
+            <m:sub>
+              <m:r>
+                <m:t>k</m:t>
+              </m:r>
+            </m:sub>
+          </m:sSub>
+          <m:r>
+            <m:rPr>
+              <m:sty m:val="p"/>
+            </m:rPr>
+            <m:t>,</m:t>
+          </m:r>
+          <m:r>
+            <m:t>  </m:t>
+          </m:r>
+          <m:r>
+            <m:t>k</m:t>
+          </m:r>
+          <m:r>
+            <m:rPr>
+              <m:sty m:val="p"/>
+            </m:rPr>
+            <m:t>∈</m:t>
+          </m:r>
+          <m:r>
+            <m:rPr>
+              <m:scr m:val="script"/>
+              <m:sty m:val="p"/>
+            </m:rPr>
+            <m:t>C</m:t>
+          </m:r>
+          <m:r>
+            <m:rPr>
+              <m:sty m:val="p"/>
+            </m:rPr>
+            <m:t>,</m:t>
+          </m:r>
+          <m:r>
+            <m:t>  </m:t>
+          </m:r>
+          <m:d>
+            <m:dPr>
+              <m:begChr m:val="|"/>
+              <m:sepChr m:val=""/>
+              <m:endChr m:val="|"/>
+              <m:grow/>
+            </m:dPr>
+            <m:e>
+              <m:r>
+                <m:rPr>
+                  <m:scr m:val="script"/>
+                  <m:sty m:val="p"/>
+                </m:rPr>
+                <m:t>C</m:t>
+              </m:r>
+            </m:e>
+          </m:d>
+          <m:r>
+            <m:rPr>
+              <m:sty m:val="p"/>
+            </m:rPr>
+            <m:t>=</m:t>
+          </m:r>
+          <m:r>
+            <m:t>92</m:t>
+          </m:r>
+        </m:oMath>
+      </m:oMathPara>
+    </w:p>
+    <w:p>
+      <w:pPr>
+        <w:spacing w:after="120"/>
+        <w:jc w:val="both"/>
+      </w:pPr>
+      <w:r>
+        <w:t xml:space="preserve">The model covers the coastal sector </w:t>
       </w:r>
       <m:oMath>
-        <m:sSub>
-          <m:e>
-            <m:r>
-              <m:t>L</m:t>
-            </m:r>
-          </m:e>
-          <m:sub>
-            <m:r>
-              <m:t>c</m:t>
-            </m:r>
-          </m:sub>
-        </m:sSub>
+        <m:r>
+          <m:t>y</m:t>
+        </m:r>
         <m:r>
           <m:rPr>
             <m:sty m:val="p"/>
           </m:rPr>
-          <m:t>=</m:t>
-        </m:r>
-        <m:r>
-          <m:t>8</m:t>
+          <m:t>≥</m:t>
+        </m:r>
+        <m:r>
+          <m:t>24</m:t>
         </m:r>
       </m:oMath>
       <w:r>
-        <w:t xml:space="preserve"> km, </w:t>
-      </w:r>
-      <m:oMath>
-        <m:r>
-          <m:t>s</m:t>
-        </m:r>
-        <m:r>
-          <m:rPr>
-            <m:sty m:val="p"/>
-          </m:rPr>
-          <m:t>=</m:t>
-        </m:r>
-        <m:r>
-          <m:t>0.30</m:t>
-        </m:r>
-      </m:oMath>
-      <w:r>
-        <w:t xml:space="preserve">, </w:t>
-      </w:r>
-      <m:oMath>
-        <m:r>
-          <m:t>0.45</m:t>
-        </m:r>
-      </m:oMath>
-      <w:r>
-        <w:t xml:space="preserve"> or </w:t>
-      </w:r>
-      <m:oMath>
-        <m:r>
-          <m:t>0.60</m:t>
-        </m:r>
-      </m:oMath>
-      <w:r>
-        <w:t xml:space="preserve"> depending on the facies, and </w:t>
-      </w:r>
-      <m:oMath>
-        <m:sSub>
-          <m:e>
-            <m:r>
-              <m:t>ρ</m:t>
-            </m:r>
-          </m:e>
-          <m:sub>
-            <m:r>
-              <m:t>i</m:t>
-            </m:r>
-            <m:r>
-              <m:t>j</m:t>
-            </m:r>
-          </m:sub>
-        </m:sSub>
-        <m:r>
-          <m:rPr>
-            <m:sty m:val="p"/>
-          </m:rPr>
-          <m:t>=</m:t>
-        </m:r>
-        <m:sSub>
-          <m:e>
-            <m:r>
-              <m:t>ρ</m:t>
-            </m:r>
-          </m:e>
-          <m:sub>
-            <m:r>
-              <m:t>F</m:t>
-            </m:r>
-          </m:sub>
-        </m:sSub>
-        <m:r>
-          <m:rPr>
-            <m:sty m:val="p"/>
-          </m:rPr>
-          <m:t>=</m:t>
-        </m:r>
-        <m:r>
-          <m:t>0.6</m:t>
-        </m:r>
-      </m:oMath>
-      <w:r>
-        <w:t xml:space="preserve"> between different facies. The port reproduces the project's published numbers exactly:</w:t>
+        <w:t xml:space="preserve"> km (3 545 cells, 221.6 km²), which contains all of the sea contact; the southern cut and every other margin are no-flow. Without the cut, the recharge of the southern plain would have to leave through the northern coast; in reality it drains to the Ishëm and Erzen rivers.</w:t>
       </w:r>
     </w:p>
     <w:tbl>
@@ -1154,9 +1415,9 @@
         <w:tblLayout w:type="fixed"/>
       </w:tblPr>
       <w:tblGrid>
+        <w:gridCol w:w="3238"/>
         <w:gridCol w:w="3200"/>
-        <w:gridCol w:w="3219"/>
-        <w:gridCol w:w="3219"/>
+        <w:gridCol w:w="3200"/>
       </w:tblGrid>
       <w:tr>
         <w:trPr>
@@ -1165,7 +1426,7 @@
         </w:trPr>
         <w:tc>
           <w:tcPr>
-            <w:tcW w:type="dxa" w:w="3200"/>
+            <w:tcW w:type="dxa" w:w="3238"/>
             <w:shd w:fill="1F3864" w:color="auto" w:val="clear"/>
             <w:tcMar>
               <w:top w:type="dxa" w:w="60"/>
@@ -1190,7 +1451,7 @@
         </w:tc>
         <w:tc>
           <w:tcPr>
-            <w:tcW w:type="dxa" w:w="3219"/>
+            <w:tcW w:type="dxa" w:w="3200"/>
             <w:shd w:fill="1F3864" w:color="auto" w:val="clear"/>
             <w:tcMar>
               <w:top w:type="dxa" w:w="60"/>
@@ -1209,13 +1470,13 @@
                 <w:sz w:val="17"/>
                 <w:szCs w:val="17"/>
               </w:rPr>
-              <w:t xml:space="preserve">Python (this note)</w:t>
-            </w:r>
-          </w:p>
-        </w:tc>
-        <w:tc>
-          <w:tcPr>
-            <w:tcW w:type="dxa" w:w="3219"/>
+              <w:t xml:space="preserve">First version (full margin)</w:t>
+            </w:r>
+          </w:p>
+        </w:tc>
+        <w:tc>
+          <w:tcPr>
+            <w:tcW w:type="dxa" w:w="3200"/>
             <w:shd w:fill="1F3864" w:color="auto" w:val="clear"/>
             <w:tcMar>
               <w:top w:type="dxa" w:w="60"/>
@@ -1234,7 +1495,7 @@
                 <w:sz w:val="17"/>
                 <w:szCs w:val="17"/>
               </w:rPr>
-              <w:t xml:space="preserve">Project (README, R2 log)</w:t>
+              <w:t xml:space="preserve">This version (geolocated)</w:t>
             </w:r>
           </w:p>
         </w:tc>
@@ -1245,7 +1506,7 @@
         </w:trPr>
         <w:tc>
           <w:tcPr>
-            <w:tcW w:type="dxa" w:w="3200"/>
+            <w:tcW w:type="dxa" w:w="3238"/>
             <w:tcMar>
               <w:top w:type="dxa" w:w="60"/>
               <w:left w:type="dxa" w:w="100"/>
@@ -1260,13 +1521,13 @@
                 <w:sz w:val="17"/>
                 <w:szCs w:val="17"/>
               </w:rPr>
-              <w:t xml:space="preserve">Active cells / area</w:t>
-            </w:r>
-          </w:p>
-        </w:tc>
-        <w:tc>
-          <w:tcPr>
-            <w:tcW w:type="dxa" w:w="3219"/>
+              <w:t xml:space="preserve">Sea boundary</w:t>
+            </w:r>
+          </w:p>
+        </w:tc>
+        <w:tc>
+          <w:tcPr>
+            <w:tcW w:type="dxa" w:w="3200"/>
             <w:tcMar>
               <w:top w:type="dxa" w:w="60"/>
               <w:left w:type="dxa" w:w="100"/>
@@ -1281,13 +1542,13 @@
                 <w:sz w:val="17"/>
                 <w:szCs w:val="17"/>
               </w:rPr>
-              <w:t xml:space="preserve">5 589 / 349.3 km²</w:t>
-            </w:r>
-          </w:p>
-        </w:tc>
-        <w:tc>
-          <w:tcPr>
-            <w:tcW w:type="dxa" w:w="3219"/>
+              <w:t xml:space="preserve">whole western margin, 52 km</w:t>
+            </w:r>
+          </w:p>
+        </w:tc>
+        <w:tc>
+          <w:tcPr>
+            <w:tcW w:type="dxa" w:w="3200"/>
             <w:tcMar>
               <w:top w:type="dxa" w:w="60"/>
               <w:left w:type="dxa" w:w="100"/>
@@ -1302,7 +1563,7 @@
                 <w:sz w:val="17"/>
                 <w:szCs w:val="17"/>
               </w:rPr>
-              <w:t xml:space="preserve">349.3 km² of active cells</w:t>
+              <w:t xml:space="preserve">northern 23 km (92 rows, y &gt; 29.5 km)</w:t>
             </w:r>
           </w:p>
         </w:tc>
@@ -1313,6 +1574,28 @@
         </w:trPr>
         <w:tc>
           <w:tcPr>
+            <w:tcW w:type="dxa" w:w="3238"/>
+            <w:shd w:fill="F7F9FC" w:color="auto" w:val="clear"/>
+            <w:tcMar>
+              <w:top w:type="dxa" w:w="60"/>
+              <w:left w:type="dxa" w:w="100"/>
+              <w:bottom w:type="dxa" w:w="60"/>
+              <w:right w:type="dxa" w:w="100"/>
+            </w:tcMar>
+            <w:vAlign w:val="top"/>
+          </w:tcPr>
+          <w:p>
+            <w:r>
+              <w:rPr>
+                <w:sz w:val="17"/>
+                <w:szCs w:val="17"/>
+              </w:rPr>
+              <w:t xml:space="preserve">Model domain</w:t>
+            </w:r>
+          </w:p>
+        </w:tc>
+        <w:tc>
+          <w:tcPr>
             <w:tcW w:type="dxa" w:w="3200"/>
             <w:shd w:fill="F7F9FC" w:color="auto" w:val="clear"/>
             <w:tcMar>
@@ -1329,13 +1612,13 @@
                 <w:sz w:val="17"/>
                 <w:szCs w:val="17"/>
               </w:rPr>
-              <w:t xml:space="preserve">Baseline intruded area</w:t>
-            </w:r>
-          </w:p>
-        </w:tc>
-        <w:tc>
-          <w:tcPr>
-            <w:tcW w:type="dxa" w:w="3219"/>
+              <w:t xml:space="preserve">polygon, 349.3 km²</w:t>
+            </w:r>
+          </w:p>
+        </w:tc>
+        <w:tc>
+          <w:tcPr>
+            <w:tcW w:type="dxa" w:w="3200"/>
             <w:shd w:fill="F7F9FC" w:color="auto" w:val="clear"/>
             <w:tcMar>
               <w:top w:type="dxa" w:w="60"/>
@@ -1351,29 +1634,7 @@
                 <w:sz w:val="17"/>
                 <w:szCs w:val="17"/>
               </w:rPr>
-              <w:t xml:space="preserve">92.7 km² (26.6% of the polygon)</w:t>
-            </w:r>
-          </w:p>
-        </w:tc>
-        <w:tc>
-          <w:tcPr>
-            <w:tcW w:type="dxa" w:w="3219"/>
-            <w:shd w:fill="F7F9FC" w:color="auto" w:val="clear"/>
-            <w:tcMar>
-              <w:top w:type="dxa" w:w="60"/>
-              <w:left w:type="dxa" w:w="100"/>
-              <w:bottom w:type="dxa" w:w="60"/>
-              <w:right w:type="dxa" w:w="100"/>
-            </w:tcMar>
-            <w:vAlign w:val="top"/>
-          </w:tcPr>
-          <w:p>
-            <w:r>
-              <w:rPr>
-                <w:sz w:val="17"/>
-                <w:szCs w:val="17"/>
-              </w:rPr>
-              <w:t xml:space="preserve">92.7 km² (26.6%)</w:t>
+              <w:t xml:space="preserve">coastal sector y ≥ 24 km, 221.6 km²</w:t>
             </w:r>
           </w:p>
         </w:tc>
@@ -1384,7 +1645,7 @@
         </w:trPr>
         <w:tc>
           <w:tcPr>
-            <w:tcW w:type="dxa" w:w="3200"/>
+            <w:tcW w:type="dxa" w:w="3238"/>
             <w:tcMar>
               <w:top w:type="dxa" w:w="60"/>
               <w:left w:type="dxa" w:w="100"/>
@@ -1399,13 +1660,13 @@
                 <w:sz w:val="17"/>
                 <w:szCs w:val="17"/>
               </w:rPr>
-              <w:t xml:space="preserve">Pilot zones</w:t>
-            </w:r>
-          </w:p>
-        </w:tc>
-        <w:tc>
-          <w:tcPr>
-            <w:tcW w:type="dxa" w:w="3219"/>
+              <w:t xml:space="preserve">Intruded area at the prior mean, no pumping</w:t>
+            </w:r>
+          </w:p>
+        </w:tc>
+        <w:tc>
+          <w:tcPr>
+            <w:tcW w:type="dxa" w:w="3200"/>
             <w:tcMar>
               <w:top w:type="dxa" w:w="60"/>
               <w:left w:type="dxa" w:w="100"/>
@@ -1420,13 +1681,13 @@
                 <w:sz w:val="17"/>
                 <w:szCs w:val="17"/>
               </w:rPr>
-              <w:t xml:space="preserve">12</w:t>
-            </w:r>
-          </w:p>
-        </w:tc>
-        <w:tc>
-          <w:tcPr>
-            <w:tcW w:type="dxa" w:w="3219"/>
+              <w:t xml:space="preserve">92.7 km²</w:t>
+            </w:r>
+          </w:p>
+        </w:tc>
+        <w:tc>
+          <w:tcPr>
+            <w:tcW w:type="dxa" w:w="3200"/>
             <w:tcMar>
               <w:top w:type="dxa" w:w="60"/>
               <w:left w:type="dxa" w:w="100"/>
@@ -1441,7 +1702,7 @@
                 <w:sz w:val="17"/>
                 <w:szCs w:val="17"/>
               </w:rPr>
-              <w:t xml:space="preserve">12</w:t>
+              <w:t xml:space="preserve">10.1 km²</w:t>
             </w:r>
           </w:p>
         </w:tc>
@@ -1452,6 +1713,28 @@
         </w:trPr>
         <w:tc>
           <w:tcPr>
+            <w:tcW w:type="dxa" w:w="3238"/>
+            <w:shd w:fill="F7F9FC" w:color="auto" w:val="clear"/>
+            <w:tcMar>
+              <w:top w:type="dxa" w:w="60"/>
+              <w:left w:type="dxa" w:w="100"/>
+              <w:bottom w:type="dxa" w:w="60"/>
+              <w:right w:type="dxa" w:w="100"/>
+            </w:tcMar>
+            <w:vAlign w:val="top"/>
+          </w:tcPr>
+          <w:p>
+            <w:r>
+              <w:rPr>
+                <w:sz w:val="17"/>
+                <w:szCs w:val="17"/>
+              </w:rPr>
+              <w:t xml:space="preserve">Inside wells at risk without pumping</w:t>
+            </w:r>
+          </w:p>
+        </w:tc>
+        <w:tc>
+          <w:tcPr>
             <w:tcW w:type="dxa" w:w="3200"/>
             <w:shd w:fill="F7F9FC" w:color="auto" w:val="clear"/>
             <w:tcMar>
@@ -1468,13 +1751,13 @@
                 <w:sz w:val="17"/>
                 <w:szCs w:val="17"/>
               </w:rPr>
-              <w:t xml:space="preserve">Monitoring wells (5)</w:t>
-            </w:r>
-          </w:p>
-        </w:tc>
-        <w:tc>
-          <w:tcPr>
-            <w:tcW w:type="dxa" w:w="3219"/>
+              <w:t xml:space="preserve">yes (A23: P = 0.52; R16: P = 0.64)</w:t>
+            </w:r>
+          </w:p>
+        </w:tc>
+        <w:tc>
+          <w:tcPr>
+            <w:tcW w:type="dxa" w:w="3200"/>
             <w:shd w:fill="F7F9FC" w:color="auto" w:val="clear"/>
             <w:tcMar>
               <w:top w:type="dxa" w:w="60"/>
@@ -1490,29 +1773,7 @@
                 <w:sz w:val="17"/>
                 <w:szCs w:val="17"/>
               </w:rPr>
-              <w:t xml:space="preserve">P21, A12, A13, A21, A10</w:t>
-            </w:r>
-          </w:p>
-        </w:tc>
-        <w:tc>
-          <w:tcPr>
-            <w:tcW w:type="dxa" w:w="3219"/>
-            <w:shd w:fill="F7F9FC" w:color="auto" w:val="clear"/>
-            <w:tcMar>
-              <w:top w:type="dxa" w:w="60"/>
-              <w:left w:type="dxa" w:w="100"/>
-              <w:bottom w:type="dxa" w:w="60"/>
-              <w:right w:type="dxa" w:w="100"/>
-            </w:tcMar>
-            <w:vAlign w:val="top"/>
-          </w:tcPr>
-          <w:p>
-            <w:r>
-              <w:rPr>
-                <w:sz w:val="17"/>
-                <w:szCs w:val="17"/>
-              </w:rPr>
-              <w:t xml:space="preserve">P21, A12, A13, A21, A10</w:t>
+              <w:t xml:space="preserve">none (lowest prior-mean head 2.56 m, at A1)</w:t>
             </w:r>
           </w:p>
         </w:tc>
@@ -1523,7 +1784,7 @@
         </w:trPr>
         <w:tc>
           <w:tcPr>
-            <w:tcW w:type="dxa" w:w="3200"/>
+            <w:tcW w:type="dxa" w:w="3238"/>
             <w:tcMar>
               <w:top w:type="dxa" w:w="60"/>
               <w:left w:type="dxa" w:w="100"/>
@@ -1538,13 +1799,13 @@
                 <w:sz w:val="17"/>
                 <w:szCs w:val="17"/>
               </w:rPr>
-              <w:t xml:space="preserve">MAR sites (3)</w:t>
-            </w:r>
-          </w:p>
-        </w:tc>
-        <w:tc>
-          <w:tcPr>
-            <w:tcW w:type="dxa" w:w="3219"/>
+              <w:t xml:space="preserve">Supply wells</w:t>
+            </w:r>
+          </w:p>
+        </w:tc>
+        <w:tc>
+          <w:tcPr>
+            <w:tcW w:type="dxa" w:w="3200"/>
             <w:tcMar>
               <w:top w:type="dxa" w:w="60"/>
               <w:left w:type="dxa" w:w="100"/>
@@ -1559,13 +1820,13 @@
                 <w:sz w:val="17"/>
                 <w:szCs w:val="17"/>
               </w:rPr>
-              <w:t xml:space="preserve">A18, P21, P16</w:t>
-            </w:r>
-          </w:p>
-        </w:tc>
-        <w:tc>
-          <w:tcPr>
-            <w:tcW w:type="dxa" w:w="3219"/>
+              <w:t xml:space="preserve">A23 (north), R16 (south), not pumped</w:t>
+            </w:r>
+          </w:p>
+        </w:tc>
+        <w:tc>
+          <w:tcPr>
+            <w:tcW w:type="dxa" w:w="3200"/>
             <w:tcMar>
               <w:top w:type="dxa" w:w="60"/>
               <w:left w:type="dxa" w:w="100"/>
@@ -1580,7 +1841,146 @@
                 <w:sz w:val="17"/>
                 <w:szCs w:val="17"/>
               </w:rPr>
-              <w:t xml:space="preserve">A18, P21, P16</w:t>
+              <w:t xml:space="preserve">A1 and P10 of the Fushë-Kuqe well field, pumped</w:t>
+            </w:r>
+          </w:p>
+        </w:tc>
+      </w:tr>
+      <w:tr>
+        <w:trPr>
+          <w:cantSplit/>
+        </w:trPr>
+        <w:tc>
+          <w:tcPr>
+            <w:tcW w:type="dxa" w:w="3238"/>
+            <w:shd w:fill="F7F9FC" w:color="auto" w:val="clear"/>
+            <w:tcMar>
+              <w:top w:type="dxa" w:w="60"/>
+              <w:left w:type="dxa" w:w="100"/>
+              <w:bottom w:type="dxa" w:w="60"/>
+              <w:right w:type="dxa" w:w="100"/>
+            </w:tcMar>
+            <w:vAlign w:val="top"/>
+          </w:tcPr>
+          <w:p>
+            <w:r>
+              <w:rPr>
+                <w:sz w:val="17"/>
+                <w:szCs w:val="17"/>
+              </w:rPr>
+              <w:t xml:space="preserve">Published MAR sites with sea contact</w:t>
+            </w:r>
+          </w:p>
+        </w:tc>
+        <w:tc>
+          <w:tcPr>
+            <w:tcW w:type="dxa" w:w="3200"/>
+            <w:shd w:fill="F7F9FC" w:color="auto" w:val="clear"/>
+            <w:tcMar>
+              <w:top w:type="dxa" w:w="60"/>
+              <w:left w:type="dxa" w:w="100"/>
+              <w:bottom w:type="dxa" w:w="60"/>
+              <w:right w:type="dxa" w:w="100"/>
+            </w:tcMar>
+            <w:vAlign w:val="top"/>
+          </w:tcPr>
+          <w:p>
+            <w:r>
+              <w:rPr>
+                <w:sz w:val="17"/>
+                <w:szCs w:val="17"/>
+              </w:rPr>
+              <w:t xml:space="preserve">3 of 3</w:t>
+            </w:r>
+          </w:p>
+        </w:tc>
+        <w:tc>
+          <w:tcPr>
+            <w:tcW w:type="dxa" w:w="3200"/>
+            <w:shd w:fill="F7F9FC" w:color="auto" w:val="clear"/>
+            <w:tcMar>
+              <w:top w:type="dxa" w:w="60"/>
+              <w:left w:type="dxa" w:w="100"/>
+              <w:bottom w:type="dxa" w:w="60"/>
+              <w:right w:type="dxa" w:w="100"/>
+            </w:tcMar>
+            <w:vAlign w:val="top"/>
+          </w:tcPr>
+          <w:p>
+            <w:r>
+              <w:rPr>
+                <w:sz w:val="17"/>
+                <w:szCs w:val="17"/>
+              </w:rPr>
+              <w:t xml:space="preserve">1 of 3 (P16)</w:t>
+            </w:r>
+          </w:p>
+        </w:tc>
+      </w:tr>
+      <w:tr>
+        <w:trPr>
+          <w:cantSplit/>
+        </w:trPr>
+        <w:tc>
+          <w:tcPr>
+            <w:tcW w:type="dxa" w:w="3238"/>
+            <w:tcMar>
+              <w:top w:type="dxa" w:w="60"/>
+              <w:left w:type="dxa" w:w="100"/>
+              <w:bottom w:type="dxa" w:w="60"/>
+              <w:right w:type="dxa" w:w="100"/>
+            </w:tcMar>
+            <w:vAlign w:val="top"/>
+          </w:tcPr>
+          <w:p>
+            <w:r>
+              <w:rPr>
+                <w:sz w:val="17"/>
+                <w:szCs w:val="17"/>
+              </w:rPr>
+              <w:t xml:space="preserve">Published monitoring wells in the model</w:t>
+            </w:r>
+          </w:p>
+        </w:tc>
+        <w:tc>
+          <w:tcPr>
+            <w:tcW w:type="dxa" w:w="3200"/>
+            <w:tcMar>
+              <w:top w:type="dxa" w:w="60"/>
+              <w:left w:type="dxa" w:w="100"/>
+              <w:bottom w:type="dxa" w:w="60"/>
+              <w:right w:type="dxa" w:w="100"/>
+            </w:tcMar>
+            <w:vAlign w:val="top"/>
+          </w:tcPr>
+          <w:p>
+            <w:r>
+              <w:rPr>
+                <w:sz w:val="17"/>
+                <w:szCs w:val="17"/>
+              </w:rPr>
+              <w:t xml:space="preserve">5 of 5</w:t>
+            </w:r>
+          </w:p>
+        </w:tc>
+        <w:tc>
+          <w:tcPr>
+            <w:tcW w:type="dxa" w:w="3200"/>
+            <w:tcMar>
+              <w:top w:type="dxa" w:w="60"/>
+              <w:left w:type="dxa" w:w="100"/>
+              <w:bottom w:type="dxa" w:w="60"/>
+              <w:right w:type="dxa" w:w="100"/>
+            </w:tcMar>
+            <w:vAlign w:val="top"/>
+          </w:tcPr>
+          <w:p>
+            <w:r>
+              <w:rPr>
+                <w:sz w:val="17"/>
+                <w:szCs w:val="17"/>
+              </w:rPr>
+              <w:t xml:space="preserve">2 of 5 (A10, A13)</w:t>
             </w:r>
           </w:p>
         </w:tc>
@@ -1593,6 +1993,130 @@
     </w:p>
     <w:p>
       <w:pPr>
+        <w:keepNext/>
+        <w:spacing w:after="60" w:before="120"/>
+        <w:jc w:val="center"/>
+      </w:pPr>
+      <w:r>
+        <w:drawing>
+          <wp:inline distT="0" distB="0" distL="0" distR="0">
+            <wp:extent cx="4495800" cy="5286375"/>
+            <wp:effectExtent t="0" r="0" b="0" l="0"/>
+            <wp:docPr id="1" name="The full-margin and the geolocated sea boundary of the Fushë-Kuqe model" descr="The full-margin and the geolocated sea boundary of the Fushë-Kuqe model" title="The full-margin and the geolocated sea boundary of the Fushë-Kuqe model"/>
+            <wp:cNvGraphicFramePr>
+              <a:graphicFrameLocks xmlns:a="http://schemas.openxmlformats.org/drawingml/2006/main" noChangeAspect="1"/>
+            </wp:cNvGraphicFramePr>
+            <a:graphic xmlns:a="http://schemas.openxmlformats.org/drawingml/2006/main">
+              <a:graphicData uri="http://schemas.openxmlformats.org/drawingml/2006/picture">
+                <pic:pic xmlns:pic="http://schemas.openxmlformats.org/drawingml/2006/picture">
+                  <pic:nvPicPr>
+                    <pic:cNvPr id="0" name="" descr=""/>
+                    <pic:cNvPicPr>
+                      <a:picLocks noChangeAspect="1" noChangeArrowheads="1"/>
+                    </pic:cNvPicPr>
+                  </pic:nvPicPr>
+                  <pic:blipFill>
+                    <a:blip r:embed="rId11" cstate="none"/>
+                    <a:srcRect/>
+                    <a:stretch>
+                      <a:fillRect/>
+                    </a:stretch>
+                  </pic:blipFill>
+                  <pic:spPr bwMode="auto">
+                    <a:xfrm>
+                      <a:off x="0" y="0"/>
+                      <a:ext cx="4495800" cy="5286375"/>
+                    </a:xfrm>
+                    <a:prstGeom prst="rect">
+                      <a:avLst/>
+                    </a:prstGeom>
+                  </pic:spPr>
+                </pic:pic>
+              </a:graphicData>
+            </a:graphic>
+          </wp:inline>
+        </w:drawing>
+      </w:r>
+    </w:p>
+    <w:p>
+      <w:pPr>
+        <w:spacing w:after="200"/>
+        <w:jc w:val="both"/>
+      </w:pPr>
+      <w:r>
+        <w:rPr>
+          <w:b/>
+          <w:bCs/>
+          <w:color w:val="3A4350"/>
+          <w:sz w:val="18"/>
+          <w:szCs w:val="18"/>
+        </w:rPr>
+        <w:t xml:space="preserve">Figure 1.</w:t>
+      </w:r>
+      <w:r>
+        <w:rPr>
+          <w:color w:val="3A4350"/>
+          <w:sz w:val="18"/>
+          <w:szCs w:val="18"/>
+        </w:rPr>
+        <w:t xml:space="preserve"> The two sea boundaries. (a) First version: every row drains to the sea at the western edge of the polygon. The intruded zone at the prior mean (</w:t>
+      </w:r>
+      <m:oMath>
+        <m:r>
+          <m:t>h</m:t>
+        </m:r>
+        <m:r>
+          <m:rPr>
+            <m:sty m:val="p"/>
+          </m:rPr>
+          <m:t>&lt;</m:t>
+        </m:r>
+        <m:r>
+          <m:t>1</m:t>
+        </m:r>
+      </m:oMath>
+      <w:r>
+        <w:rPr>
+          <w:color w:val="3A4350"/>
+          <w:sz w:val="18"/>
+          <w:szCs w:val="18"/>
+        </w:rPr>
+        <w:t xml:space="preserve"> m) covers 92.7 km², and the supply wells A23 and R16 are at risk without pumping. (b) This version: the Adriatic contact geolocated against the GLOBE shoreline (23 km) and the coastal sector </w:t>
+      </w:r>
+      <m:oMath>
+        <m:r>
+          <m:t>y</m:t>
+        </m:r>
+        <m:r>
+          <m:rPr>
+            <m:sty m:val="p"/>
+          </m:rPr>
+          <m:t>≥</m:t>
+        </m:r>
+        <m:r>
+          <m:t>24</m:t>
+        </m:r>
+      </m:oMath>
+      <w:r>
+        <w:rPr>
+          <w:color w:val="3A4350"/>
+          <w:sz w:val="18"/>
+          <w:szCs w:val="18"/>
+        </w:rPr>
+        <w:t xml:space="preserve"> km. The intruded zone shrinks to 10.1 km² along the northern coast. Pumping A1 and P10 enlarges it to 11.6 km² at the prior mean and brings each well to an intrusion probability of ½ (its prior-mean head stays just above 1 m). Two of the three published MAR sites (A18, P21) lie in the southern plain, which has no sea contact.</w:t>
+      </w:r>
+    </w:p>
+    <w:p>
+      <w:pPr>
+        <w:spacing w:after="120"/>
+        <w:jc w:val="both"/>
+      </w:pPr>
+      <w:r>
+        <w:t xml:space="preserve">Without pumping, no inside well is at risk: the lowest prior-mean head of an inside K-well in the sector is 2.56 m (A1), against a threshold of 1.0 m, and the intruded zone lies along the northern coast, where there are no wells. Pumping is therefore part of the problem: it is what puts the well field at risk.</w:t>
+      </w:r>
+    </w:p>
+    <w:p>
+      <w:pPr>
         <w:spacing w:after="240"/>
       </w:pPr>
     </w:p>
@@ -1604,7 +2128,16 @@
         <w:rPr>
           <w:color w:val="1F3864"/>
         </w:rPr>
-        <w:t xml:space="preserve">3. The experiment: goals, wells and criteria</w:t>
+        <w:t xml:space="preserve">3. The experiment: supply wells, pumping, goals and criteria</w:t>
+      </w:r>
+    </w:p>
+    <w:p>
+      <w:pPr>
+        <w:spacing w:after="120"/>
+        <w:jc w:val="both"/>
+      </w:pPr>
+      <w:r>
+        <w:t xml:space="preserve">The rules below adapt the first version's experiment to the new boundary. They were fixed before any design was compared.</w:t>
       </w:r>
     </w:p>
     <w:p>
@@ -1620,41 +2153,393 @@
         <w:t xml:space="preserve">Supply wells.</w:t>
       </w:r>
       <w:r>
-        <w:t xml:space="preserve"> The data do not include the coordinates of the Gorre and Fushë-Kuqe pumping stations, toward which the wedge is moving according to Cenameri and Beqiraj (2016). We therefore chose the supply wells with a rule stated in advance. In each sector (north: N &gt; 25 km; south: N &lt; 25 km), the supply well is the well inside the aquifer, outside the published design, whose prior intrusion probability is closest to 1/2. This selected </w:t>
+        <w:t xml:space="preserve"> The coordinates of the Gorre and Fushë-Kuqe pumping stations are not in the data. The sector is split at section A–A′ (</w:t>
+      </w:r>
+      <m:oMath>
+        <m:r>
+          <m:t>y</m:t>
+        </m:r>
+        <m:r>
+          <m:rPr>
+            <m:sty m:val="p"/>
+          </m:rPr>
+          <m:t>=</m:t>
+        </m:r>
+        <m:r>
+          <m:t>36.5</m:t>
+        </m:r>
+      </m:oMath>
+      <w:r>
+        <w:t xml:space="preserve"> km), which crosses the Fushë-Kuqe well field. In each half, the supply well is the inside K-well with the lowest prior-mean head, outside the published monitoring design. This gives </w:t>
       </w:r>
       <w:r>
         <w:rPr>
           <w:b/>
           <w:bCs/>
         </w:rPr>
-        <w:t xml:space="preserve">A = A23</w:t>
-      </w:r>
-      <w:r>
-        <w:t xml:space="preserve"> (fine gravel, 1.9 km from the coast, P = 0.52) and </w:t>
+        <w:t xml:space="preserve">A = A1</w:t>
+      </w:r>
+      <w:r>
+        <w:t xml:space="preserve"> at (3.0, 36.5) km and </w:t>
       </w:r>
       <w:r>
         <w:rPr>
           <w:b/>
           <w:bCs/>
         </w:rPr>
-        <w:t xml:space="preserve">B = R16</w:t>
-      </w:r>
-      <w:r>
-        <w:t xml:space="preserve"> (medium gravel, 1.4 km from the coast, P = 0.64). The supply wells are not candidates, because pumping distorts their head. The candidates are the other 30 wells inside the aquifer, which measure head with noise </w:t>
-      </w:r>
+        <w:t xml:space="preserve">B = P10</w:t>
+      </w:r>
+      <w:r>
+        <w:t xml:space="preserve"> at (4.0, 35.0) km. The old pair does not fit, because R16 lies in the southern plain, outside the sector.</w:t>
+      </w:r>
+    </w:p>
+    <w:p>
+      <w:pPr>
+        <w:spacing w:after="120"/>
+        <w:jc w:val="both"/>
+      </w:pPr>
+      <w:r>
+        <w:rPr>
+          <w:b/>
+          <w:bCs/>
+        </w:rPr>
+        <w:t xml:space="preserve">Pumping.</w:t>
+      </w:r>
+      <w:r>
+        <w:t xml:space="preserve"> The first version chose wells whose prior intrusion probability was closest to ½, so that the risk question was open. Here no well is at risk without pumping, so the pumping takes that role. For fixed </w:t>
+      </w:r>
+      <m:oMath>
+        <m:r>
+          <m:t>θ</m:t>
+        </m:r>
+      </m:oMath>
+      <w:r>
+        <w:t xml:space="preserve"> the head is linear in the pumping rates:</w:t>
+      </w:r>
+    </w:p>
+    <w:p>
+      <w:pPr>
+        <w:pStyle w:val="Equation"/>
+      </w:pPr>
+      <m:oMathPara>
+        <m:oMathParaPr>
+          <m:jc m:val="center"/>
+        </m:oMathParaPr>
+        <m:oMath>
+          <m:r>
+            <m:t>h</m:t>
+          </m:r>
+          <m:d>
+            <m:dPr>
+              <m:begChr m:val="("/>
+              <m:sepChr m:val=""/>
+              <m:endChr m:val=")"/>
+              <m:grow/>
+            </m:dPr>
+            <m:e>
+              <m:r>
+                <m:t>θ</m:t>
+              </m:r>
+              <m:r>
+                <m:rPr>
+                  <m:sty m:val="p"/>
+                </m:rPr>
+                <m:t>;</m:t>
+              </m:r>
+              <m:sSub>
+                <m:e>
+                  <m:r>
+                    <m:t>Q</m:t>
+                  </m:r>
+                </m:e>
+                <m:sub>
+                  <m:r>
+                    <m:t>A</m:t>
+                  </m:r>
+                </m:sub>
+              </m:sSub>
+              <m:r>
+                <m:rPr>
+                  <m:sty m:val="p"/>
+                </m:rPr>
+                <m:t>,</m:t>
+              </m:r>
+              <m:sSub>
+                <m:e>
+                  <m:r>
+                    <m:t>Q</m:t>
+                  </m:r>
+                </m:e>
+                <m:sub>
+                  <m:r>
+                    <m:t>B</m:t>
+                  </m:r>
+                </m:sub>
+              </m:sSub>
+            </m:e>
+          </m:d>
+          <m:r>
+            <m:rPr>
+              <m:sty m:val="p"/>
+            </m:rPr>
+            <m:t>=</m:t>
+          </m:r>
+          <m:r>
+            <m:t>h</m:t>
+          </m:r>
+          <m:d>
+            <m:dPr>
+              <m:begChr m:val="("/>
+              <m:sepChr m:val=""/>
+              <m:endChr m:val=")"/>
+              <m:grow/>
+            </m:dPr>
+            <m:e>
+              <m:r>
+                <m:t>θ</m:t>
+              </m:r>
+            </m:e>
+          </m:d>
+          <m:r>
+            <m:rPr>
+              <m:sty m:val="p"/>
+            </m:rPr>
+            <m:t>−</m:t>
+          </m:r>
+          <m:sSub>
+            <m:e>
+              <m:r>
+                <m:t>Q</m:t>
+              </m:r>
+            </m:e>
+            <m:sub>
+              <m:r>
+                <m:t>A</m:t>
+              </m:r>
+            </m:sub>
+          </m:sSub>
+          <m:r>
+            <m:t> </m:t>
+          </m:r>
+          <m:sSub>
+            <m:e>
+              <m:r>
+                <m:t>u</m:t>
+              </m:r>
+            </m:e>
+            <m:sub>
+              <m:r>
+                <m:t>A</m:t>
+              </m:r>
+            </m:sub>
+          </m:sSub>
+          <m:d>
+            <m:dPr>
+              <m:begChr m:val="("/>
+              <m:sepChr m:val=""/>
+              <m:endChr m:val=")"/>
+              <m:grow/>
+            </m:dPr>
+            <m:e>
+              <m:r>
+                <m:t>θ</m:t>
+              </m:r>
+            </m:e>
+          </m:d>
+          <m:r>
+            <m:rPr>
+              <m:sty m:val="p"/>
+            </m:rPr>
+            <m:t>−</m:t>
+          </m:r>
+          <m:sSub>
+            <m:e>
+              <m:r>
+                <m:t>Q</m:t>
+              </m:r>
+            </m:e>
+            <m:sub>
+              <m:r>
+                <m:t>B</m:t>
+              </m:r>
+            </m:sub>
+          </m:sSub>
+          <m:r>
+            <m:t> </m:t>
+          </m:r>
+          <m:sSub>
+            <m:e>
+              <m:r>
+                <m:t>u</m:t>
+              </m:r>
+            </m:e>
+            <m:sub>
+              <m:r>
+                <m:t>B</m:t>
+              </m:r>
+            </m:sub>
+          </m:sSub>
+          <m:d>
+            <m:dPr>
+              <m:begChr m:val="("/>
+              <m:sepChr m:val=""/>
+              <m:endChr m:val=")"/>
+              <m:grow/>
+            </m:dPr>
+            <m:e>
+              <m:r>
+                <m:t>θ</m:t>
+              </m:r>
+            </m:e>
+          </m:d>
+          <m:r>
+            <m:rPr>
+              <m:sty m:val="p"/>
+            </m:rPr>
+            <m:t>,</m:t>
+          </m:r>
+          <m:r>
+            <m:t>  </m:t>
+          </m:r>
+          <m:sSub>
+            <m:e>
+              <m:r>
+                <m:t>u</m:t>
+              </m:r>
+            </m:e>
+            <m:sub>
+              <m:r>
+                <m:t>w</m:t>
+              </m:r>
+            </m:sub>
+          </m:sSub>
+          <m:r>
+            <m:rPr>
+              <m:sty m:val="p"/>
+            </m:rPr>
+            <m:t>=</m:t>
+          </m:r>
+          <m:sSubSup>
+            <m:e>
+              <m:r>
+                <m:t>A</m:t>
+              </m:r>
+            </m:e>
+            <m:sub>
+              <m:r>
+                <m:t>θ</m:t>
+              </m:r>
+            </m:sub>
+            <m:sup>
+              <m:r>
+                <m:rPr>
+                  <m:sty m:val="p"/>
+                </m:rPr>
+                <m:t>−</m:t>
+              </m:r>
+              <m:r>
+                <m:t>1</m:t>
+              </m:r>
+            </m:sup>
+          </m:sSubSup>
+          <m:sSub>
+            <m:e>
+              <m:r>
+                <m:t>e</m:t>
+              </m:r>
+            </m:e>
+            <m:sub>
+              <m:r>
+                <m:t>w</m:t>
+              </m:r>
+            </m:sub>
+          </m:sSub>
+        </m:oMath>
+      </m:oMathPara>
+    </w:p>
+    <w:p>
+      <w:pPr>
+        <w:spacing w:after="120"/>
+        <w:jc w:val="both"/>
+      </w:pPr>
       <m:oMath>
         <m:sSub>
           <m:e>
             <m:r>
-              <m:t>σ</m:t>
+              <m:t>Q</m:t>
             </m:r>
           </m:e>
           <m:sub>
             <m:r>
-              <m:t>ε</m:t>
+              <m:t>A</m:t>
             </m:r>
           </m:sub>
         </m:sSub>
+      </m:oMath>
+      <w:r>
+        <w:t xml:space="preserve"> and </w:t>
+      </w:r>
+      <m:oMath>
+        <m:sSub>
+          <m:e>
+            <m:r>
+              <m:t>Q</m:t>
+            </m:r>
+          </m:e>
+          <m:sub>
+            <m:r>
+              <m:t>B</m:t>
+            </m:r>
+          </m:sub>
+        </m:sSub>
+      </m:oMath>
+      <w:r>
+        <w:t xml:space="preserve"> are set so that </w:t>
+      </w:r>
+      <m:oMath>
+        <m:r>
+          <m:t>P</m:t>
+        </m:r>
+        <m:d>
+          <m:dPr>
+            <m:begChr m:val="("/>
+            <m:sepChr m:val=""/>
+            <m:endChr m:val=")"/>
+            <m:grow/>
+          </m:dPr>
+          <m:e>
+            <m:sSub>
+              <m:e>
+                <m:r>
+                  <m:t>h</m:t>
+                </m:r>
+              </m:e>
+              <m:sub>
+                <m:r>
+                  <m:t>A</m:t>
+                </m:r>
+              </m:sub>
+            </m:sSub>
+            <m:r>
+              <m:rPr>
+                <m:sty m:val="p"/>
+              </m:rPr>
+              <m:t>&lt;</m:t>
+            </m:r>
+            <m:sSub>
+              <m:e>
+                <m:r>
+                  <m:t>h</m:t>
+                </m:r>
+              </m:e>
+              <m:sub>
+                <m:r>
+                  <m:t>c</m:t>
+                </m:r>
+              </m:sub>
+            </m:sSub>
+          </m:e>
+        </m:d>
         <m:r>
           <m:rPr>
             <m:sty m:val="p"/>
@@ -1662,11 +2547,136 @@
           <m:t>=</m:t>
         </m:r>
         <m:r>
-          <m:t>0.2</m:t>
-        </m:r>
+          <m:t>P</m:t>
+        </m:r>
+        <m:d>
+          <m:dPr>
+            <m:begChr m:val="("/>
+            <m:sepChr m:val=""/>
+            <m:endChr m:val=")"/>
+            <m:grow/>
+          </m:dPr>
+          <m:e>
+            <m:sSub>
+              <m:e>
+                <m:r>
+                  <m:t>h</m:t>
+                </m:r>
+              </m:e>
+              <m:sub>
+                <m:r>
+                  <m:t>B</m:t>
+                </m:r>
+              </m:sub>
+            </m:sSub>
+            <m:r>
+              <m:rPr>
+                <m:sty m:val="p"/>
+              </m:rPr>
+              <m:t>&lt;</m:t>
+            </m:r>
+            <m:sSub>
+              <m:e>
+                <m:r>
+                  <m:t>h</m:t>
+                </m:r>
+              </m:e>
+              <m:sub>
+                <m:r>
+                  <m:t>c</m:t>
+                </m:r>
+              </m:sub>
+            </m:sSub>
+          </m:e>
+        </m:d>
+        <m:r>
+          <m:rPr>
+            <m:sty m:val="p"/>
+          </m:rPr>
+          <m:t>=</m:t>
+        </m:r>
+        <m:f>
+          <m:fPr>
+            <m:type m:val="bar"/>
+          </m:fPr>
+          <m:num>
+            <m:r>
+              <m:t>1</m:t>
+            </m:r>
+          </m:num>
+          <m:den>
+            <m:r>
+              <m:t>2</m:t>
+            </m:r>
+          </m:den>
+        </m:f>
       </m:oMath>
       <w:r>
-        <w:t xml:space="preserve"> m, as in the project.</w:t>
+        <w:t xml:space="preserve"> with both wells pumping, on a calibration ensemble of 2 000 draws that is independent of the evaluation ensemble. This gives </w:t>
+      </w:r>
+      <m:oMath>
+        <m:sSub>
+          <m:e>
+            <m:r>
+              <m:t>Q</m:t>
+            </m:r>
+          </m:e>
+          <m:sub>
+            <m:r>
+              <m:t>A</m:t>
+            </m:r>
+          </m:sub>
+        </m:sSub>
+        <m:r>
+          <m:rPr>
+            <m:sty m:val="p"/>
+          </m:rPr>
+          <m:t>=</m:t>
+        </m:r>
+        <m:r>
+          <m:t>3</m:t>
+        </m:r>
+        <m:r>
+          <m:t> </m:t>
+        </m:r>
+        <m:r>
+          <m:t>757</m:t>
+        </m:r>
+      </m:oMath>
+      <w:r>
+        <w:t xml:space="preserve"> and </w:t>
+      </w:r>
+      <m:oMath>
+        <m:sSub>
+          <m:e>
+            <m:r>
+              <m:t>Q</m:t>
+            </m:r>
+          </m:e>
+          <m:sub>
+            <m:r>
+              <m:t>B</m:t>
+            </m:r>
+          </m:sub>
+        </m:sSub>
+        <m:r>
+          <m:rPr>
+            <m:sty m:val="p"/>
+          </m:rPr>
+          <m:t>=</m:t>
+        </m:r>
+        <m:r>
+          <m:t>17</m:t>
+        </m:r>
+        <m:r>
+          <m:t> </m:t>
+        </m:r>
+        <m:r>
+          <m:t>183</m:t>
+        </m:r>
+      </m:oMath>
+      <w:r>
+        <w:t xml:space="preserve"> m³/day, with mean drawdowns of 1.56 m and 3.25 m.</w:t>
       </w:r>
     </w:p>
     <w:p>
@@ -1682,7 +2692,7 @@
         <w:t xml:space="preserve">Goals.</w:t>
       </w:r>
       <w:r>
-        <w:t xml:space="preserve"> We have three binary goals: the risk at A, </w:t>
+        <w:t xml:space="preserve"> The three binary goals of the first version are kept: the risk at A, </w:t>
       </w:r>
       <m:oMath>
         <m:sSub>
@@ -1857,7 +2867,7 @@
         </m:d>
       </m:oMath>
       <w:r>
-        <w:t xml:space="preserve">; and the project question turned into a threshold, </w:t>
+        <w:t xml:space="preserve">; and the intruded area of the sector above a threshold, </w:t>
       </w:r>
       <m:oMath>
         <m:sSub>
@@ -1902,13 +2912,13 @@
               <m:t>&gt;</m:t>
             </m:r>
             <m:r>
-              <m:t>100</m:t>
+              <m:t>12</m:t>
             </m:r>
           </m:e>
         </m:d>
       </m:oMath>
       <w:r>
-        <w:t xml:space="preserve">, where </w:t>
+        <w:t xml:space="preserve"> with </w:t>
       </w:r>
       <m:oMath>
         <m:r>
@@ -1916,122 +2926,57 @@
         </m:r>
       </m:oMath>
       <w:r>
-        <w:t xml:space="preserve"> is the intruded area in km². The prior probabilities are 0.52, 0.80 and 0.44. The interface toe passing beneath a supply well is this sharp-interface model's approximation of the 250 mg/L chloride threshold being exceeded at the base of the well.</w:t>
+        <w:t xml:space="preserve"> in km². The threshold is now the prior median of </w:t>
+      </w:r>
+      <m:oMath>
+        <m:r>
+          <m:t>S</m:t>
+        </m:r>
+      </m:oMath>
+      <w:r>
+        <w:t xml:space="preserve">, rounded to 1 km² (the first version used 100 km², near its baseline of 92.7 km²). The prior probabilities are 0.49, 0.57 and 0.50.</w:t>
       </w:r>
     </w:p>
     <w:p>
       <w:pPr>
-        <w:keepNext/>
-        <w:spacing w:after="60" w:before="120"/>
-        <w:jc w:val="center"/>
-      </w:pPr>
-      <w:r>
-        <w:drawing>
-          <wp:inline distT="0" distB="0" distL="0" distR="0">
-            <wp:extent cx="5762625" cy="3705225"/>
-            <wp:effectExtent t="0" r="0" b="0" l="0"/>
-            <wp:docPr id="1" name="Map of Fushë-Kuqe with the intrusion probability and the 5-well designs" descr="Map of Fushë-Kuqe with the intrusion probability and the 5-well designs" title="Map of Fushë-Kuqe with the intrusion probability and the 5-well designs"/>
-            <wp:cNvGraphicFramePr>
-              <a:graphicFrameLocks xmlns:a="http://schemas.openxmlformats.org/drawingml/2006/main" noChangeAspect="1"/>
-            </wp:cNvGraphicFramePr>
-            <a:graphic xmlns:a="http://schemas.openxmlformats.org/drawingml/2006/main">
-              <a:graphicData uri="http://schemas.openxmlformats.org/drawingml/2006/picture">
-                <pic:pic xmlns:pic="http://schemas.openxmlformats.org/drawingml/2006/picture">
-                  <pic:nvPicPr>
-                    <pic:cNvPr id="0" name="" descr=""/>
-                    <pic:cNvPicPr>
-                      <a:picLocks noChangeAspect="1" noChangeArrowheads="1"/>
-                    </pic:cNvPicPr>
-                  </pic:nvPicPr>
-                  <pic:blipFill>
-                    <a:blip r:embed="rId11" cstate="none"/>
-                    <a:srcRect/>
-                    <a:stretch>
-                      <a:fillRect/>
-                    </a:stretch>
-                  </pic:blipFill>
-                  <pic:spPr bwMode="auto">
-                    <a:xfrm>
-                      <a:off x="0" y="0"/>
-                      <a:ext cx="5762625" cy="3705225"/>
-                    </a:xfrm>
-                    <a:prstGeom prst="rect">
-                      <a:avLst/>
-                    </a:prstGeom>
-                  </pic:spPr>
-                </pic:pic>
-              </a:graphicData>
-            </a:graphic>
-          </wp:inline>
-        </w:drawing>
-      </w:r>
-    </w:p>
-    <w:p>
-      <w:pPr>
-        <w:spacing w:after="200"/>
+        <w:spacing w:after="120"/>
         <w:jc w:val="both"/>
       </w:pPr>
       <w:r>
         <w:rPr>
           <w:b/>
           <w:bCs/>
-          <w:color w:val="3A4350"/>
-          <w:sz w:val="18"/>
-          <w:szCs w:val="18"/>
         </w:rPr>
-        <w:t xml:space="preserve">Figure 1.</w:t>
-      </w:r>
-      <w:r>
-        <w:rPr>
-          <w:color w:val="3A4350"/>
-          <w:sz w:val="18"/>
-          <w:szCs w:val="18"/>
-        </w:rPr>
-        <w:t xml:space="preserve"> (a) Prior intrusion probability </w:t>
+        <w:t xml:space="preserve">Candidates.</w:t>
+      </w:r>
+      <w:r>
+        <w:t xml:space="preserve"> The 16 other inside K-wells of the sector (P3, P4, P12, P13, P17, A3, A4, A9, A10, A11, A13, A23, A24, A25, A28, A30) measure head with noise </w:t>
       </w:r>
       <m:oMath>
-        <m:r>
-          <m:t>P</m:t>
-        </m:r>
-        <m:d>
-          <m:dPr>
-            <m:begChr m:val="("/>
-            <m:sepChr m:val=""/>
-            <m:endChr m:val=")"/>
-            <m:grow/>
-          </m:dPr>
+        <m:sSub>
           <m:e>
             <m:r>
-              <m:t>h</m:t>
-            </m:r>
-            <m:r>
-              <m:rPr>
-                <m:sty m:val="p"/>
-              </m:rPr>
-              <m:t>&lt;</m:t>
-            </m:r>
-            <m:r>
-              <m:t>1</m:t>
-            </m:r>
-            <m:r>
-              <m:t> </m:t>
-            </m:r>
-            <m:r>
-              <m:rPr>
-                <m:sty m:val="p"/>
-              </m:rPr>
-              <m:t>m</m:t>
+              <m:t>σ</m:t>
             </m:r>
           </m:e>
-        </m:d>
+          <m:sub>
+            <m:r>
+              <m:t>ε</m:t>
+            </m:r>
+          </m:sub>
+        </m:sSub>
+        <m:r>
+          <m:rPr>
+            <m:sty m:val="p"/>
+          </m:rPr>
+          <m:t>=</m:t>
+        </m:r>
+        <m:r>
+          <m:t>0.2</m:t>
+        </m:r>
       </m:oMath>
       <w:r>
-        <w:rPr>
-          <w:color w:val="3A4350"/>
-          <w:sz w:val="18"/>
-          <w:szCs w:val="18"/>
-        </w:rPr>
-        <w:t xml:space="preserve">, from 1 000 realizations. The dashed line shows the interface toe under the prior mean, the white circles the 30 candidates, and the triangles the supply wells A = A23 and B = R16. (b–d) The 5-well designs (orange circles) and their exact EIG for the “A or B” risk: (b) the published design, (c) PRAG-GO, (d) the design from greedy search with swaps on the exact EIG. The values come from the ensemble with 48 000 realizations, as a percentage of the best design found.</w:t>
+        <w:t xml:space="preserve"> m. With 16 candidates every design can be scored exactly: all 120 two-well, 560 three-well and 4 368 five-well designs.</w:t>
       </w:r>
     </w:p>
     <w:p>
@@ -2047,7 +2992,7 @@
         <w:t xml:space="preserve">Exact EIG.</w:t>
       </w:r>
       <w:r>
-        <w:t xml:space="preserve"> For each binary goal, </w:t>
+        <w:t xml:space="preserve"> For a binary goal, </w:t>
       </w:r>
       <m:oMath>
         <m:r>
@@ -2188,7 +3133,7 @@
         </m:r>
       </m:oMath>
       <w:r>
-        <w:t xml:space="preserve"> is the binary entropy. We estimate it without linearization, by reweighting 12 000 prior solutions with 2 000 external synthetic data sets, the same for all designs:</w:t>
+        <w:t xml:space="preserve"> is the binary entropy. It is estimated without linearization by reweighting 12 000 inner prior solutions with 2 000 outer synthetic data sets, the same for all designs:</w:t>
       </w:r>
     </w:p>
     <w:p>
@@ -2660,108 +3605,7 @@
         <w:t xml:space="preserve">Criteria.</w:t>
       </w:r>
       <w:r>
-        <w:t xml:space="preserve"> We compare four criteria:</w:t>
-      </w:r>
-    </w:p>
-    <w:p>
-      <w:pPr>
-        <w:pStyle w:val="ListParagraph"/>
-        <w:numPr>
-          <w:ilvl w:val="0"/>
-          <w:numId w:val="2"/>
-        </w:numPr>
-        <w:spacing w:after="60"/>
-        <w:jc w:val="both"/>
-      </w:pPr>
-      <w:r>
-        <w:t xml:space="preserve">the linear EIG of the area, which is the published pipeline with Lemma 1;</w:t>
-      </w:r>
-    </w:p>
-    <w:p>
-      <w:pPr>
-        <w:pStyle w:val="ListParagraph"/>
-        <w:numPr>
-          <w:ilvl w:val="0"/>
-          <w:numId w:val="2"/>
-        </w:numPr>
-        <w:spacing w:after="60"/>
-        <w:jc w:val="both"/>
-      </w:pPr>
-      <w:r>
-        <w:t xml:space="preserve">the linear EIG of the head at A, which by Theorem 1 gives the design for the risk at A;</w:t>
-      </w:r>
-    </w:p>
-    <w:p>
-      <w:pPr>
-        <w:pStyle w:val="ListParagraph"/>
-        <w:numPr>
-          <w:ilvl w:val="0"/>
-          <w:numId w:val="2"/>
-        </w:numPr>
-        <w:spacing w:after="60"/>
-        <w:jc w:val="both"/>
-      </w:pPr>
-      <w:r>
-        <w:t xml:space="preserve">the linear EIG of the mean head at A and B;</w:t>
-      </w:r>
-    </w:p>
-    <w:p>
-      <w:pPr>
-        <w:pStyle w:val="ListParagraph"/>
-        <w:numPr>
-          <w:ilvl w:val="0"/>
-          <w:numId w:val="2"/>
-        </w:numPr>
-        <w:spacing w:after="60"/>
-        <w:jc w:val="both"/>
-      </w:pPr>
-      <w:r>
-        <w:t xml:space="preserve">the closed-form PRAG-GO formula for the “A or B” risk. We compute it with three kinds of moments: the project's linear moments, the ensemble moments, and the moments after the normal-score transform.</w:t>
-      </w:r>
-    </w:p>
-    <w:p>
-      <w:pPr>
-        <w:spacing w:after="120"/>
-        <w:jc w:val="both"/>
-      </w:pPr>
-      <w:r>
-        <w:t xml:space="preserve">For the intrusion events </w:t>
-      </w:r>
-      <m:oMath>
-        <m:d>
-          <m:dPr>
-            <m:begChr m:val="{"/>
-            <m:sepChr m:val=""/>
-            <m:endChr m:val="}"/>
-            <m:grow/>
-          </m:dPr>
-          <m:e>
-            <m:r>
-              <m:t>h</m:t>
-            </m:r>
-            <m:r>
-              <m:rPr>
-                <m:sty m:val="p"/>
-              </m:rPr>
-              <m:t>&lt;</m:t>
-            </m:r>
-            <m:sSub>
-              <m:e>
-                <m:r>
-                  <m:t>h</m:t>
-                </m:r>
-              </m:e>
-              <m:sub>
-                <m:r>
-                  <m:t>c</m:t>
-                </m:r>
-              </m:sub>
-            </m:sSub>
-          </m:e>
-        </m:d>
-      </m:oMath>
-      <w:r>
-        <w:t xml:space="preserve">, the formula is:</w:t>
+        <w:t xml:space="preserve"> Eight criteria rank the designs: the linear EIG of the area with the project's linear moments (the published pipeline with Lemma 1) and with ensemble moments; the linear EIG of the head at A, which by Theorem 1 (for a scalar Gaussian goal, the threshold risk and the mean have the same optimal design) gives the design for the risk at A; the linear EIG of the mean head at A and B; and the closed-form PRAG-GO formula with linear moments, ensemble moments and after the normal-score transform, for A alone and for A or B. For the event "A or B intruded" the formula is</w:t>
       </w:r>
     </w:p>
     <w:p>
@@ -3209,7 +4053,7 @@
         </m:r>
       </m:oMath>
       <w:r>
-        <w:t xml:space="preserve"> are the posterior standard deviations and correlation, and the expectation is computed with 24 × 24 Gauss–Hermite quadrature.</w:t>
+        <w:t xml:space="preserve"> are the posterior standard deviations and correlation, and the expectation is computed with 24 × 24 Gauss–Hermite quadrature. Each criterion's best design is scored by its exact EIG, as a percentage of the exact optimum over all designs.</w:t>
       </w:r>
     </w:p>
     <w:p>
@@ -3225,7 +4069,7 @@
         <w:rPr>
           <w:color w:val="1F3864"/>
         </w:rPr>
-        <w:t xml:space="preserve">4. Results with the published prior</w:t>
+        <w:t xml:space="preserve">4. Results: monitoring design (PRAG-GO)</w:t>
       </w:r>
     </w:p>
     <w:p>
@@ -3238,10 +4082,27 @@
           <w:b/>
           <w:bCs/>
         </w:rPr>
-        <w:t xml:space="preserve">Three wells, all 4 060 designs.</w:t>
-      </w:r>
-      <w:r>
-        <w:t xml:space="preserve"> The table gives the exact EIG of the design chosen by each criterion, as a percentage of the exact optimum for each goal, and the rank correlation (Spearman) with the exact EIG of the “A or B” risk.</w:t>
+        <w:t xml:space="preserve">Three wells, all 560 designs.</w:t>
+      </w:r>
+      <w:r>
+        <w:t xml:space="preserve"> The exact optima are A3, A10, A23 for both supply-well goals (0.428 and 0.402 nats) and A3, A10, A13 for the area (0.388 nats). The table gives the exact EIG of each criterion's design as a percentage of the optimum, and the Spearman rank correlation </w:t>
+      </w:r>
+      <m:oMath>
+        <m:sSub>
+          <m:e>
+            <m:r>
+              <m:t>ρ</m:t>
+            </m:r>
+          </m:e>
+          <m:sub>
+            <m:r>
+              <m:t>s</m:t>
+            </m:r>
+          </m:sub>
+        </m:sSub>
+      </m:oMath>
+      <w:r>
+        <w:t xml:space="preserve"> of the criterion with the exact EIG over all designs.</w:t>
       </w:r>
     </w:p>
     <w:tbl>
@@ -3258,11 +4119,13 @@
         <w:tblLayout w:type="fixed"/>
       </w:tblPr>
       <w:tblGrid>
-        <w:gridCol w:w="3238"/>
-        <w:gridCol w:w="1600"/>
-        <w:gridCol w:w="1600"/>
-        <w:gridCol w:w="1600"/>
-        <w:gridCol w:w="1600"/>
+        <w:gridCol w:w="2700"/>
+        <w:gridCol w:w="1500"/>
+        <w:gridCol w:w="1050"/>
+        <w:gridCol w:w="1050"/>
+        <w:gridCol w:w="1238"/>
+        <w:gridCol w:w="1050"/>
+        <w:gridCol w:w="1050"/>
       </w:tblGrid>
       <w:tr>
         <w:trPr>
@@ -3271,7 +4134,7 @@
         </w:trPr>
         <w:tc>
           <w:tcPr>
-            <w:tcW w:type="dxa" w:w="3238"/>
+            <w:tcW w:type="dxa" w:w="2700"/>
             <w:shd w:fill="D97706" w:color="auto" w:val="clear"/>
             <w:tcMar>
               <w:top w:type="dxa" w:w="60"/>
@@ -3287,8 +4150,8 @@
                 <w:b/>
                 <w:bCs/>
                 <w:color w:val="FFFFFF"/>
-                <w:sz w:val="17"/>
-                <w:szCs w:val="17"/>
+                <w:sz w:val="16"/>
+                <w:szCs w:val="16"/>
               </w:rPr>
               <w:t xml:space="preserve">Criterion</w:t>
             </w:r>
@@ -3296,7 +4159,7 @@
         </w:tc>
         <w:tc>
           <w:tcPr>
-            <w:tcW w:type="dxa" w:w="1600"/>
+            <w:tcW w:type="dxa" w:w="1500"/>
             <w:shd w:fill="D97706" w:color="auto" w:val="clear"/>
             <w:tcMar>
               <w:top w:type="dxa" w:w="60"/>
@@ -3312,16 +4175,16 @@
                 <w:b/>
                 <w:bCs/>
                 <w:color w:val="FFFFFF"/>
-                <w:sz w:val="17"/>
-                <w:szCs w:val="17"/>
-              </w:rPr>
-              <w:t xml:space="preserve">Area &gt; 100 km²</w:t>
-            </w:r>
-          </w:p>
-        </w:tc>
-        <w:tc>
-          <w:tcPr>
-            <w:tcW w:type="dxa" w:w="1600"/>
+                <w:sz w:val="16"/>
+                <w:szCs w:val="16"/>
+              </w:rPr>
+              <w:t xml:space="preserve">Wells chosen</w:t>
+            </w:r>
+          </w:p>
+        </w:tc>
+        <w:tc>
+          <w:tcPr>
+            <w:tcW w:type="dxa" w:w="1050"/>
             <w:shd w:fill="D97706" w:color="auto" w:val="clear"/>
             <w:tcMar>
               <w:top w:type="dxa" w:w="60"/>
@@ -3337,16 +4200,16 @@
                 <w:b/>
                 <w:bCs/>
                 <w:color w:val="FFFFFF"/>
-                <w:sz w:val="17"/>
-                <w:szCs w:val="17"/>
-              </w:rPr>
-              <w:t xml:space="preserve">Risk at A</w:t>
-            </w:r>
-          </w:p>
-        </w:tc>
-        <w:tc>
-          <w:tcPr>
-            <w:tcW w:type="dxa" w:w="1600"/>
+                <w:sz w:val="16"/>
+                <w:szCs w:val="16"/>
+              </w:rPr>
+              <w:t xml:space="preserve">A intruded</w:t>
+            </w:r>
+          </w:p>
+        </w:tc>
+        <w:tc>
+          <w:tcPr>
+            <w:tcW w:type="dxa" w:w="1050"/>
             <w:shd w:fill="D97706" w:color="auto" w:val="clear"/>
             <w:tcMar>
               <w:top w:type="dxa" w:w="60"/>
@@ -3362,8 +4225,8 @@
                 <w:b/>
                 <w:bCs/>
                 <w:color w:val="FFFFFF"/>
-                <w:sz w:val="17"/>
-                <w:szCs w:val="17"/>
+                <w:sz w:val="16"/>
+                <w:szCs w:val="16"/>
               </w:rPr>
               <w:t xml:space="preserve">A or B</w:t>
             </w:r>
@@ -3371,7 +4234,7 @@
         </w:tc>
         <w:tc>
           <w:tcPr>
-            <w:tcW w:type="dxa" w:w="1600"/>
+            <w:tcW w:type="dxa" w:w="1238"/>
             <w:shd w:fill="D97706" w:color="auto" w:val="clear"/>
             <w:tcMar>
               <w:top w:type="dxa" w:w="60"/>
@@ -3387,10 +4250,60 @@
                 <w:b/>
                 <w:bCs/>
                 <w:color w:val="FFFFFF"/>
-                <w:sz w:val="17"/>
-                <w:szCs w:val="17"/>
-              </w:rPr>
-              <w:t xml:space="preserve">Spearman (A or B)</w:t>
+                <w:sz w:val="16"/>
+                <w:szCs w:val="16"/>
+              </w:rPr>
+              <w:t xml:space="preserve">Area &gt; 12 km²</w:t>
+            </w:r>
+          </w:p>
+        </w:tc>
+        <w:tc>
+          <w:tcPr>
+            <w:tcW w:type="dxa" w:w="1050"/>
+            <w:shd w:fill="D97706" w:color="auto" w:val="clear"/>
+            <w:tcMar>
+              <w:top w:type="dxa" w:w="60"/>
+              <w:left w:type="dxa" w:w="100"/>
+              <w:bottom w:type="dxa" w:w="60"/>
+              <w:right w:type="dxa" w:w="100"/>
+            </w:tcMar>
+            <w:vAlign w:val="top"/>
+          </w:tcPr>
+          <w:p>
+            <w:r>
+              <w:rPr>
+                <w:b/>
+                <w:bCs/>
+                <w:color w:val="FFFFFF"/>
+                <w:sz w:val="16"/>
+                <w:szCs w:val="16"/>
+              </w:rPr>
+              <w:t xml:space="preserve">ρs, A</w:t>
+            </w:r>
+          </w:p>
+        </w:tc>
+        <w:tc>
+          <w:tcPr>
+            <w:tcW w:type="dxa" w:w="1050"/>
+            <w:shd w:fill="D97706" w:color="auto" w:val="clear"/>
+            <w:tcMar>
+              <w:top w:type="dxa" w:w="60"/>
+              <w:left w:type="dxa" w:w="100"/>
+              <w:bottom w:type="dxa" w:w="60"/>
+              <w:right w:type="dxa" w:w="100"/>
+            </w:tcMar>
+            <w:vAlign w:val="top"/>
+          </w:tcPr>
+          <w:p>
+            <w:r>
+              <w:rPr>
+                <w:b/>
+                <w:bCs/>
+                <w:color w:val="FFFFFF"/>
+                <w:sz w:val="16"/>
+                <w:szCs w:val="16"/>
+              </w:rPr>
+              <w:t xml:space="preserve">ρs, A or B</w:t>
             </w:r>
           </w:p>
         </w:tc>
@@ -3401,20 +4314,20 @@
         </w:trPr>
         <w:tc>
           <w:tcPr>
-            <w:tcW w:type="dxa" w:w="3238"/>
-            <w:tcMar>
-              <w:top w:type="dxa" w:w="60"/>
-              <w:left w:type="dxa" w:w="100"/>
-              <w:bottom w:type="dxa" w:w="60"/>
-              <w:right w:type="dxa" w:w="100"/>
-            </w:tcMar>
-            <w:vAlign w:val="top"/>
-          </w:tcPr>
-          <w:p>
-            <w:r>
-              <w:rPr>
-                <w:sz w:val="17"/>
-                <w:szCs w:val="17"/>
+            <w:tcW w:type="dxa" w:w="2700"/>
+            <w:tcMar>
+              <w:top w:type="dxa" w:w="60"/>
+              <w:left w:type="dxa" w:w="100"/>
+              <w:bottom w:type="dxa" w:w="60"/>
+              <w:right w:type="dxa" w:w="100"/>
+            </w:tcMar>
+            <w:vAlign w:val="top"/>
+          </w:tcPr>
+          <w:p>
+            <w:r>
+              <w:rPr>
+                <w:sz w:val="16"/>
+                <w:szCs w:val="16"/>
               </w:rPr>
               <w:t xml:space="preserve">Linear EIG of the area (published pipeline)</w:t>
             </w:r>
@@ -3422,85 +4335,127 @@
         </w:tc>
         <w:tc>
           <w:tcPr>
-            <w:tcW w:type="dxa" w:w="1600"/>
-            <w:tcMar>
-              <w:top w:type="dxa" w:w="60"/>
-              <w:left w:type="dxa" w:w="100"/>
-              <w:bottom w:type="dxa" w:w="60"/>
-              <w:right w:type="dxa" w:w="100"/>
-            </w:tcMar>
-            <w:vAlign w:val="top"/>
-          </w:tcPr>
-          <w:p>
-            <w:r>
-              <w:rPr>
-                <w:sz w:val="17"/>
-                <w:szCs w:val="17"/>
-              </w:rPr>
-              <w:t xml:space="preserve">100.0%</w:t>
-            </w:r>
-          </w:p>
-        </w:tc>
-        <w:tc>
-          <w:tcPr>
-            <w:tcW w:type="dxa" w:w="1600"/>
-            <w:tcMar>
-              <w:top w:type="dxa" w:w="60"/>
-              <w:left w:type="dxa" w:w="100"/>
-              <w:bottom w:type="dxa" w:w="60"/>
-              <w:right w:type="dxa" w:w="100"/>
-            </w:tcMar>
-            <w:vAlign w:val="top"/>
-          </w:tcPr>
-          <w:p>
-            <w:r>
-              <w:rPr>
-                <w:sz w:val="17"/>
-                <w:szCs w:val="17"/>
-              </w:rPr>
-              <w:t xml:space="preserve">32.3%</w:t>
-            </w:r>
-          </w:p>
-        </w:tc>
-        <w:tc>
-          <w:tcPr>
-            <w:tcW w:type="dxa" w:w="1600"/>
-            <w:tcMar>
-              <w:top w:type="dxa" w:w="60"/>
-              <w:left w:type="dxa" w:w="100"/>
-              <w:bottom w:type="dxa" w:w="60"/>
-              <w:right w:type="dxa" w:w="100"/>
-            </w:tcMar>
-            <w:vAlign w:val="top"/>
-          </w:tcPr>
-          <w:p>
-            <w:r>
-              <w:rPr>
-                <w:sz w:val="17"/>
-                <w:szCs w:val="17"/>
-              </w:rPr>
-              <w:t xml:space="preserve">80.2%</w:t>
-            </w:r>
-          </w:p>
-        </w:tc>
-        <w:tc>
-          <w:tcPr>
-            <w:tcW w:type="dxa" w:w="1600"/>
-            <w:tcMar>
-              <w:top w:type="dxa" w:w="60"/>
-              <w:left w:type="dxa" w:w="100"/>
-              <w:bottom w:type="dxa" w:w="60"/>
-              <w:right w:type="dxa" w:w="100"/>
-            </w:tcMar>
-            <w:vAlign w:val="top"/>
-          </w:tcPr>
-          <w:p>
-            <w:r>
-              <w:rPr>
-                <w:sz w:val="17"/>
-                <w:szCs w:val="17"/>
-              </w:rPr>
-              <w:t xml:space="preserve">0.827</w:t>
+            <w:tcW w:type="dxa" w:w="1500"/>
+            <w:tcMar>
+              <w:top w:type="dxa" w:w="60"/>
+              <w:left w:type="dxa" w:w="100"/>
+              <w:bottom w:type="dxa" w:w="60"/>
+              <w:right w:type="dxa" w:w="100"/>
+            </w:tcMar>
+            <w:vAlign w:val="top"/>
+          </w:tcPr>
+          <w:p>
+            <w:r>
+              <w:rPr>
+                <w:sz w:val="16"/>
+                <w:szCs w:val="16"/>
+              </w:rPr>
+              <w:t xml:space="preserve">A3, A10, A28</w:t>
+            </w:r>
+          </w:p>
+        </w:tc>
+        <w:tc>
+          <w:tcPr>
+            <w:tcW w:type="dxa" w:w="1050"/>
+            <w:tcMar>
+              <w:top w:type="dxa" w:w="60"/>
+              <w:left w:type="dxa" w:w="100"/>
+              <w:bottom w:type="dxa" w:w="60"/>
+              <w:right w:type="dxa" w:w="100"/>
+            </w:tcMar>
+            <w:vAlign w:val="top"/>
+          </w:tcPr>
+          <w:p>
+            <w:r>
+              <w:rPr>
+                <w:sz w:val="16"/>
+                <w:szCs w:val="16"/>
+              </w:rPr>
+              <w:t xml:space="preserve">73.8%</w:t>
+            </w:r>
+          </w:p>
+        </w:tc>
+        <w:tc>
+          <w:tcPr>
+            <w:tcW w:type="dxa" w:w="1050"/>
+            <w:tcMar>
+              <w:top w:type="dxa" w:w="60"/>
+              <w:left w:type="dxa" w:w="100"/>
+              <w:bottom w:type="dxa" w:w="60"/>
+              <w:right w:type="dxa" w:w="100"/>
+            </w:tcMar>
+            <w:vAlign w:val="top"/>
+          </w:tcPr>
+          <w:p>
+            <w:r>
+              <w:rPr>
+                <w:sz w:val="16"/>
+                <w:szCs w:val="16"/>
+              </w:rPr>
+              <w:t xml:space="preserve">52.0%</w:t>
+            </w:r>
+          </w:p>
+        </w:tc>
+        <w:tc>
+          <w:tcPr>
+            <w:tcW w:type="dxa" w:w="1238"/>
+            <w:tcMar>
+              <w:top w:type="dxa" w:w="60"/>
+              <w:left w:type="dxa" w:w="100"/>
+              <w:bottom w:type="dxa" w:w="60"/>
+              <w:right w:type="dxa" w:w="100"/>
+            </w:tcMar>
+            <w:vAlign w:val="top"/>
+          </w:tcPr>
+          <w:p>
+            <w:r>
+              <w:rPr>
+                <w:sz w:val="16"/>
+                <w:szCs w:val="16"/>
+              </w:rPr>
+              <w:t xml:space="preserve">98.8%</w:t>
+            </w:r>
+          </w:p>
+        </w:tc>
+        <w:tc>
+          <w:tcPr>
+            <w:tcW w:type="dxa" w:w="1050"/>
+            <w:tcMar>
+              <w:top w:type="dxa" w:w="60"/>
+              <w:left w:type="dxa" w:w="100"/>
+              <w:bottom w:type="dxa" w:w="60"/>
+              <w:right w:type="dxa" w:w="100"/>
+            </w:tcMar>
+            <w:vAlign w:val="top"/>
+          </w:tcPr>
+          <w:p>
+            <w:r>
+              <w:rPr>
+                <w:sz w:val="16"/>
+                <w:szCs w:val="16"/>
+              </w:rPr>
+              <w:t xml:space="preserve">0.78</w:t>
+            </w:r>
+          </w:p>
+        </w:tc>
+        <w:tc>
+          <w:tcPr>
+            <w:tcW w:type="dxa" w:w="1050"/>
+            <w:tcMar>
+              <w:top w:type="dxa" w:w="60"/>
+              <w:left w:type="dxa" w:w="100"/>
+              <w:bottom w:type="dxa" w:w="60"/>
+              <w:right w:type="dxa" w:w="100"/>
+            </w:tcMar>
+            <w:vAlign w:val="top"/>
+          </w:tcPr>
+          <w:p>
+            <w:r>
+              <w:rPr>
+                <w:sz w:val="16"/>
+                <w:szCs w:val="16"/>
+              </w:rPr>
+              <w:t xml:space="preserve">0.11</w:t>
             </w:r>
           </w:p>
         </w:tc>
@@ -3511,7 +4466,7 @@
         </w:trPr>
         <w:tc>
           <w:tcPr>
-            <w:tcW w:type="dxa" w:w="3238"/>
+            <w:tcW w:type="dxa" w:w="2700"/>
             <w:shd w:fill="F7F9FC" w:color="auto" w:val="clear"/>
             <w:tcMar>
               <w:top w:type="dxa" w:w="60"/>
@@ -3524,16 +4479,16 @@
           <w:p>
             <w:r>
               <w:rPr>
-                <w:sz w:val="17"/>
-                <w:szCs w:val="17"/>
-              </w:rPr>
-              <w:t xml:space="preserve">Linear EIG of the head at A (Theorem 1)</w:t>
-            </w:r>
-          </w:p>
-        </w:tc>
-        <w:tc>
-          <w:tcPr>
-            <w:tcW w:type="dxa" w:w="1600"/>
+                <w:sz w:val="16"/>
+                <w:szCs w:val="16"/>
+              </w:rPr>
+              <w:t xml:space="preserve">Area, ensemble moments</w:t>
+            </w:r>
+          </w:p>
+        </w:tc>
+        <w:tc>
+          <w:tcPr>
+            <w:tcW w:type="dxa" w:w="1500"/>
             <w:shd w:fill="F7F9FC" w:color="auto" w:val="clear"/>
             <w:tcMar>
               <w:top w:type="dxa" w:w="60"/>
@@ -3546,16 +4501,16 @@
           <w:p>
             <w:r>
               <w:rPr>
-                <w:sz w:val="17"/>
-                <w:szCs w:val="17"/>
-              </w:rPr>
-              <w:t xml:space="preserve">33.0%</w:t>
-            </w:r>
-          </w:p>
-        </w:tc>
-        <w:tc>
-          <w:tcPr>
-            <w:tcW w:type="dxa" w:w="1600"/>
+                <w:sz w:val="16"/>
+                <w:szCs w:val="16"/>
+              </w:rPr>
+              <w:t xml:space="preserve">A3, A10, A28</w:t>
+            </w:r>
+          </w:p>
+        </w:tc>
+        <w:tc>
+          <w:tcPr>
+            <w:tcW w:type="dxa" w:w="1050"/>
             <w:shd w:fill="F7F9FC" w:color="auto" w:val="clear"/>
             <w:tcMar>
               <w:top w:type="dxa" w:w="60"/>
@@ -3568,16 +4523,16 @@
           <w:p>
             <w:r>
               <w:rPr>
-                <w:sz w:val="17"/>
-                <w:szCs w:val="17"/>
-              </w:rPr>
-              <w:t xml:space="preserve">100.0%</w:t>
-            </w:r>
-          </w:p>
-        </w:tc>
-        <w:tc>
-          <w:tcPr>
-            <w:tcW w:type="dxa" w:w="1600"/>
+                <w:sz w:val="16"/>
+                <w:szCs w:val="16"/>
+              </w:rPr>
+              <w:t xml:space="preserve">73.8%</w:t>
+            </w:r>
+          </w:p>
+        </w:tc>
+        <w:tc>
+          <w:tcPr>
+            <w:tcW w:type="dxa" w:w="1050"/>
             <w:shd w:fill="F7F9FC" w:color="auto" w:val="clear"/>
             <w:tcMar>
               <w:top w:type="dxa" w:w="60"/>
@@ -3590,16 +4545,16 @@
           <w:p>
             <w:r>
               <w:rPr>
-                <w:sz w:val="17"/>
-                <w:szCs w:val="17"/>
-              </w:rPr>
-              <w:t xml:space="preserve">40.1%</w:t>
-            </w:r>
-          </w:p>
-        </w:tc>
-        <w:tc>
-          <w:tcPr>
-            <w:tcW w:type="dxa" w:w="1600"/>
+                <w:sz w:val="16"/>
+                <w:szCs w:val="16"/>
+              </w:rPr>
+              <w:t xml:space="preserve">52.0%</w:t>
+            </w:r>
+          </w:p>
+        </w:tc>
+        <w:tc>
+          <w:tcPr>
+            <w:tcW w:type="dxa" w:w="1238"/>
             <w:shd w:fill="F7F9FC" w:color="auto" w:val="clear"/>
             <w:tcMar>
               <w:top w:type="dxa" w:w="60"/>
@@ -3612,10 +4567,54 @@
           <w:p>
             <w:r>
               <w:rPr>
-                <w:sz w:val="17"/>
-                <w:szCs w:val="17"/>
-              </w:rPr>
-              <w:t xml:space="preserve">0.203</w:t>
+                <w:sz w:val="16"/>
+                <w:szCs w:val="16"/>
+              </w:rPr>
+              <w:t xml:space="preserve">98.8%</w:t>
+            </w:r>
+          </w:p>
+        </w:tc>
+        <w:tc>
+          <w:tcPr>
+            <w:tcW w:type="dxa" w:w="1050"/>
+            <w:shd w:fill="F7F9FC" w:color="auto" w:val="clear"/>
+            <w:tcMar>
+              <w:top w:type="dxa" w:w="60"/>
+              <w:left w:type="dxa" w:w="100"/>
+              <w:bottom w:type="dxa" w:w="60"/>
+              <w:right w:type="dxa" w:w="100"/>
+            </w:tcMar>
+            <w:vAlign w:val="top"/>
+          </w:tcPr>
+          <w:p>
+            <w:r>
+              <w:rPr>
+                <w:sz w:val="16"/>
+                <w:szCs w:val="16"/>
+              </w:rPr>
+              <w:t xml:space="preserve">0.78</w:t>
+            </w:r>
+          </w:p>
+        </w:tc>
+        <w:tc>
+          <w:tcPr>
+            <w:tcW w:type="dxa" w:w="1050"/>
+            <w:shd w:fill="F7F9FC" w:color="auto" w:val="clear"/>
+            <w:tcMar>
+              <w:top w:type="dxa" w:w="60"/>
+              <w:left w:type="dxa" w:w="100"/>
+              <w:bottom w:type="dxa" w:w="60"/>
+              <w:right w:type="dxa" w:w="100"/>
+            </w:tcMar>
+            <w:vAlign w:val="top"/>
+          </w:tcPr>
+          <w:p>
+            <w:r>
+              <w:rPr>
+                <w:sz w:val="16"/>
+                <w:szCs w:val="16"/>
+              </w:rPr>
+              <w:t xml:space="preserve">0.10</w:t>
             </w:r>
           </w:p>
         </w:tc>
@@ -3626,83 +4625,62 @@
         </w:trPr>
         <w:tc>
           <w:tcPr>
-            <w:tcW w:type="dxa" w:w="3238"/>
-            <w:tcMar>
-              <w:top w:type="dxa" w:w="60"/>
-              <w:left w:type="dxa" w:w="100"/>
-              <w:bottom w:type="dxa" w:w="60"/>
-              <w:right w:type="dxa" w:w="100"/>
-            </w:tcMar>
-            <w:vAlign w:val="top"/>
-          </w:tcPr>
-          <w:p>
-            <w:r>
-              <w:rPr>
-                <w:sz w:val="17"/>
-                <w:szCs w:val="17"/>
-              </w:rPr>
-              <w:t xml:space="preserve">Linear EIG of the mean head at A and B</w:t>
-            </w:r>
-          </w:p>
-        </w:tc>
-        <w:tc>
-          <w:tcPr>
-            <w:tcW w:type="dxa" w:w="1600"/>
-            <w:tcMar>
-              <w:top w:type="dxa" w:w="60"/>
-              <w:left w:type="dxa" w:w="100"/>
-              <w:bottom w:type="dxa" w:w="60"/>
-              <w:right w:type="dxa" w:w="100"/>
-            </w:tcMar>
-            <w:vAlign w:val="top"/>
-          </w:tcPr>
-          <w:p>
-            <w:r>
-              <w:rPr>
-                <w:sz w:val="17"/>
-                <w:szCs w:val="17"/>
-              </w:rPr>
-              <w:t xml:space="preserve">85.4%</w:t>
-            </w:r>
-          </w:p>
-        </w:tc>
-        <w:tc>
-          <w:tcPr>
-            <w:tcW w:type="dxa" w:w="1600"/>
-            <w:tcMar>
-              <w:top w:type="dxa" w:w="60"/>
-              <w:left w:type="dxa" w:w="100"/>
-              <w:bottom w:type="dxa" w:w="60"/>
-              <w:right w:type="dxa" w:w="100"/>
-            </w:tcMar>
-            <w:vAlign w:val="top"/>
-          </w:tcPr>
-          <w:p>
-            <w:r>
-              <w:rPr>
-                <w:sz w:val="17"/>
-                <w:szCs w:val="17"/>
-              </w:rPr>
-              <w:t xml:space="preserve">91.4%</w:t>
-            </w:r>
-          </w:p>
-        </w:tc>
-        <w:tc>
-          <w:tcPr>
-            <w:tcW w:type="dxa" w:w="1600"/>
-            <w:tcMar>
-              <w:top w:type="dxa" w:w="60"/>
-              <w:left w:type="dxa" w:w="100"/>
-              <w:bottom w:type="dxa" w:w="60"/>
-              <w:right w:type="dxa" w:w="100"/>
-            </w:tcMar>
-            <w:vAlign w:val="top"/>
-          </w:tcPr>
-          <w:p>
-            <w:r>
-              <w:rPr>
-                <w:sz w:val="17"/>
-                <w:szCs w:val="17"/>
+            <w:tcW w:type="dxa" w:w="2700"/>
+            <w:tcMar>
+              <w:top w:type="dxa" w:w="60"/>
+              <w:left w:type="dxa" w:w="100"/>
+              <w:bottom w:type="dxa" w:w="60"/>
+              <w:right w:type="dxa" w:w="100"/>
+            </w:tcMar>
+            <w:vAlign w:val="top"/>
+          </w:tcPr>
+          <w:p>
+            <w:r>
+              <w:rPr>
+                <w:sz w:val="16"/>
+                <w:szCs w:val="16"/>
+              </w:rPr>
+              <w:t xml:space="preserve">Linear EIG of the head at A</w:t>
+            </w:r>
+          </w:p>
+        </w:tc>
+        <w:tc>
+          <w:tcPr>
+            <w:tcW w:type="dxa" w:w="1500"/>
+            <w:tcMar>
+              <w:top w:type="dxa" w:w="60"/>
+              <w:left w:type="dxa" w:w="100"/>
+              <w:bottom w:type="dxa" w:w="60"/>
+              <w:right w:type="dxa" w:w="100"/>
+            </w:tcMar>
+            <w:vAlign w:val="top"/>
+          </w:tcPr>
+          <w:p>
+            <w:r>
+              <w:rPr>
+                <w:sz w:val="16"/>
+                <w:szCs w:val="16"/>
+              </w:rPr>
+              <w:t xml:space="preserve">A3, A10, A23</w:t>
+            </w:r>
+          </w:p>
+        </w:tc>
+        <w:tc>
+          <w:tcPr>
+            <w:tcW w:type="dxa" w:w="1050"/>
+            <w:tcMar>
+              <w:top w:type="dxa" w:w="60"/>
+              <w:left w:type="dxa" w:w="100"/>
+              <w:bottom w:type="dxa" w:w="60"/>
+              <w:right w:type="dxa" w:w="100"/>
+            </w:tcMar>
+            <w:vAlign w:val="top"/>
+          </w:tcPr>
+          <w:p>
+            <w:r>
+              <w:rPr>
+                <w:sz w:val="16"/>
+                <w:szCs w:val="16"/>
               </w:rPr>
               <w:t xml:space="preserve">100.0%</w:t>
             </w:r>
@@ -3710,22 +4688,85 @@
         </w:tc>
         <w:tc>
           <w:tcPr>
-            <w:tcW w:type="dxa" w:w="1600"/>
-            <w:tcMar>
-              <w:top w:type="dxa" w:w="60"/>
-              <w:left w:type="dxa" w:w="100"/>
-              <w:bottom w:type="dxa" w:w="60"/>
-              <w:right w:type="dxa" w:w="100"/>
-            </w:tcMar>
-            <w:vAlign w:val="top"/>
-          </w:tcPr>
-          <w:p>
-            <w:r>
-              <w:rPr>
-                <w:sz w:val="17"/>
-                <w:szCs w:val="17"/>
-              </w:rPr>
-              <w:t xml:space="preserve">0.957</w:t>
+            <w:tcW w:type="dxa" w:w="1050"/>
+            <w:tcMar>
+              <w:top w:type="dxa" w:w="60"/>
+              <w:left w:type="dxa" w:w="100"/>
+              <w:bottom w:type="dxa" w:w="60"/>
+              <w:right w:type="dxa" w:w="100"/>
+            </w:tcMar>
+            <w:vAlign w:val="top"/>
+          </w:tcPr>
+          <w:p>
+            <w:r>
+              <w:rPr>
+                <w:sz w:val="16"/>
+                <w:szCs w:val="16"/>
+              </w:rPr>
+              <w:t xml:space="preserve">100.0%</w:t>
+            </w:r>
+          </w:p>
+        </w:tc>
+        <w:tc>
+          <w:tcPr>
+            <w:tcW w:type="dxa" w:w="1238"/>
+            <w:tcMar>
+              <w:top w:type="dxa" w:w="60"/>
+              <w:left w:type="dxa" w:w="100"/>
+              <w:bottom w:type="dxa" w:w="60"/>
+              <w:right w:type="dxa" w:w="100"/>
+            </w:tcMar>
+            <w:vAlign w:val="top"/>
+          </w:tcPr>
+          <w:p>
+            <w:r>
+              <w:rPr>
+                <w:sz w:val="16"/>
+                <w:szCs w:val="16"/>
+              </w:rPr>
+              <w:t xml:space="preserve">99.2%</w:t>
+            </w:r>
+          </w:p>
+        </w:tc>
+        <w:tc>
+          <w:tcPr>
+            <w:tcW w:type="dxa" w:w="1050"/>
+            <w:tcMar>
+              <w:top w:type="dxa" w:w="60"/>
+              <w:left w:type="dxa" w:w="100"/>
+              <w:bottom w:type="dxa" w:w="60"/>
+              <w:right w:type="dxa" w:w="100"/>
+            </w:tcMar>
+            <w:vAlign w:val="top"/>
+          </w:tcPr>
+          <w:p>
+            <w:r>
+              <w:rPr>
+                <w:sz w:val="16"/>
+                <w:szCs w:val="16"/>
+              </w:rPr>
+              <w:t xml:space="preserve">0.96</w:t>
+            </w:r>
+          </w:p>
+        </w:tc>
+        <w:tc>
+          <w:tcPr>
+            <w:tcW w:type="dxa" w:w="1050"/>
+            <w:tcMar>
+              <w:top w:type="dxa" w:w="60"/>
+              <w:left w:type="dxa" w:w="100"/>
+              <w:bottom w:type="dxa" w:w="60"/>
+              <w:right w:type="dxa" w:w="100"/>
+            </w:tcMar>
+            <w:vAlign w:val="top"/>
+          </w:tcPr>
+          <w:p>
+            <w:r>
+              <w:rPr>
+                <w:sz w:val="16"/>
+                <w:szCs w:val="16"/>
+              </w:rPr>
+              <w:t xml:space="preserve">0.48</w:t>
             </w:r>
           </w:p>
         </w:tc>
@@ -3736,7 +4777,7 @@
         </w:trPr>
         <w:tc>
           <w:tcPr>
-            <w:tcW w:type="dxa" w:w="3238"/>
+            <w:tcW w:type="dxa" w:w="2700"/>
             <w:shd w:fill="F7F9FC" w:color="auto" w:val="clear"/>
             <w:tcMar>
               <w:top w:type="dxa" w:w="60"/>
@@ -3749,16 +4790,16 @@
           <w:p>
             <w:r>
               <w:rPr>
-                <w:sz w:val="17"/>
-                <w:szCs w:val="17"/>
-              </w:rPr>
-              <w:t xml:space="preserve">PRAG-GO, linear moments</w:t>
-            </w:r>
-          </w:p>
-        </w:tc>
-        <w:tc>
-          <w:tcPr>
-            <w:tcW w:type="dxa" w:w="1600"/>
+                <w:sz w:val="16"/>
+                <w:szCs w:val="16"/>
+              </w:rPr>
+              <w:t xml:space="preserve">Linear EIG of the mean head at A and B</w:t>
+            </w:r>
+          </w:p>
+        </w:tc>
+        <w:tc>
+          <w:tcPr>
+            <w:tcW w:type="dxa" w:w="1500"/>
             <w:shd w:fill="F7F9FC" w:color="auto" w:val="clear"/>
             <w:tcMar>
               <w:top w:type="dxa" w:w="60"/>
@@ -3771,16 +4812,16 @@
           <w:p>
             <w:r>
               <w:rPr>
-                <w:sz w:val="17"/>
-                <w:szCs w:val="17"/>
-              </w:rPr>
-              <w:t xml:space="preserve">90.2%</w:t>
-            </w:r>
-          </w:p>
-        </w:tc>
-        <w:tc>
-          <w:tcPr>
-            <w:tcW w:type="dxa" w:w="1600"/>
+                <w:sz w:val="16"/>
+                <w:szCs w:val="16"/>
+              </w:rPr>
+              <w:t xml:space="preserve">A3, A10, A23</w:t>
+            </w:r>
+          </w:p>
+        </w:tc>
+        <w:tc>
+          <w:tcPr>
+            <w:tcW w:type="dxa" w:w="1050"/>
             <w:shd w:fill="F7F9FC" w:color="auto" w:val="clear"/>
             <w:tcMar>
               <w:top w:type="dxa" w:w="60"/>
@@ -3793,16 +4834,16 @@
           <w:p>
             <w:r>
               <w:rPr>
-                <w:sz w:val="17"/>
-                <w:szCs w:val="17"/>
-              </w:rPr>
-              <w:t xml:space="preserve">91.6%</w:t>
-            </w:r>
-          </w:p>
-        </w:tc>
-        <w:tc>
-          <w:tcPr>
-            <w:tcW w:type="dxa" w:w="1600"/>
+                <w:sz w:val="16"/>
+                <w:szCs w:val="16"/>
+              </w:rPr>
+              <w:t xml:space="preserve">100.0%</w:t>
+            </w:r>
+          </w:p>
+        </w:tc>
+        <w:tc>
+          <w:tcPr>
+            <w:tcW w:type="dxa" w:w="1050"/>
             <w:shd w:fill="F7F9FC" w:color="auto" w:val="clear"/>
             <w:tcMar>
               <w:top w:type="dxa" w:w="60"/>
@@ -3815,16 +4856,16 @@
           <w:p>
             <w:r>
               <w:rPr>
-                <w:sz w:val="17"/>
-                <w:szCs w:val="17"/>
-              </w:rPr>
-              <w:t xml:space="preserve">97.6%</w:t>
-            </w:r>
-          </w:p>
-        </w:tc>
-        <w:tc>
-          <w:tcPr>
-            <w:tcW w:type="dxa" w:w="1600"/>
+                <w:sz w:val="16"/>
+                <w:szCs w:val="16"/>
+              </w:rPr>
+              <w:t xml:space="preserve">100.0%</w:t>
+            </w:r>
+          </w:p>
+        </w:tc>
+        <w:tc>
+          <w:tcPr>
+            <w:tcW w:type="dxa" w:w="1238"/>
             <w:shd w:fill="F7F9FC" w:color="auto" w:val="clear"/>
             <w:tcMar>
               <w:top w:type="dxa" w:w="60"/>
@@ -3837,10 +4878,54 @@
           <w:p>
             <w:r>
               <w:rPr>
-                <w:sz w:val="17"/>
-                <w:szCs w:val="17"/>
-              </w:rPr>
-              <w:t xml:space="preserve">0.996</w:t>
+                <w:sz w:val="16"/>
+                <w:szCs w:val="16"/>
+              </w:rPr>
+              <w:t xml:space="preserve">99.2%</w:t>
+            </w:r>
+          </w:p>
+        </w:tc>
+        <w:tc>
+          <w:tcPr>
+            <w:tcW w:type="dxa" w:w="1050"/>
+            <w:shd w:fill="F7F9FC" w:color="auto" w:val="clear"/>
+            <w:tcMar>
+              <w:top w:type="dxa" w:w="60"/>
+              <w:left w:type="dxa" w:w="100"/>
+              <w:bottom w:type="dxa" w:w="60"/>
+              <w:right w:type="dxa" w:w="100"/>
+            </w:tcMar>
+            <w:vAlign w:val="top"/>
+          </w:tcPr>
+          <w:p>
+            <w:r>
+              <w:rPr>
+                <w:sz w:val="16"/>
+                <w:szCs w:val="16"/>
+              </w:rPr>
+              <w:t xml:space="preserve">0.45</w:t>
+            </w:r>
+          </w:p>
+        </w:tc>
+        <w:tc>
+          <w:tcPr>
+            <w:tcW w:type="dxa" w:w="1050"/>
+            <w:shd w:fill="F7F9FC" w:color="auto" w:val="clear"/>
+            <w:tcMar>
+              <w:top w:type="dxa" w:w="60"/>
+              <w:left w:type="dxa" w:w="100"/>
+              <w:bottom w:type="dxa" w:w="60"/>
+              <w:right w:type="dxa" w:w="100"/>
+            </w:tcMar>
+            <w:vAlign w:val="top"/>
+          </w:tcPr>
+          <w:p>
+            <w:r>
+              <w:rPr>
+                <w:sz w:val="16"/>
+                <w:szCs w:val="16"/>
+              </w:rPr>
+              <w:t xml:space="preserve">0.96</w:t>
             </w:r>
           </w:p>
         </w:tc>
@@ -3851,83 +4936,62 @@
         </w:trPr>
         <w:tc>
           <w:tcPr>
-            <w:tcW w:type="dxa" w:w="3238"/>
-            <w:tcMar>
-              <w:top w:type="dxa" w:w="60"/>
-              <w:left w:type="dxa" w:w="100"/>
-              <w:bottom w:type="dxa" w:w="60"/>
-              <w:right w:type="dxa" w:w="100"/>
-            </w:tcMar>
-            <w:vAlign w:val="top"/>
-          </w:tcPr>
-          <w:p>
-            <w:r>
-              <w:rPr>
-                <w:sz w:val="17"/>
-                <w:szCs w:val="17"/>
-              </w:rPr>
-              <w:t xml:space="preserve">PRAG-GO, ensemble moments</w:t>
-            </w:r>
-          </w:p>
-        </w:tc>
-        <w:tc>
-          <w:tcPr>
-            <w:tcW w:type="dxa" w:w="1600"/>
-            <w:tcMar>
-              <w:top w:type="dxa" w:w="60"/>
-              <w:left w:type="dxa" w:w="100"/>
-              <w:bottom w:type="dxa" w:w="60"/>
-              <w:right w:type="dxa" w:w="100"/>
-            </w:tcMar>
-            <w:vAlign w:val="top"/>
-          </w:tcPr>
-          <w:p>
-            <w:r>
-              <w:rPr>
-                <w:sz w:val="17"/>
-                <w:szCs w:val="17"/>
-              </w:rPr>
-              <w:t xml:space="preserve">85.4%</w:t>
-            </w:r>
-          </w:p>
-        </w:tc>
-        <w:tc>
-          <w:tcPr>
-            <w:tcW w:type="dxa" w:w="1600"/>
-            <w:tcMar>
-              <w:top w:type="dxa" w:w="60"/>
-              <w:left w:type="dxa" w:w="100"/>
-              <w:bottom w:type="dxa" w:w="60"/>
-              <w:right w:type="dxa" w:w="100"/>
-            </w:tcMar>
-            <w:vAlign w:val="top"/>
-          </w:tcPr>
-          <w:p>
-            <w:r>
-              <w:rPr>
-                <w:sz w:val="17"/>
-                <w:szCs w:val="17"/>
-              </w:rPr>
-              <w:t xml:space="preserve">91.4%</w:t>
-            </w:r>
-          </w:p>
-        </w:tc>
-        <w:tc>
-          <w:tcPr>
-            <w:tcW w:type="dxa" w:w="1600"/>
-            <w:tcMar>
-              <w:top w:type="dxa" w:w="60"/>
-              <w:left w:type="dxa" w:w="100"/>
-              <w:bottom w:type="dxa" w:w="60"/>
-              <w:right w:type="dxa" w:w="100"/>
-            </w:tcMar>
-            <w:vAlign w:val="top"/>
-          </w:tcPr>
-          <w:p>
-            <w:r>
-              <w:rPr>
-                <w:sz w:val="17"/>
-                <w:szCs w:val="17"/>
+            <w:tcW w:type="dxa" w:w="2700"/>
+            <w:tcMar>
+              <w:top w:type="dxa" w:w="60"/>
+              <w:left w:type="dxa" w:w="100"/>
+              <w:bottom w:type="dxa" w:w="60"/>
+              <w:right w:type="dxa" w:w="100"/>
+            </w:tcMar>
+            <w:vAlign w:val="top"/>
+          </w:tcPr>
+          <w:p>
+            <w:r>
+              <w:rPr>
+                <w:sz w:val="16"/>
+                <w:szCs w:val="16"/>
+              </w:rPr>
+              <w:t xml:space="preserve">PRAG-GO, linear moments</w:t>
+            </w:r>
+          </w:p>
+        </w:tc>
+        <w:tc>
+          <w:tcPr>
+            <w:tcW w:type="dxa" w:w="1500"/>
+            <w:tcMar>
+              <w:top w:type="dxa" w:w="60"/>
+              <w:left w:type="dxa" w:w="100"/>
+              <w:bottom w:type="dxa" w:w="60"/>
+              <w:right w:type="dxa" w:w="100"/>
+            </w:tcMar>
+            <w:vAlign w:val="top"/>
+          </w:tcPr>
+          <w:p>
+            <w:r>
+              <w:rPr>
+                <w:sz w:val="16"/>
+                <w:szCs w:val="16"/>
+              </w:rPr>
+              <w:t xml:space="preserve">A3, A10, A23</w:t>
+            </w:r>
+          </w:p>
+        </w:tc>
+        <w:tc>
+          <w:tcPr>
+            <w:tcW w:type="dxa" w:w="1050"/>
+            <w:tcMar>
+              <w:top w:type="dxa" w:w="60"/>
+              <w:left w:type="dxa" w:w="100"/>
+              <w:bottom w:type="dxa" w:w="60"/>
+              <w:right w:type="dxa" w:w="100"/>
+            </w:tcMar>
+            <w:vAlign w:val="top"/>
+          </w:tcPr>
+          <w:p>
+            <w:r>
+              <w:rPr>
+                <w:sz w:val="16"/>
+                <w:szCs w:val="16"/>
               </w:rPr>
               <w:t xml:space="preserve">100.0%</w:t>
             </w:r>
@@ -3935,22 +4999,85 @@
         </w:tc>
         <w:tc>
           <w:tcPr>
-            <w:tcW w:type="dxa" w:w="1600"/>
-            <w:tcMar>
-              <w:top w:type="dxa" w:w="60"/>
-              <w:left w:type="dxa" w:w="100"/>
-              <w:bottom w:type="dxa" w:w="60"/>
-              <w:right w:type="dxa" w:w="100"/>
-            </w:tcMar>
-            <w:vAlign w:val="top"/>
-          </w:tcPr>
-          <w:p>
-            <w:r>
-              <w:rPr>
-                <w:sz w:val="17"/>
-                <w:szCs w:val="17"/>
-              </w:rPr>
-              <w:t xml:space="preserve">0.995</w:t>
+            <w:tcW w:type="dxa" w:w="1050"/>
+            <w:tcMar>
+              <w:top w:type="dxa" w:w="60"/>
+              <w:left w:type="dxa" w:w="100"/>
+              <w:bottom w:type="dxa" w:w="60"/>
+              <w:right w:type="dxa" w:w="100"/>
+            </w:tcMar>
+            <w:vAlign w:val="top"/>
+          </w:tcPr>
+          <w:p>
+            <w:r>
+              <w:rPr>
+                <w:sz w:val="16"/>
+                <w:szCs w:val="16"/>
+              </w:rPr>
+              <w:t xml:space="preserve">100.0%</w:t>
+            </w:r>
+          </w:p>
+        </w:tc>
+        <w:tc>
+          <w:tcPr>
+            <w:tcW w:type="dxa" w:w="1238"/>
+            <w:tcMar>
+              <w:top w:type="dxa" w:w="60"/>
+              <w:left w:type="dxa" w:w="100"/>
+              <w:bottom w:type="dxa" w:w="60"/>
+              <w:right w:type="dxa" w:w="100"/>
+            </w:tcMar>
+            <w:vAlign w:val="top"/>
+          </w:tcPr>
+          <w:p>
+            <w:r>
+              <w:rPr>
+                <w:sz w:val="16"/>
+                <w:szCs w:val="16"/>
+              </w:rPr>
+              <w:t xml:space="preserve">99.2%</w:t>
+            </w:r>
+          </w:p>
+        </w:tc>
+        <w:tc>
+          <w:tcPr>
+            <w:tcW w:type="dxa" w:w="1050"/>
+            <w:tcMar>
+              <w:top w:type="dxa" w:w="60"/>
+              <w:left w:type="dxa" w:w="100"/>
+              <w:bottom w:type="dxa" w:w="60"/>
+              <w:right w:type="dxa" w:w="100"/>
+            </w:tcMar>
+            <w:vAlign w:val="top"/>
+          </w:tcPr>
+          <w:p>
+            <w:r>
+              <w:rPr>
+                <w:sz w:val="16"/>
+                <w:szCs w:val="16"/>
+              </w:rPr>
+              <w:t xml:space="preserve">0.55</w:t>
+            </w:r>
+          </w:p>
+        </w:tc>
+        <w:tc>
+          <w:tcPr>
+            <w:tcW w:type="dxa" w:w="1050"/>
+            <w:tcMar>
+              <w:top w:type="dxa" w:w="60"/>
+              <w:left w:type="dxa" w:w="100"/>
+              <w:bottom w:type="dxa" w:w="60"/>
+              <w:right w:type="dxa" w:w="100"/>
+            </w:tcMar>
+            <w:vAlign w:val="top"/>
+          </w:tcPr>
+          <w:p>
+            <w:r>
+              <w:rPr>
+                <w:sz w:val="16"/>
+                <w:szCs w:val="16"/>
+              </w:rPr>
+              <w:t xml:space="preserve">0.97</w:t>
             </w:r>
           </w:p>
         </w:tc>
@@ -3961,7 +5088,7 @@
         </w:trPr>
         <w:tc>
           <w:tcPr>
-            <w:tcW w:type="dxa" w:w="3238"/>
+            <w:tcW w:type="dxa" w:w="2700"/>
             <w:shd w:fill="F7F9FC" w:color="auto" w:val="clear"/>
             <w:tcMar>
               <w:top w:type="dxa" w:w="60"/>
@@ -3974,16 +5101,16 @@
           <w:p>
             <w:r>
               <w:rPr>
-                <w:sz w:val="17"/>
-                <w:szCs w:val="17"/>
-              </w:rPr>
-              <w:t xml:space="preserve">PRAG-GO, normal-score</w:t>
-            </w:r>
-          </w:p>
-        </w:tc>
-        <w:tc>
-          <w:tcPr>
-            <w:tcW w:type="dxa" w:w="1600"/>
+                <w:sz w:val="16"/>
+                <w:szCs w:val="16"/>
+              </w:rPr>
+              <w:t xml:space="preserve">PRAG-GO, ensemble moments</w:t>
+            </w:r>
+          </w:p>
+        </w:tc>
+        <w:tc>
+          <w:tcPr>
+            <w:tcW w:type="dxa" w:w="1500"/>
             <w:shd w:fill="F7F9FC" w:color="auto" w:val="clear"/>
             <w:tcMar>
               <w:top w:type="dxa" w:w="60"/>
@@ -3996,16 +5123,16 @@
           <w:p>
             <w:r>
               <w:rPr>
-                <w:sz w:val="17"/>
-                <w:szCs w:val="17"/>
-              </w:rPr>
-              <w:t xml:space="preserve">90.2%</w:t>
-            </w:r>
-          </w:p>
-        </w:tc>
-        <w:tc>
-          <w:tcPr>
-            <w:tcW w:type="dxa" w:w="1600"/>
+                <w:sz w:val="16"/>
+                <w:szCs w:val="16"/>
+              </w:rPr>
+              <w:t xml:space="preserve">A3, A10, A23</w:t>
+            </w:r>
+          </w:p>
+        </w:tc>
+        <w:tc>
+          <w:tcPr>
+            <w:tcW w:type="dxa" w:w="1050"/>
             <w:shd w:fill="F7F9FC" w:color="auto" w:val="clear"/>
             <w:tcMar>
               <w:top w:type="dxa" w:w="60"/>
@@ -4018,16 +5145,16 @@
           <w:p>
             <w:r>
               <w:rPr>
-                <w:sz w:val="17"/>
-                <w:szCs w:val="17"/>
-              </w:rPr>
-              <w:t xml:space="preserve">91.6%</w:t>
-            </w:r>
-          </w:p>
-        </w:tc>
-        <w:tc>
-          <w:tcPr>
-            <w:tcW w:type="dxa" w:w="1600"/>
+                <w:sz w:val="16"/>
+                <w:szCs w:val="16"/>
+              </w:rPr>
+              <w:t xml:space="preserve">100.0%</w:t>
+            </w:r>
+          </w:p>
+        </w:tc>
+        <w:tc>
+          <w:tcPr>
+            <w:tcW w:type="dxa" w:w="1050"/>
             <w:shd w:fill="F7F9FC" w:color="auto" w:val="clear"/>
             <w:tcMar>
               <w:top w:type="dxa" w:w="60"/>
@@ -4040,16 +5167,16 @@
           <w:p>
             <w:r>
               <w:rPr>
-                <w:sz w:val="17"/>
-                <w:szCs w:val="17"/>
-              </w:rPr>
-              <w:t xml:space="preserve">97.6%</w:t>
-            </w:r>
-          </w:p>
-        </w:tc>
-        <w:tc>
-          <w:tcPr>
-            <w:tcW w:type="dxa" w:w="1600"/>
+                <w:sz w:val="16"/>
+                <w:szCs w:val="16"/>
+              </w:rPr>
+              <w:t xml:space="preserve">100.0%</w:t>
+            </w:r>
+          </w:p>
+        </w:tc>
+        <w:tc>
+          <w:tcPr>
+            <w:tcW w:type="dxa" w:w="1238"/>
             <w:shd w:fill="F7F9FC" w:color="auto" w:val="clear"/>
             <w:tcMar>
               <w:top w:type="dxa" w:w="60"/>
@@ -4062,10 +5189,365 @@
           <w:p>
             <w:r>
               <w:rPr>
-                <w:sz w:val="17"/>
-                <w:szCs w:val="17"/>
-              </w:rPr>
-              <w:t xml:space="preserve">0.996</w:t>
+                <w:sz w:val="16"/>
+                <w:szCs w:val="16"/>
+              </w:rPr>
+              <w:t xml:space="preserve">99.2%</w:t>
+            </w:r>
+          </w:p>
+        </w:tc>
+        <w:tc>
+          <w:tcPr>
+            <w:tcW w:type="dxa" w:w="1050"/>
+            <w:shd w:fill="F7F9FC" w:color="auto" w:val="clear"/>
+            <w:tcMar>
+              <w:top w:type="dxa" w:w="60"/>
+              <w:left w:type="dxa" w:w="100"/>
+              <w:bottom w:type="dxa" w:w="60"/>
+              <w:right w:type="dxa" w:w="100"/>
+            </w:tcMar>
+            <w:vAlign w:val="top"/>
+          </w:tcPr>
+          <w:p>
+            <w:r>
+              <w:rPr>
+                <w:sz w:val="16"/>
+                <w:szCs w:val="16"/>
+              </w:rPr>
+              <w:t xml:space="preserve">0.54</w:t>
+            </w:r>
+          </w:p>
+        </w:tc>
+        <w:tc>
+          <w:tcPr>
+            <w:tcW w:type="dxa" w:w="1050"/>
+            <w:shd w:fill="F7F9FC" w:color="auto" w:val="clear"/>
+            <w:tcMar>
+              <w:top w:type="dxa" w:w="60"/>
+              <w:left w:type="dxa" w:w="100"/>
+              <w:bottom w:type="dxa" w:w="60"/>
+              <w:right w:type="dxa" w:w="100"/>
+            </w:tcMar>
+            <w:vAlign w:val="top"/>
+          </w:tcPr>
+          <w:p>
+            <w:r>
+              <w:rPr>
+                <w:sz w:val="16"/>
+                <w:szCs w:val="16"/>
+              </w:rPr>
+              <w:t xml:space="preserve">0.96</w:t>
+            </w:r>
+          </w:p>
+        </w:tc>
+      </w:tr>
+      <w:tr>
+        <w:trPr>
+          <w:cantSplit/>
+        </w:trPr>
+        <w:tc>
+          <w:tcPr>
+            <w:tcW w:type="dxa" w:w="2700"/>
+            <w:tcMar>
+              <w:top w:type="dxa" w:w="60"/>
+              <w:left w:type="dxa" w:w="100"/>
+              <w:bottom w:type="dxa" w:w="60"/>
+              <w:right w:type="dxa" w:w="100"/>
+            </w:tcMar>
+            <w:vAlign w:val="top"/>
+          </w:tcPr>
+          <w:p>
+            <w:r>
+              <w:rPr>
+                <w:sz w:val="16"/>
+                <w:szCs w:val="16"/>
+              </w:rPr>
+              <w:t xml:space="preserve">PRAG-GO for A alone, normal scores</w:t>
+            </w:r>
+          </w:p>
+        </w:tc>
+        <w:tc>
+          <w:tcPr>
+            <w:tcW w:type="dxa" w:w="1500"/>
+            <w:tcMar>
+              <w:top w:type="dxa" w:w="60"/>
+              <w:left w:type="dxa" w:w="100"/>
+              <w:bottom w:type="dxa" w:w="60"/>
+              <w:right w:type="dxa" w:w="100"/>
+            </w:tcMar>
+            <w:vAlign w:val="top"/>
+          </w:tcPr>
+          <w:p>
+            <w:r>
+              <w:rPr>
+                <w:sz w:val="16"/>
+                <w:szCs w:val="16"/>
+              </w:rPr>
+              <w:t xml:space="preserve">A3, A10, A23</w:t>
+            </w:r>
+          </w:p>
+        </w:tc>
+        <w:tc>
+          <w:tcPr>
+            <w:tcW w:type="dxa" w:w="1050"/>
+            <w:tcMar>
+              <w:top w:type="dxa" w:w="60"/>
+              <w:left w:type="dxa" w:w="100"/>
+              <w:bottom w:type="dxa" w:w="60"/>
+              <w:right w:type="dxa" w:w="100"/>
+            </w:tcMar>
+            <w:vAlign w:val="top"/>
+          </w:tcPr>
+          <w:p>
+            <w:r>
+              <w:rPr>
+                <w:sz w:val="16"/>
+                <w:szCs w:val="16"/>
+              </w:rPr>
+              <w:t xml:space="preserve">100.0%</w:t>
+            </w:r>
+          </w:p>
+        </w:tc>
+        <w:tc>
+          <w:tcPr>
+            <w:tcW w:type="dxa" w:w="1050"/>
+            <w:tcMar>
+              <w:top w:type="dxa" w:w="60"/>
+              <w:left w:type="dxa" w:w="100"/>
+              <w:bottom w:type="dxa" w:w="60"/>
+              <w:right w:type="dxa" w:w="100"/>
+            </w:tcMar>
+            <w:vAlign w:val="top"/>
+          </w:tcPr>
+          <w:p>
+            <w:r>
+              <w:rPr>
+                <w:sz w:val="16"/>
+                <w:szCs w:val="16"/>
+              </w:rPr>
+              <w:t xml:space="preserve">100.0%</w:t>
+            </w:r>
+          </w:p>
+        </w:tc>
+        <w:tc>
+          <w:tcPr>
+            <w:tcW w:type="dxa" w:w="1238"/>
+            <w:tcMar>
+              <w:top w:type="dxa" w:w="60"/>
+              <w:left w:type="dxa" w:w="100"/>
+              <w:bottom w:type="dxa" w:w="60"/>
+              <w:right w:type="dxa" w:w="100"/>
+            </w:tcMar>
+            <w:vAlign w:val="top"/>
+          </w:tcPr>
+          <w:p>
+            <w:r>
+              <w:rPr>
+                <w:sz w:val="16"/>
+                <w:szCs w:val="16"/>
+              </w:rPr>
+              <w:t xml:space="preserve">99.2%</w:t>
+            </w:r>
+          </w:p>
+        </w:tc>
+        <w:tc>
+          <w:tcPr>
+            <w:tcW w:type="dxa" w:w="1050"/>
+            <w:tcMar>
+              <w:top w:type="dxa" w:w="60"/>
+              <w:left w:type="dxa" w:w="100"/>
+              <w:bottom w:type="dxa" w:w="60"/>
+              <w:right w:type="dxa" w:w="100"/>
+            </w:tcMar>
+            <w:vAlign w:val="top"/>
+          </w:tcPr>
+          <w:p>
+            <w:r>
+              <w:rPr>
+                <w:sz w:val="16"/>
+                <w:szCs w:val="16"/>
+              </w:rPr>
+              <w:t xml:space="preserve">0.96</w:t>
+            </w:r>
+          </w:p>
+        </w:tc>
+        <w:tc>
+          <w:tcPr>
+            <w:tcW w:type="dxa" w:w="1050"/>
+            <w:tcMar>
+              <w:top w:type="dxa" w:w="60"/>
+              <w:left w:type="dxa" w:w="100"/>
+              <w:bottom w:type="dxa" w:w="60"/>
+              <w:right w:type="dxa" w:w="100"/>
+            </w:tcMar>
+            <w:vAlign w:val="top"/>
+          </w:tcPr>
+          <w:p>
+            <w:r>
+              <w:rPr>
+                <w:sz w:val="16"/>
+                <w:szCs w:val="16"/>
+              </w:rPr>
+              <w:t xml:space="preserve">0.48</w:t>
+            </w:r>
+          </w:p>
+        </w:tc>
+      </w:tr>
+      <w:tr>
+        <w:trPr>
+          <w:cantSplit/>
+        </w:trPr>
+        <w:tc>
+          <w:tcPr>
+            <w:tcW w:type="dxa" w:w="2700"/>
+            <w:shd w:fill="F7F9FC" w:color="auto" w:val="clear"/>
+            <w:tcMar>
+              <w:top w:type="dxa" w:w="60"/>
+              <w:left w:type="dxa" w:w="100"/>
+              <w:bottom w:type="dxa" w:w="60"/>
+              <w:right w:type="dxa" w:w="100"/>
+            </w:tcMar>
+            <w:vAlign w:val="top"/>
+          </w:tcPr>
+          <w:p>
+            <w:r>
+              <w:rPr>
+                <w:sz w:val="16"/>
+                <w:szCs w:val="16"/>
+              </w:rPr>
+              <w:t xml:space="preserve">PRAG-GO, normal scores</w:t>
+            </w:r>
+          </w:p>
+        </w:tc>
+        <w:tc>
+          <w:tcPr>
+            <w:tcW w:type="dxa" w:w="1500"/>
+            <w:shd w:fill="F7F9FC" w:color="auto" w:val="clear"/>
+            <w:tcMar>
+              <w:top w:type="dxa" w:w="60"/>
+              <w:left w:type="dxa" w:w="100"/>
+              <w:bottom w:type="dxa" w:w="60"/>
+              <w:right w:type="dxa" w:w="100"/>
+            </w:tcMar>
+            <w:vAlign w:val="top"/>
+          </w:tcPr>
+          <w:p>
+            <w:r>
+              <w:rPr>
+                <w:sz w:val="16"/>
+                <w:szCs w:val="16"/>
+              </w:rPr>
+              <w:t xml:space="preserve">A3, A10, A23</w:t>
+            </w:r>
+          </w:p>
+        </w:tc>
+        <w:tc>
+          <w:tcPr>
+            <w:tcW w:type="dxa" w:w="1050"/>
+            <w:shd w:fill="F7F9FC" w:color="auto" w:val="clear"/>
+            <w:tcMar>
+              <w:top w:type="dxa" w:w="60"/>
+              <w:left w:type="dxa" w:w="100"/>
+              <w:bottom w:type="dxa" w:w="60"/>
+              <w:right w:type="dxa" w:w="100"/>
+            </w:tcMar>
+            <w:vAlign w:val="top"/>
+          </w:tcPr>
+          <w:p>
+            <w:r>
+              <w:rPr>
+                <w:sz w:val="16"/>
+                <w:szCs w:val="16"/>
+              </w:rPr>
+              <w:t xml:space="preserve">100.0%</w:t>
+            </w:r>
+          </w:p>
+        </w:tc>
+        <w:tc>
+          <w:tcPr>
+            <w:tcW w:type="dxa" w:w="1050"/>
+            <w:shd w:fill="F7F9FC" w:color="auto" w:val="clear"/>
+            <w:tcMar>
+              <w:top w:type="dxa" w:w="60"/>
+              <w:left w:type="dxa" w:w="100"/>
+              <w:bottom w:type="dxa" w:w="60"/>
+              <w:right w:type="dxa" w:w="100"/>
+            </w:tcMar>
+            <w:vAlign w:val="top"/>
+          </w:tcPr>
+          <w:p>
+            <w:r>
+              <w:rPr>
+                <w:sz w:val="16"/>
+                <w:szCs w:val="16"/>
+              </w:rPr>
+              <w:t xml:space="preserve">100.0%</w:t>
+            </w:r>
+          </w:p>
+        </w:tc>
+        <w:tc>
+          <w:tcPr>
+            <w:tcW w:type="dxa" w:w="1238"/>
+            <w:shd w:fill="F7F9FC" w:color="auto" w:val="clear"/>
+            <w:tcMar>
+              <w:top w:type="dxa" w:w="60"/>
+              <w:left w:type="dxa" w:w="100"/>
+              <w:bottom w:type="dxa" w:w="60"/>
+              <w:right w:type="dxa" w:w="100"/>
+            </w:tcMar>
+            <w:vAlign w:val="top"/>
+          </w:tcPr>
+          <w:p>
+            <w:r>
+              <w:rPr>
+                <w:sz w:val="16"/>
+                <w:szCs w:val="16"/>
+              </w:rPr>
+              <w:t xml:space="preserve">99.2%</w:t>
+            </w:r>
+          </w:p>
+        </w:tc>
+        <w:tc>
+          <w:tcPr>
+            <w:tcW w:type="dxa" w:w="1050"/>
+            <w:shd w:fill="F7F9FC" w:color="auto" w:val="clear"/>
+            <w:tcMar>
+              <w:top w:type="dxa" w:w="60"/>
+              <w:left w:type="dxa" w:w="100"/>
+              <w:bottom w:type="dxa" w:w="60"/>
+              <w:right w:type="dxa" w:w="100"/>
+            </w:tcMar>
+            <w:vAlign w:val="top"/>
+          </w:tcPr>
+          <w:p>
+            <w:r>
+              <w:rPr>
+                <w:sz w:val="16"/>
+                <w:szCs w:val="16"/>
+              </w:rPr>
+              <w:t xml:space="preserve">0.61</w:t>
+            </w:r>
+          </w:p>
+        </w:tc>
+        <w:tc>
+          <w:tcPr>
+            <w:tcW w:type="dxa" w:w="1050"/>
+            <w:shd w:fill="F7F9FC" w:color="auto" w:val="clear"/>
+            <w:tcMar>
+              <w:top w:type="dxa" w:w="60"/>
+              <w:left w:type="dxa" w:w="100"/>
+              <w:bottom w:type="dxa" w:w="60"/>
+              <w:right w:type="dxa" w:w="100"/>
+            </w:tcMar>
+            <w:vAlign w:val="top"/>
+          </w:tcPr>
+          <w:p>
+            <w:r>
+              <w:rPr>
+                <w:sz w:val="16"/>
+                <w:szCs w:val="16"/>
+              </w:rPr>
+              <w:t xml:space="preserve">0.97</w:t>
             </w:r>
           </w:p>
         </w:tc>
@@ -4082,7 +5564,59 @@
         <w:jc w:val="both"/>
       </w:pPr>
       <w:r>
-        <w:t xml:space="preserve">Theorem 1 holds in the field for the project goal. The Lemma 1 design for the area (P21, A3, A18) is also the exact optimum for the area threshold, with Spearman 0.995. This design extends along the whole length of the coast, because the area integrates the salinity of the entire coastal strip. For the risk at A23 it captures only 32.3%, and its ranking bears almost no relation to the exact EIG (Spearman 0.072). The information about A23 comes from wells P13, A11, A25, 2–4 km east of it. The linear EIG of the head at A finds them exactly (100%), so Theorem 1 for the supply well also holds unchanged. For the “A or B” risk, the PRAG-GO formula reaches 97.6% with linear moments and 100.0% with ensemble moments, with Spearman 0.996.</w:t>
+        <w:t xml:space="preserve">For the two supply-well goals, PRAG-GO picks the exact optimum, whereas the design chosen for the intruded area reaches 73.8% and 52.0%. The area criterion ranks the designs almost at random for "A or B" (</w:t>
+      </w:r>
+      <m:oMath>
+        <m:sSub>
+          <m:e>
+            <m:r>
+              <m:t>ρ</m:t>
+            </m:r>
+          </m:e>
+          <m:sub>
+            <m:r>
+              <m:t>s</m:t>
+            </m:r>
+          </m:sub>
+        </m:sSub>
+        <m:r>
+          <m:rPr>
+            <m:sty m:val="p"/>
+          </m:rPr>
+          <m:t>=</m:t>
+        </m:r>
+        <m:r>
+          <m:t>0.11</m:t>
+        </m:r>
+      </m:oMath>
+      <w:r>
+        <w:t xml:space="preserve">, against 0.97 for PRAG-GO). For the area goal every criterion reaches 98.8%–99.2% with three wells (96%–98% with five): the designs of all criteria share A3 and A10, which constrain the transmissivity of the coastal sector, so here the area and the supply wells call for overlapping data. Theorem 1 holds only approximately for the area threshold: the Lemma 1 design reaches 98.8% (</w:t>
+      </w:r>
+      <m:oMath>
+        <m:sSub>
+          <m:e>
+            <m:r>
+              <m:t>ρ</m:t>
+            </m:r>
+          </m:e>
+          <m:sub>
+            <m:r>
+              <m:t>s</m:t>
+            </m:r>
+          </m:sub>
+        </m:sSub>
+        <m:r>
+          <m:rPr>
+            <m:sty m:val="p"/>
+          </m:rPr>
+          <m:t>=</m:t>
+        </m:r>
+        <m:r>
+          <m:t>0.98</m:t>
+        </m:r>
+      </m:oMath>
+      <w:r>
+        <w:t xml:space="preserve">), slightly below the designs aimed at the supply wells (99.2%). Two of the published monitoring wells lie in the sector (A10, A13); as a pair they carry 69% (A) and 66% (A or B) of the information of the best pair, A3, A23.</w:t>
       </w:r>
     </w:p>
     <w:p>
@@ -4094,9 +5628,9 @@
       <w:r>
         <w:drawing>
           <wp:inline distT="0" distB="0" distL="0" distR="0">
-            <wp:extent cx="5762625" cy="2143125"/>
+            <wp:extent cx="5943600" cy="3533775"/>
             <wp:effectExtent t="0" r="0" b="0" l="0"/>
-            <wp:docPr id="1" name="Criterion versus exact EIG for all 4060 designs with 3 wells" descr="Criterion versus exact EIG for all 4060 designs with 3 wells" title="Criterion versus exact EIG for all 4060 designs with 3 wells"/>
+            <wp:docPr id="1" name="PRAG-GO with the geolocated sea boundary: designs, share of the optimum and criterion against exact EIG" descr="PRAG-GO with the geolocated sea boundary: designs, share of the optimum and criterion against exact EIG" title="PRAG-GO with the geolocated sea boundary: designs, share of the optimum and criterion against exact EIG"/>
             <wp:cNvGraphicFramePr>
               <a:graphicFrameLocks xmlns:a="http://schemas.openxmlformats.org/drawingml/2006/main" noChangeAspect="1"/>
             </wp:cNvGraphicFramePr>
@@ -4119,7 +5653,7 @@
                   <pic:spPr bwMode="auto">
                     <a:xfrm>
                       <a:off x="0" y="0"/>
-                      <a:ext cx="5762625" cy="2143125"/>
+                      <a:ext cx="5943600" cy="3533775"/>
                     </a:xfrm>
                     <a:prstGeom prst="rect">
                       <a:avLst/>
@@ -4153,7 +5687,7 @@
           <w:sz w:val="18"/>
           <w:szCs w:val="18"/>
         </w:rPr>
-        <w:t xml:space="preserve"> Criterion value versus exact EIG for all 4 060 designs with 3 wells. (a) Linear EIG of the area versus the area threshold: Theorem 1 in the field. (b) The same criterion versus the “A or B” risk. (c) PRAG-GO with linear moments versus the “A or B” risk. The orange dot is the design chosen by the criterion, and the dashed line is the exact optimum.</w:t>
+        <w:t xml:space="preserve"> PRAG-GO with the geolocated sea boundary (Supplementary Fig. S2 of the chloride study). (a) Candidate wells, the pumped supply wells, the three-well designs chosen by PRAG-GO (A3, A10, A23) and by the area criterion (A3, A10, A28) and the two published monitoring wells in the sector. (b) Exact EIG of each criterion's design as a percentage of the optimum: bars for three wells, black marks for five wells re-estimated with 48 000 realizations. (c) Criterion against exact EIG over all 560 three-well designs, goal "A or B intruded".</w:t>
       </w:r>
     </w:p>
     <w:p>
@@ -4166,10 +5700,10 @@
           <w:b/>
           <w:bCs/>
         </w:rPr>
-        <w:t xml:space="preserve">Five wells, the project budget.</w:t>
-      </w:r>
-      <w:r>
-        <w:t xml:space="preserve"> All 142 506 designs with 5 wells were ranked by each criterion. The exact EIG was computed for 3 671 designs: 3 000 random designs and the top 200 of each criterion. Greedy search with swaps on the exact EIG was run for each goal. The leading designs were then re-estimated with an ensemble four times larger (48 000 realizations), because reweighting overestimates the EIG when the effective sample size is small. The table gives the percentages from this re-estimate, relative to the best design found by any method:</w:t>
+        <w:t xml:space="preserve">Five wells, all 4 368 designs.</w:t>
+      </w:r>
+      <w:r>
+        <w:t xml:space="preserve"> With five wells the reweighting estimate rests on an effective sample of about 20, where it overestimates the EIG. The 40 best designs of each goal and every criterion's choice were therefore re-estimated with 48 000 inner realizations (effective sample 77). The best design for both supply-well goals is P17, A3, A10, A13, A23 (0.455 and 0.434 nats), and for the area A3, A10, A13, A23, A28 (0.395 nats). Percentages of the best re-estimated design:</w:t>
       </w:r>
     </w:p>
     <w:tbl>
@@ -4186,11 +5720,11 @@
         <w:tblLayout w:type="fixed"/>
       </w:tblPr>
       <w:tblGrid>
-        <w:gridCol w:w="2638"/>
-        <w:gridCol w:w="2600"/>
-        <w:gridCol w:w="1500"/>
-        <w:gridCol w:w="1450"/>
-        <w:gridCol w:w="1450"/>
+        <w:gridCol w:w="2900"/>
+        <w:gridCol w:w="2700"/>
+        <w:gridCol w:w="1346"/>
+        <w:gridCol w:w="1346"/>
+        <w:gridCol w:w="1346"/>
       </w:tblGrid>
       <w:tr>
         <w:trPr>
@@ -4199,7 +5733,7 @@
         </w:trPr>
         <w:tc>
           <w:tcPr>
-            <w:tcW w:type="dxa" w:w="2638"/>
+            <w:tcW w:type="dxa" w:w="2900"/>
             <w:shd w:fill="D97706" w:color="auto" w:val="clear"/>
             <w:tcMar>
               <w:top w:type="dxa" w:w="60"/>
@@ -4218,13 +5752,13 @@
                 <w:sz w:val="16"/>
                 <w:szCs w:val="16"/>
               </w:rPr>
-              <w:t xml:space="preserve">Design</w:t>
-            </w:r>
-          </w:p>
-        </w:tc>
-        <w:tc>
-          <w:tcPr>
-            <w:tcW w:type="dxa" w:w="2600"/>
+              <w:t xml:space="preserve">Criterion</w:t>
+            </w:r>
+          </w:p>
+        </w:tc>
+        <w:tc>
+          <w:tcPr>
+            <w:tcW w:type="dxa" w:w="2700"/>
             <w:shd w:fill="D97706" w:color="auto" w:val="clear"/>
             <w:tcMar>
               <w:top w:type="dxa" w:w="60"/>
@@ -4243,13 +5777,13 @@
                 <w:sz w:val="16"/>
                 <w:szCs w:val="16"/>
               </w:rPr>
-              <w:t xml:space="preserve">Wells</w:t>
-            </w:r>
-          </w:p>
-        </w:tc>
-        <w:tc>
-          <w:tcPr>
-            <w:tcW w:type="dxa" w:w="1500"/>
+              <w:t xml:space="preserve">Wells chosen</w:t>
+            </w:r>
+          </w:p>
+        </w:tc>
+        <w:tc>
+          <w:tcPr>
+            <w:tcW w:type="dxa" w:w="1346"/>
             <w:shd w:fill="D97706" w:color="auto" w:val="clear"/>
             <w:tcMar>
               <w:top w:type="dxa" w:w="60"/>
@@ -4268,13 +5802,13 @@
                 <w:sz w:val="16"/>
                 <w:szCs w:val="16"/>
               </w:rPr>
-              <w:t xml:space="preserve">Area &gt; 100 km²</w:t>
-            </w:r>
-          </w:p>
-        </w:tc>
-        <w:tc>
-          <w:tcPr>
-            <w:tcW w:type="dxa" w:w="1450"/>
+              <w:t xml:space="preserve">A intruded</w:t>
+            </w:r>
+          </w:p>
+        </w:tc>
+        <w:tc>
+          <w:tcPr>
+            <w:tcW w:type="dxa" w:w="1346"/>
             <w:shd w:fill="D97706" w:color="auto" w:val="clear"/>
             <w:tcMar>
               <w:top w:type="dxa" w:w="60"/>
@@ -4293,13 +5827,13 @@
                 <w:sz w:val="16"/>
                 <w:szCs w:val="16"/>
               </w:rPr>
-              <w:t xml:space="preserve">Risk at A</w:t>
-            </w:r>
-          </w:p>
-        </w:tc>
-        <w:tc>
-          <w:tcPr>
-            <w:tcW w:type="dxa" w:w="1450"/>
+              <w:t xml:space="preserve">A or B</w:t>
+            </w:r>
+          </w:p>
+        </w:tc>
+        <w:tc>
+          <w:tcPr>
+            <w:tcW w:type="dxa" w:w="1346"/>
             <w:shd w:fill="D97706" w:color="auto" w:val="clear"/>
             <w:tcMar>
               <w:top w:type="dxa" w:w="60"/>
@@ -4318,7 +5852,7 @@
                 <w:sz w:val="16"/>
                 <w:szCs w:val="16"/>
               </w:rPr>
-              <w:t xml:space="preserve">A or B</w:t>
+              <w:t xml:space="preserve">Area &gt; 12 km²</w:t>
             </w:r>
           </w:p>
         </w:tc>
@@ -4329,106 +5863,106 @@
         </w:trPr>
         <w:tc>
           <w:tcPr>
-            <w:tcW w:type="dxa" w:w="2638"/>
-            <w:tcMar>
-              <w:top w:type="dxa" w:w="60"/>
-              <w:left w:type="dxa" w:w="100"/>
-              <w:bottom w:type="dxa" w:w="60"/>
-              <w:right w:type="dxa" w:w="100"/>
-            </w:tcMar>
-            <w:vAlign w:val="top"/>
-          </w:tcPr>
-          <w:p>
-            <w:r>
-              <w:rPr>
-                <w:sz w:val="16"/>
-                <w:szCs w:val="16"/>
-              </w:rPr>
-              <w:t xml:space="preserve">Published (marginal EIG, 6 km apart)</w:t>
-            </w:r>
-          </w:p>
-        </w:tc>
-        <w:tc>
-          <w:tcPr>
-            <w:tcW w:type="dxa" w:w="2600"/>
-            <w:tcMar>
-              <w:top w:type="dxa" w:w="60"/>
-              <w:left w:type="dxa" w:w="100"/>
-              <w:bottom w:type="dxa" w:w="60"/>
-              <w:right w:type="dxa" w:w="100"/>
-            </w:tcMar>
-            <w:vAlign w:val="top"/>
-          </w:tcPr>
-          <w:p>
-            <w:r>
-              <w:rPr>
-                <w:sz w:val="16"/>
-                <w:szCs w:val="16"/>
-              </w:rPr>
-              <w:t xml:space="preserve">P21, A10, A12, A13, A21</w:t>
-            </w:r>
-          </w:p>
-        </w:tc>
-        <w:tc>
-          <w:tcPr>
-            <w:tcW w:type="dxa" w:w="1500"/>
-            <w:tcMar>
-              <w:top w:type="dxa" w:w="60"/>
-              <w:left w:type="dxa" w:w="100"/>
-              <w:bottom w:type="dxa" w:w="60"/>
-              <w:right w:type="dxa" w:w="100"/>
-            </w:tcMar>
-            <w:vAlign w:val="top"/>
-          </w:tcPr>
-          <w:p>
-            <w:r>
-              <w:rPr>
-                <w:sz w:val="16"/>
-                <w:szCs w:val="16"/>
-              </w:rPr>
-              <w:t xml:space="preserve">86.2%</w:t>
-            </w:r>
-          </w:p>
-        </w:tc>
-        <w:tc>
-          <w:tcPr>
-            <w:tcW w:type="dxa" w:w="1450"/>
-            <w:tcMar>
-              <w:top w:type="dxa" w:w="60"/>
-              <w:left w:type="dxa" w:w="100"/>
-              <w:bottom w:type="dxa" w:w="60"/>
-              <w:right w:type="dxa" w:w="100"/>
-            </w:tcMar>
-            <w:vAlign w:val="top"/>
-          </w:tcPr>
-          <w:p>
-            <w:r>
-              <w:rPr>
-                <w:sz w:val="16"/>
-                <w:szCs w:val="16"/>
-              </w:rPr>
-              <w:t xml:space="preserve">56.9%</w:t>
-            </w:r>
-          </w:p>
-        </w:tc>
-        <w:tc>
-          <w:tcPr>
-            <w:tcW w:type="dxa" w:w="1450"/>
-            <w:tcMar>
-              <w:top w:type="dxa" w:w="60"/>
-              <w:left w:type="dxa" w:w="100"/>
-              <w:bottom w:type="dxa" w:w="60"/>
-              <w:right w:type="dxa" w:w="100"/>
-            </w:tcMar>
-            <w:vAlign w:val="top"/>
-          </w:tcPr>
-          <w:p>
-            <w:r>
-              <w:rPr>
-                <w:sz w:val="16"/>
-                <w:szCs w:val="16"/>
-              </w:rPr>
-              <w:t xml:space="preserve">81.9%</w:t>
+            <w:tcW w:type="dxa" w:w="2900"/>
+            <w:tcMar>
+              <w:top w:type="dxa" w:w="60"/>
+              <w:left w:type="dxa" w:w="100"/>
+              <w:bottom w:type="dxa" w:w="60"/>
+              <w:right w:type="dxa" w:w="100"/>
+            </w:tcMar>
+            <w:vAlign w:val="top"/>
+          </w:tcPr>
+          <w:p>
+            <w:r>
+              <w:rPr>
+                <w:sz w:val="16"/>
+                <w:szCs w:val="16"/>
+              </w:rPr>
+              <w:t xml:space="preserve">Linear EIG of the area (published pipeline)</w:t>
+            </w:r>
+          </w:p>
+        </w:tc>
+        <w:tc>
+          <w:tcPr>
+            <w:tcW w:type="dxa" w:w="2700"/>
+            <w:tcMar>
+              <w:top w:type="dxa" w:w="60"/>
+              <w:left w:type="dxa" w:w="100"/>
+              <w:bottom w:type="dxa" w:w="60"/>
+              <w:right w:type="dxa" w:w="100"/>
+            </w:tcMar>
+            <w:vAlign w:val="top"/>
+          </w:tcPr>
+          <w:p>
+            <w:r>
+              <w:rPr>
+                <w:sz w:val="16"/>
+                <w:szCs w:val="16"/>
+              </w:rPr>
+              <w:t xml:space="preserve">P4, P17, A3, A10, A28</w:t>
+            </w:r>
+          </w:p>
+        </w:tc>
+        <w:tc>
+          <w:tcPr>
+            <w:tcW w:type="dxa" w:w="1346"/>
+            <w:tcMar>
+              <w:top w:type="dxa" w:w="60"/>
+              <w:left w:type="dxa" w:w="100"/>
+              <w:bottom w:type="dxa" w:w="60"/>
+              <w:right w:type="dxa" w:w="100"/>
+            </w:tcMar>
+            <w:vAlign w:val="top"/>
+          </w:tcPr>
+          <w:p>
+            <w:r>
+              <w:rPr>
+                <w:sz w:val="16"/>
+                <w:szCs w:val="16"/>
+              </w:rPr>
+              <w:t xml:space="preserve">69.0%</w:t>
+            </w:r>
+          </w:p>
+        </w:tc>
+        <w:tc>
+          <w:tcPr>
+            <w:tcW w:type="dxa" w:w="1346"/>
+            <w:tcMar>
+              <w:top w:type="dxa" w:w="60"/>
+              <w:left w:type="dxa" w:w="100"/>
+              <w:bottom w:type="dxa" w:w="60"/>
+              <w:right w:type="dxa" w:w="100"/>
+            </w:tcMar>
+            <w:vAlign w:val="top"/>
+          </w:tcPr>
+          <w:p>
+            <w:r>
+              <w:rPr>
+                <w:sz w:val="16"/>
+                <w:szCs w:val="16"/>
+              </w:rPr>
+              <w:t xml:space="preserve">47.7%</w:t>
+            </w:r>
+          </w:p>
+        </w:tc>
+        <w:tc>
+          <w:tcPr>
+            <w:tcW w:type="dxa" w:w="1346"/>
+            <w:tcMar>
+              <w:top w:type="dxa" w:w="60"/>
+              <w:left w:type="dxa" w:w="100"/>
+              <w:bottom w:type="dxa" w:w="60"/>
+              <w:right w:type="dxa" w:w="100"/>
+            </w:tcMar>
+            <w:vAlign w:val="top"/>
+          </w:tcPr>
+          <w:p>
+            <w:r>
+              <w:rPr>
+                <w:sz w:val="16"/>
+                <w:szCs w:val="16"/>
+              </w:rPr>
+              <w:t xml:space="preserve">96.4%</w:t>
             </w:r>
           </w:p>
         </w:tc>
@@ -4439,7 +5973,7 @@
         </w:trPr>
         <w:tc>
           <w:tcPr>
-            <w:tcW w:type="dxa" w:w="2638"/>
+            <w:tcW w:type="dxa" w:w="2900"/>
             <w:shd w:fill="F7F9FC" w:color="auto" w:val="clear"/>
             <w:tcMar>
               <w:top w:type="dxa" w:w="60"/>
@@ -4455,13 +5989,13 @@
                 <w:sz w:val="16"/>
                 <w:szCs w:val="16"/>
               </w:rPr>
-              <w:t xml:space="preserve">Lemma 1 for the area, over all designs</w:t>
-            </w:r>
-          </w:p>
-        </w:tc>
-        <w:tc>
-          <w:tcPr>
-            <w:tcW w:type="dxa" w:w="2600"/>
+              <w:t xml:space="preserve">Area, ensemble moments</w:t>
+            </w:r>
+          </w:p>
+        </w:tc>
+        <w:tc>
+          <w:tcPr>
+            <w:tcW w:type="dxa" w:w="2700"/>
             <w:shd w:fill="F7F9FC" w:color="auto" w:val="clear"/>
             <w:tcMar>
               <w:top w:type="dxa" w:w="60"/>
@@ -4477,13 +6011,13 @@
                 <w:sz w:val="16"/>
                 <w:szCs w:val="16"/>
               </w:rPr>
-              <w:t xml:space="preserve">P19, P21, A3, A13, A18</w:t>
-            </w:r>
-          </w:p>
-        </w:tc>
-        <w:tc>
-          <w:tcPr>
-            <w:tcW w:type="dxa" w:w="1500"/>
+              <w:t xml:space="preserve">P4, A3, A10, A28, A30</w:t>
+            </w:r>
+          </w:p>
+        </w:tc>
+        <w:tc>
+          <w:tcPr>
+            <w:tcW w:type="dxa" w:w="1346"/>
             <w:shd w:fill="F7F9FC" w:color="auto" w:val="clear"/>
             <w:tcMar>
               <w:top w:type="dxa" w:w="60"/>
@@ -4499,13 +6033,13 @@
                 <w:sz w:val="16"/>
                 <w:szCs w:val="16"/>
               </w:rPr>
-              <w:t xml:space="preserve">100.0%</w:t>
-            </w:r>
-          </w:p>
-        </w:tc>
-        <w:tc>
-          <w:tcPr>
-            <w:tcW w:type="dxa" w:w="1450"/>
+              <w:t xml:space="preserve">71.4%</w:t>
+            </w:r>
+          </w:p>
+        </w:tc>
+        <w:tc>
+          <w:tcPr>
+            <w:tcW w:type="dxa" w:w="1346"/>
             <w:shd w:fill="F7F9FC" w:color="auto" w:val="clear"/>
             <w:tcMar>
               <w:top w:type="dxa" w:w="60"/>
@@ -4521,13 +6055,13 @@
                 <w:sz w:val="16"/>
                 <w:szCs w:val="16"/>
               </w:rPr>
-              <w:t xml:space="preserve">50.1%</w:t>
-            </w:r>
-          </w:p>
-        </w:tc>
-        <w:tc>
-          <w:tcPr>
-            <w:tcW w:type="dxa" w:w="1450"/>
+              <w:t xml:space="preserve">50.3%</w:t>
+            </w:r>
+          </w:p>
+        </w:tc>
+        <w:tc>
+          <w:tcPr>
+            <w:tcW w:type="dxa" w:w="1346"/>
             <w:shd w:fill="F7F9FC" w:color="auto" w:val="clear"/>
             <w:tcMar>
               <w:top w:type="dxa" w:w="60"/>
@@ -4543,7 +6077,7 @@
                 <w:sz w:val="16"/>
                 <w:szCs w:val="16"/>
               </w:rPr>
-              <w:t xml:space="preserve">82.5%</w:t>
+              <w:t xml:space="preserve">96.8%</w:t>
             </w:r>
           </w:p>
         </w:tc>
@@ -4554,7 +6088,7 @@
         </w:trPr>
         <w:tc>
           <w:tcPr>
-            <w:tcW w:type="dxa" w:w="2638"/>
+            <w:tcW w:type="dxa" w:w="2900"/>
             <w:tcMar>
               <w:top w:type="dxa" w:w="60"/>
               <w:left w:type="dxa" w:w="100"/>
@@ -4575,85 +6109,85 @@
         </w:tc>
         <w:tc>
           <w:tcPr>
-            <w:tcW w:type="dxa" w:w="2600"/>
-            <w:tcMar>
-              <w:top w:type="dxa" w:w="60"/>
-              <w:left w:type="dxa" w:w="100"/>
-              <w:bottom w:type="dxa" w:w="60"/>
-              <w:right w:type="dxa" w:w="100"/>
-            </w:tcMar>
-            <w:vAlign w:val="top"/>
-          </w:tcPr>
-          <w:p>
-            <w:r>
-              <w:rPr>
-                <w:sz w:val="16"/>
-                <w:szCs w:val="16"/>
-              </w:rPr>
-              <w:t xml:space="preserve">P10, P13, A11, A24, A25</w:t>
-            </w:r>
-          </w:p>
-        </w:tc>
-        <w:tc>
-          <w:tcPr>
-            <w:tcW w:type="dxa" w:w="1500"/>
-            <w:tcMar>
-              <w:top w:type="dxa" w:w="60"/>
-              <w:left w:type="dxa" w:w="100"/>
-              <w:bottom w:type="dxa" w:w="60"/>
-              <w:right w:type="dxa" w:w="100"/>
-            </w:tcMar>
-            <w:vAlign w:val="top"/>
-          </w:tcPr>
-          <w:p>
-            <w:r>
-              <w:rPr>
-                <w:sz w:val="16"/>
-                <w:szCs w:val="16"/>
-              </w:rPr>
-              <w:t xml:space="preserve">28.3%</w:t>
-            </w:r>
-          </w:p>
-        </w:tc>
-        <w:tc>
-          <w:tcPr>
-            <w:tcW w:type="dxa" w:w="1450"/>
-            <w:tcMar>
-              <w:top w:type="dxa" w:w="60"/>
-              <w:left w:type="dxa" w:w="100"/>
-              <w:bottom w:type="dxa" w:w="60"/>
-              <w:right w:type="dxa" w:w="100"/>
-            </w:tcMar>
-            <w:vAlign w:val="top"/>
-          </w:tcPr>
-          <w:p>
-            <w:r>
-              <w:rPr>
-                <w:sz w:val="16"/>
-                <w:szCs w:val="16"/>
-              </w:rPr>
-              <w:t xml:space="preserve">100.0%</w:t>
-            </w:r>
-          </w:p>
-        </w:tc>
-        <w:tc>
-          <w:tcPr>
-            <w:tcW w:type="dxa" w:w="1450"/>
-            <w:tcMar>
-              <w:top w:type="dxa" w:w="60"/>
-              <w:left w:type="dxa" w:w="100"/>
-              <w:bottom w:type="dxa" w:w="60"/>
-              <w:right w:type="dxa" w:w="100"/>
-            </w:tcMar>
-            <w:vAlign w:val="top"/>
-          </w:tcPr>
-          <w:p>
-            <w:r>
-              <w:rPr>
-                <w:sz w:val="16"/>
-                <w:szCs w:val="16"/>
-              </w:rPr>
-              <w:t xml:space="preserve">39.5%</w:t>
+            <w:tcW w:type="dxa" w:w="2700"/>
+            <w:tcMar>
+              <w:top w:type="dxa" w:w="60"/>
+              <w:left w:type="dxa" w:w="100"/>
+              <w:bottom w:type="dxa" w:w="60"/>
+              <w:right w:type="dxa" w:w="100"/>
+            </w:tcMar>
+            <w:vAlign w:val="top"/>
+          </w:tcPr>
+          <w:p>
+            <w:r>
+              <w:rPr>
+                <w:sz w:val="16"/>
+                <w:szCs w:val="16"/>
+              </w:rPr>
+              <w:t xml:space="preserve">P17, A3, A10, A23, A25</w:t>
+            </w:r>
+          </w:p>
+        </w:tc>
+        <w:tc>
+          <w:tcPr>
+            <w:tcW w:type="dxa" w:w="1346"/>
+            <w:tcMar>
+              <w:top w:type="dxa" w:w="60"/>
+              <w:left w:type="dxa" w:w="100"/>
+              <w:bottom w:type="dxa" w:w="60"/>
+              <w:right w:type="dxa" w:w="100"/>
+            </w:tcMar>
+            <w:vAlign w:val="top"/>
+          </w:tcPr>
+          <w:p>
+            <w:r>
+              <w:rPr>
+                <w:sz w:val="16"/>
+                <w:szCs w:val="16"/>
+              </w:rPr>
+              <w:t xml:space="preserve">99.7%</w:t>
+            </w:r>
+          </w:p>
+        </w:tc>
+        <w:tc>
+          <w:tcPr>
+            <w:tcW w:type="dxa" w:w="1346"/>
+            <w:tcMar>
+              <w:top w:type="dxa" w:w="60"/>
+              <w:left w:type="dxa" w:w="100"/>
+              <w:bottom w:type="dxa" w:w="60"/>
+              <w:right w:type="dxa" w:w="100"/>
+            </w:tcMar>
+            <w:vAlign w:val="top"/>
+          </w:tcPr>
+          <w:p>
+            <w:r>
+              <w:rPr>
+                <w:sz w:val="16"/>
+                <w:szCs w:val="16"/>
+              </w:rPr>
+              <w:t xml:space="preserve">99.6%</w:t>
+            </w:r>
+          </w:p>
+        </w:tc>
+        <w:tc>
+          <w:tcPr>
+            <w:tcW w:type="dxa" w:w="1346"/>
+            <w:tcMar>
+              <w:top w:type="dxa" w:w="60"/>
+              <w:left w:type="dxa" w:w="100"/>
+              <w:bottom w:type="dxa" w:w="60"/>
+              <w:right w:type="dxa" w:w="100"/>
+            </w:tcMar>
+            <w:vAlign w:val="top"/>
+          </w:tcPr>
+          <w:p>
+            <w:r>
+              <w:rPr>
+                <w:sz w:val="16"/>
+                <w:szCs w:val="16"/>
+              </w:rPr>
+              <w:t xml:space="preserve">96.9%</w:t>
             </w:r>
           </w:p>
         </w:tc>
@@ -4664,7 +6198,7 @@
         </w:trPr>
         <w:tc>
           <w:tcPr>
-            <w:tcW w:type="dxa" w:w="2638"/>
+            <w:tcW w:type="dxa" w:w="2900"/>
             <w:shd w:fill="F7F9FC" w:color="auto" w:val="clear"/>
             <w:tcMar>
               <w:top w:type="dxa" w:w="60"/>
@@ -4686,7 +6220,7 @@
         </w:tc>
         <w:tc>
           <w:tcPr>
-            <w:tcW w:type="dxa" w:w="2600"/>
+            <w:tcW w:type="dxa" w:w="2700"/>
             <w:shd w:fill="F7F9FC" w:color="auto" w:val="clear"/>
             <w:tcMar>
               <w:top w:type="dxa" w:w="60"/>
@@ -4702,13 +6236,13 @@
                 <w:sz w:val="16"/>
                 <w:szCs w:val="16"/>
               </w:rPr>
-              <w:t xml:space="preserve">P13, P21, A12, A17, A18</w:t>
-            </w:r>
-          </w:p>
-        </w:tc>
-        <w:tc>
-          <w:tcPr>
-            <w:tcW w:type="dxa" w:w="1500"/>
+              <w:t xml:space="preserve">P17, A3, A10, A23, A25</w:t>
+            </w:r>
+          </w:p>
+        </w:tc>
+        <w:tc>
+          <w:tcPr>
+            <w:tcW w:type="dxa" w:w="1346"/>
             <w:shd w:fill="F7F9FC" w:color="auto" w:val="clear"/>
             <w:tcMar>
               <w:top w:type="dxa" w:w="60"/>
@@ -4724,13 +6258,13 @@
                 <w:sz w:val="16"/>
                 <w:szCs w:val="16"/>
               </w:rPr>
-              <w:t xml:space="preserve">79.9%</w:t>
-            </w:r>
-          </w:p>
-        </w:tc>
-        <w:tc>
-          <w:tcPr>
-            <w:tcW w:type="dxa" w:w="1450"/>
+              <w:t xml:space="preserve">99.7%</w:t>
+            </w:r>
+          </w:p>
+        </w:tc>
+        <w:tc>
+          <w:tcPr>
+            <w:tcW w:type="dxa" w:w="1346"/>
             <w:shd w:fill="F7F9FC" w:color="auto" w:val="clear"/>
             <w:tcMar>
               <w:top w:type="dxa" w:w="60"/>
@@ -4746,13 +6280,13 @@
                 <w:sz w:val="16"/>
                 <w:szCs w:val="16"/>
               </w:rPr>
-              <w:t xml:space="preserve">88.7%</w:t>
-            </w:r>
-          </w:p>
-        </w:tc>
-        <w:tc>
-          <w:tcPr>
-            <w:tcW w:type="dxa" w:w="1450"/>
+              <w:t xml:space="preserve">99.6%</w:t>
+            </w:r>
+          </w:p>
+        </w:tc>
+        <w:tc>
+          <w:tcPr>
+            <w:tcW w:type="dxa" w:w="1346"/>
             <w:shd w:fill="F7F9FC" w:color="auto" w:val="clear"/>
             <w:tcMar>
               <w:top w:type="dxa" w:w="60"/>
@@ -4768,7 +6302,7 @@
                 <w:sz w:val="16"/>
                 <w:szCs w:val="16"/>
               </w:rPr>
-              <w:t xml:space="preserve">100.0%</w:t>
+              <w:t xml:space="preserve">96.9%</w:t>
             </w:r>
           </w:p>
         </w:tc>
@@ -4779,91 +6313,70 @@
         </w:trPr>
         <w:tc>
           <w:tcPr>
-            <w:tcW w:type="dxa" w:w="2638"/>
-            <w:tcMar>
-              <w:top w:type="dxa" w:w="60"/>
-              <w:left w:type="dxa" w:w="100"/>
-              <w:bottom w:type="dxa" w:w="60"/>
-              <w:right w:type="dxa" w:w="100"/>
-            </w:tcMar>
-            <w:vAlign w:val="top"/>
-          </w:tcPr>
-          <w:p>
-            <w:r>
-              <w:rPr>
-                <w:sz w:val="16"/>
-                <w:szCs w:val="16"/>
-              </w:rPr>
-              <w:t xml:space="preserve">Greedy + swaps for “A or B”</w:t>
-            </w:r>
-          </w:p>
-        </w:tc>
-        <w:tc>
-          <w:tcPr>
-            <w:tcW w:type="dxa" w:w="2600"/>
-            <w:tcMar>
-              <w:top w:type="dxa" w:w="60"/>
-              <w:left w:type="dxa" w:w="100"/>
-              <w:bottom w:type="dxa" w:w="60"/>
-              <w:right w:type="dxa" w:w="100"/>
-            </w:tcMar>
-            <w:vAlign w:val="top"/>
-          </w:tcPr>
-          <w:p>
-            <w:r>
-              <w:rPr>
-                <w:sz w:val="16"/>
-                <w:szCs w:val="16"/>
-              </w:rPr>
-              <w:t xml:space="preserve">P13, P19, P21, A12, A18</w:t>
-            </w:r>
-          </w:p>
-        </w:tc>
-        <w:tc>
-          <w:tcPr>
-            <w:tcW w:type="dxa" w:w="1500"/>
-            <w:tcMar>
-              <w:top w:type="dxa" w:w="60"/>
-              <w:left w:type="dxa" w:w="100"/>
-              <w:bottom w:type="dxa" w:w="60"/>
-              <w:right w:type="dxa" w:w="100"/>
-            </w:tcMar>
-            <w:vAlign w:val="top"/>
-          </w:tcPr>
-          <w:p>
-            <w:r>
-              <w:rPr>
-                <w:sz w:val="16"/>
-                <w:szCs w:val="16"/>
-              </w:rPr>
-              <w:t xml:space="preserve">83.1%</w:t>
-            </w:r>
-          </w:p>
-        </w:tc>
-        <w:tc>
-          <w:tcPr>
-            <w:tcW w:type="dxa" w:w="1450"/>
-            <w:tcMar>
-              <w:top w:type="dxa" w:w="60"/>
-              <w:left w:type="dxa" w:w="100"/>
-              <w:bottom w:type="dxa" w:w="60"/>
-              <w:right w:type="dxa" w:w="100"/>
-            </w:tcMar>
-            <w:vAlign w:val="top"/>
-          </w:tcPr>
-          <w:p>
-            <w:r>
-              <w:rPr>
-                <w:sz w:val="16"/>
-                <w:szCs w:val="16"/>
-              </w:rPr>
-              <w:t xml:space="preserve">90.5%</w:t>
-            </w:r>
-          </w:p>
-        </w:tc>
-        <w:tc>
-          <w:tcPr>
-            <w:tcW w:type="dxa" w:w="1450"/>
+            <w:tcW w:type="dxa" w:w="2900"/>
+            <w:tcMar>
+              <w:top w:type="dxa" w:w="60"/>
+              <w:left w:type="dxa" w:w="100"/>
+              <w:bottom w:type="dxa" w:w="60"/>
+              <w:right w:type="dxa" w:w="100"/>
+            </w:tcMar>
+            <w:vAlign w:val="top"/>
+          </w:tcPr>
+          <w:p>
+            <w:r>
+              <w:rPr>
+                <w:sz w:val="16"/>
+                <w:szCs w:val="16"/>
+              </w:rPr>
+              <w:t xml:space="preserve">PRAG-GO, normal scores</w:t>
+            </w:r>
+          </w:p>
+        </w:tc>
+        <w:tc>
+          <w:tcPr>
+            <w:tcW w:type="dxa" w:w="2700"/>
+            <w:tcMar>
+              <w:top w:type="dxa" w:w="60"/>
+              <w:left w:type="dxa" w:w="100"/>
+              <w:bottom w:type="dxa" w:w="60"/>
+              <w:right w:type="dxa" w:w="100"/>
+            </w:tcMar>
+            <w:vAlign w:val="top"/>
+          </w:tcPr>
+          <w:p>
+            <w:r>
+              <w:rPr>
+                <w:sz w:val="16"/>
+                <w:szCs w:val="16"/>
+              </w:rPr>
+              <w:t xml:space="preserve">A3, A10, A23, A25, A30</w:t>
+            </w:r>
+          </w:p>
+        </w:tc>
+        <w:tc>
+          <w:tcPr>
+            <w:tcW w:type="dxa" w:w="1346"/>
+            <w:tcMar>
+              <w:top w:type="dxa" w:w="60"/>
+              <w:left w:type="dxa" w:w="100"/>
+              <w:bottom w:type="dxa" w:w="60"/>
+              <w:right w:type="dxa" w:w="100"/>
+            </w:tcMar>
+            <w:vAlign w:val="top"/>
+          </w:tcPr>
+          <w:p>
+            <w:r>
+              <w:rPr>
+                <w:sz w:val="16"/>
+                <w:szCs w:val="16"/>
+              </w:rPr>
+              <w:t xml:space="preserve">98.9%</w:t>
+            </w:r>
+          </w:p>
+        </w:tc>
+        <w:tc>
+          <w:tcPr>
+            <w:tcW w:type="dxa" w:w="1346"/>
             <w:tcMar>
               <w:top w:type="dxa" w:w="60"/>
               <w:left w:type="dxa" w:w="100"/>
@@ -4879,6 +6392,27 @@
                 <w:szCs w:val="16"/>
               </w:rPr>
               <w:t xml:space="preserve">99.3%</w:t>
+            </w:r>
+          </w:p>
+        </w:tc>
+        <w:tc>
+          <w:tcPr>
+            <w:tcW w:type="dxa" w:w="1346"/>
+            <w:tcMar>
+              <w:top w:type="dxa" w:w="60"/>
+              <w:left w:type="dxa" w:w="100"/>
+              <w:bottom w:type="dxa" w:w="60"/>
+              <w:right w:type="dxa" w:w="100"/>
+            </w:tcMar>
+            <w:vAlign w:val="top"/>
+          </w:tcPr>
+          <w:p>
+            <w:r>
+              <w:rPr>
+                <w:sz w:val="16"/>
+                <w:szCs w:val="16"/>
+              </w:rPr>
+              <w:t xml:space="preserve">97.7%</w:t>
             </w:r>
           </w:p>
         </w:tc>
@@ -4895,7 +6429,7 @@
         <w:jc w:val="both"/>
       </w:pPr>
       <w:r>
-        <w:t xml:space="preserve">The published design loses 43.1% of the information for the risk at A23 and 18.1% for “A or B”. It also loses 13.8% for its own goal. This last loss comes not from the goal but from the heuristic: the wells are chosen one at a time by marginal EIG, with 6 km spacing and snapping to the nearest well. Joint optimization of Lemma 1 over the same wells closes this gap. PRAG-GO selects P13, P21, A12, A17, A18: P13, 2.2 km from A23, and four wells 0.5–5.3 km around R16, along the mixing zone. This is the best design we found for “A or B”, slightly above that of the greedy search (99.3%), at the cost of one formula evaluation per design.</w:t>
+        <w:t xml:space="preserve">The ordering of the three-well test carries over: the area design loses 31% of the information for A and 52% for "A or B", while PRAG-GO stays within 0.4 points of the best design.</w:t>
       </w:r>
     </w:p>
     <w:p>
@@ -4908,10 +6442,941 @@
           <w:b/>
           <w:bCs/>
         </w:rPr>
-        <w:t xml:space="preserve">Convergence check.</w:t>
-      </w:r>
-      <w:r>
-        <w:t xml:space="preserve"> With 12 000 realizations, the percentages in the table were within 5 points of those with 48 000. The 3-well designs were re-estimated on two independent halves of the ensemble with fresh noise. The area design stayed at 31–35% for the risk at A and at 80–83% for “A or B”, while PRAG-GO stayed at 98–100%. The effective sample size for the reported designs is at least 200 with 48 000 realizations.</w:t>
+        <w:t xml:space="preserve">The head at A also finds the optimum here.</w:t>
+      </w:r>
+      <w:r>
+        <w:t xml:space="preserve"> In the first version the linear EIG of the head at A reached only 40% of the optimum for "A or B": A23 and R16 were 18 km apart, in different sectors, with a prior correlation of 0.18. Here the two pumped wells of the same field are strongly correlated (</w:t>
+      </w:r>
+      <m:oMath>
+        <m:r>
+          <m:t>r</m:t>
+        </m:r>
+        <m:r>
+          <m:rPr>
+            <m:sty m:val="p"/>
+          </m:rPr>
+          <m:t>=</m:t>
+        </m:r>
+        <m:r>
+          <m:t>0.87</m:t>
+        </m:r>
+      </m:oMath>
+      <w:r>
+        <w:t xml:space="preserve"> at the prior mean), the event "A or B intruded" is close to linear in their heads, and the head criteria select the same designs as PRAG-GO. What decides the outcome in this setting is the target of the design, the supply wells or the intruded area, rather than the closed form of the threshold criterion. The closed form matters when the receptors are several and weakly dependent.</w:t>
+      </w:r>
+    </w:p>
+    <w:p>
+      <w:pPr>
+        <w:spacing w:after="120"/>
+        <w:jc w:val="both"/>
+      </w:pPr>
+      <w:r>
+        <w:rPr>
+          <w:b/>
+          <w:bCs/>
+        </w:rPr>
+        <w:t xml:space="preserve">Robustness.</w:t>
+      </w:r>
+      <w:r>
+        <w:t xml:space="preserve"> With the field cross-facies correlation </w:t>
+      </w:r>
+      <m:oMath>
+        <m:sSub>
+          <m:e>
+            <m:r>
+              <m:t>ρ</m:t>
+            </m:r>
+          </m:e>
+          <m:sub>
+            <m:r>
+              <m:t>F</m:t>
+            </m:r>
+          </m:sub>
+        </m:sSub>
+        <m:r>
+          <m:rPr>
+            <m:sty m:val="p"/>
+          </m:rPr>
+          <m:t>=</m:t>
+        </m:r>
+        <m:r>
+          <m:t>0.805</m:t>
+        </m:r>
+      </m:oMath>
+      <w:r>
+        <w:t xml:space="preserve"> (the project's Gate 3 estimate) the percentages change by a few points (12 000 realizations; % of the optimum):</w:t>
+      </w:r>
+    </w:p>
+    <w:tbl>
+      <w:tblPr>
+        <w:tblW w:type="dxa" w:w="9638"/>
+        <w:tblBorders>
+          <w:top w:val="single" w:color="C9D1DC" w:sz="4"/>
+          <w:left w:val="none" w:color="FFFFFF" w:sz="0"/>
+          <w:bottom w:val="single" w:color="C9D1DC" w:sz="4"/>
+          <w:right w:val="none" w:color="FFFFFF" w:sz="0"/>
+          <w:insideH w:val="single" w:color="E3E8EF" w:sz="4"/>
+          <w:insideV w:val="none" w:color="FFFFFF" w:sz="0"/>
+        </w:tblBorders>
+        <w:tblLayout w:type="fixed"/>
+      </w:tblPr>
+      <w:tblGrid>
+        <w:gridCol w:w="2738"/>
+        <w:gridCol w:w="1150"/>
+        <w:gridCol w:w="1150"/>
+        <w:gridCol w:w="1150"/>
+        <w:gridCol w:w="1150"/>
+        <w:gridCol w:w="1150"/>
+        <w:gridCol w:w="1150"/>
+      </w:tblGrid>
+      <w:tr>
+        <w:trPr>
+          <w:cantSplit/>
+          <w:tblHeader/>
+        </w:trPr>
+        <w:tc>
+          <w:tcPr>
+            <w:tcW w:type="dxa" w:w="2738"/>
+            <w:shd w:fill="D97706" w:color="auto" w:val="clear"/>
+            <w:tcMar>
+              <w:top w:type="dxa" w:w="60"/>
+              <w:left w:type="dxa" w:w="100"/>
+              <w:bottom w:type="dxa" w:w="60"/>
+              <w:right w:type="dxa" w:w="100"/>
+            </w:tcMar>
+            <w:vAlign w:val="top"/>
+          </w:tcPr>
+          <w:p>
+            <w:r>
+              <w:rPr>
+                <w:b/>
+                <w:bCs/>
+                <w:color w:val="FFFFFF"/>
+                <w:sz w:val="16"/>
+                <w:szCs w:val="16"/>
+              </w:rPr>
+              <w:t xml:space="preserve">Criterion, ρF = 0.805</w:t>
+            </w:r>
+          </w:p>
+        </w:tc>
+        <w:tc>
+          <w:tcPr>
+            <w:tcW w:type="dxa" w:w="1150"/>
+            <w:shd w:fill="D97706" w:color="auto" w:val="clear"/>
+            <w:tcMar>
+              <w:top w:type="dxa" w:w="60"/>
+              <w:left w:type="dxa" w:w="100"/>
+              <w:bottom w:type="dxa" w:w="60"/>
+              <w:right w:type="dxa" w:w="100"/>
+            </w:tcMar>
+            <w:vAlign w:val="top"/>
+          </w:tcPr>
+          <w:p>
+            <w:r>
+              <w:rPr>
+                <w:b/>
+                <w:bCs/>
+                <w:color w:val="FFFFFF"/>
+                <w:sz w:val="16"/>
+                <w:szCs w:val="16"/>
+              </w:rPr>
+              <w:t xml:space="preserve">3 wells: A</w:t>
+            </w:r>
+          </w:p>
+        </w:tc>
+        <w:tc>
+          <w:tcPr>
+            <w:tcW w:type="dxa" w:w="1150"/>
+            <w:shd w:fill="D97706" w:color="auto" w:val="clear"/>
+            <w:tcMar>
+              <w:top w:type="dxa" w:w="60"/>
+              <w:left w:type="dxa" w:w="100"/>
+              <w:bottom w:type="dxa" w:w="60"/>
+              <w:right w:type="dxa" w:w="100"/>
+            </w:tcMar>
+            <w:vAlign w:val="top"/>
+          </w:tcPr>
+          <w:p>
+            <w:r>
+              <w:rPr>
+                <w:b/>
+                <w:bCs/>
+                <w:color w:val="FFFFFF"/>
+                <w:sz w:val="16"/>
+                <w:szCs w:val="16"/>
+              </w:rPr>
+              <w:t xml:space="preserve">A or B</w:t>
+            </w:r>
+          </w:p>
+        </w:tc>
+        <w:tc>
+          <w:tcPr>
+            <w:tcW w:type="dxa" w:w="1150"/>
+            <w:shd w:fill="D97706" w:color="auto" w:val="clear"/>
+            <w:tcMar>
+              <w:top w:type="dxa" w:w="60"/>
+              <w:left w:type="dxa" w:w="100"/>
+              <w:bottom w:type="dxa" w:w="60"/>
+              <w:right w:type="dxa" w:w="100"/>
+            </w:tcMar>
+            <w:vAlign w:val="top"/>
+          </w:tcPr>
+          <w:p>
+            <w:r>
+              <w:rPr>
+                <w:b/>
+                <w:bCs/>
+                <w:color w:val="FFFFFF"/>
+                <w:sz w:val="16"/>
+                <w:szCs w:val="16"/>
+              </w:rPr>
+              <w:t xml:space="preserve">Area</w:t>
+            </w:r>
+          </w:p>
+        </w:tc>
+        <w:tc>
+          <w:tcPr>
+            <w:tcW w:type="dxa" w:w="1150"/>
+            <w:shd w:fill="D97706" w:color="auto" w:val="clear"/>
+            <w:tcMar>
+              <w:top w:type="dxa" w:w="60"/>
+              <w:left w:type="dxa" w:w="100"/>
+              <w:bottom w:type="dxa" w:w="60"/>
+              <w:right w:type="dxa" w:w="100"/>
+            </w:tcMar>
+            <w:vAlign w:val="top"/>
+          </w:tcPr>
+          <w:p>
+            <w:r>
+              <w:rPr>
+                <w:b/>
+                <w:bCs/>
+                <w:color w:val="FFFFFF"/>
+                <w:sz w:val="16"/>
+                <w:szCs w:val="16"/>
+              </w:rPr>
+              <w:t xml:space="preserve">5 wells: A</w:t>
+            </w:r>
+          </w:p>
+        </w:tc>
+        <w:tc>
+          <w:tcPr>
+            <w:tcW w:type="dxa" w:w="1150"/>
+            <w:shd w:fill="D97706" w:color="auto" w:val="clear"/>
+            <w:tcMar>
+              <w:top w:type="dxa" w:w="60"/>
+              <w:left w:type="dxa" w:w="100"/>
+              <w:bottom w:type="dxa" w:w="60"/>
+              <w:right w:type="dxa" w:w="100"/>
+            </w:tcMar>
+            <w:vAlign w:val="top"/>
+          </w:tcPr>
+          <w:p>
+            <w:r>
+              <w:rPr>
+                <w:b/>
+                <w:bCs/>
+                <w:color w:val="FFFFFF"/>
+                <w:sz w:val="16"/>
+                <w:szCs w:val="16"/>
+              </w:rPr>
+              <w:t xml:space="preserve">A or B</w:t>
+            </w:r>
+          </w:p>
+        </w:tc>
+        <w:tc>
+          <w:tcPr>
+            <w:tcW w:type="dxa" w:w="1150"/>
+            <w:shd w:fill="D97706" w:color="auto" w:val="clear"/>
+            <w:tcMar>
+              <w:top w:type="dxa" w:w="60"/>
+              <w:left w:type="dxa" w:w="100"/>
+              <w:bottom w:type="dxa" w:w="60"/>
+              <w:right w:type="dxa" w:w="100"/>
+            </w:tcMar>
+            <w:vAlign w:val="top"/>
+          </w:tcPr>
+          <w:p>
+            <w:r>
+              <w:rPr>
+                <w:b/>
+                <w:bCs/>
+                <w:color w:val="FFFFFF"/>
+                <w:sz w:val="16"/>
+                <w:szCs w:val="16"/>
+              </w:rPr>
+              <w:t xml:space="preserve">Area</w:t>
+            </w:r>
+          </w:p>
+        </w:tc>
+      </w:tr>
+      <w:tr>
+        <w:trPr>
+          <w:cantSplit/>
+        </w:trPr>
+        <w:tc>
+          <w:tcPr>
+            <w:tcW w:type="dxa" w:w="2738"/>
+            <w:tcMar>
+              <w:top w:type="dxa" w:w="60"/>
+              <w:left w:type="dxa" w:w="100"/>
+              <w:bottom w:type="dxa" w:w="60"/>
+              <w:right w:type="dxa" w:w="100"/>
+            </w:tcMar>
+            <w:vAlign w:val="top"/>
+          </w:tcPr>
+          <w:p>
+            <w:r>
+              <w:rPr>
+                <w:sz w:val="16"/>
+                <w:szCs w:val="16"/>
+              </w:rPr>
+              <w:t xml:space="preserve">Linear EIG of the area (published pipeline)</w:t>
+            </w:r>
+          </w:p>
+        </w:tc>
+        <w:tc>
+          <w:tcPr>
+            <w:tcW w:type="dxa" w:w="1150"/>
+            <w:tcMar>
+              <w:top w:type="dxa" w:w="60"/>
+              <w:left w:type="dxa" w:w="100"/>
+              <w:bottom w:type="dxa" w:w="60"/>
+              <w:right w:type="dxa" w:w="100"/>
+            </w:tcMar>
+            <w:vAlign w:val="top"/>
+          </w:tcPr>
+          <w:p>
+            <w:r>
+              <w:rPr>
+                <w:sz w:val="16"/>
+                <w:szCs w:val="16"/>
+              </w:rPr>
+              <w:t xml:space="preserve">76%</w:t>
+            </w:r>
+          </w:p>
+        </w:tc>
+        <w:tc>
+          <w:tcPr>
+            <w:tcW w:type="dxa" w:w="1150"/>
+            <w:tcMar>
+              <w:top w:type="dxa" w:w="60"/>
+              <w:left w:type="dxa" w:w="100"/>
+              <w:bottom w:type="dxa" w:w="60"/>
+              <w:right w:type="dxa" w:w="100"/>
+            </w:tcMar>
+            <w:vAlign w:val="top"/>
+          </w:tcPr>
+          <w:p>
+            <w:r>
+              <w:rPr>
+                <w:sz w:val="16"/>
+                <w:szCs w:val="16"/>
+              </w:rPr>
+              <w:t xml:space="preserve">55%</w:t>
+            </w:r>
+          </w:p>
+        </w:tc>
+        <w:tc>
+          <w:tcPr>
+            <w:tcW w:type="dxa" w:w="1150"/>
+            <w:tcMar>
+              <w:top w:type="dxa" w:w="60"/>
+              <w:left w:type="dxa" w:w="100"/>
+              <w:bottom w:type="dxa" w:w="60"/>
+              <w:right w:type="dxa" w:w="100"/>
+            </w:tcMar>
+            <w:vAlign w:val="top"/>
+          </w:tcPr>
+          <w:p>
+            <w:r>
+              <w:rPr>
+                <w:sz w:val="16"/>
+                <w:szCs w:val="16"/>
+              </w:rPr>
+              <w:t xml:space="preserve">99%</w:t>
+            </w:r>
+          </w:p>
+        </w:tc>
+        <w:tc>
+          <w:tcPr>
+            <w:tcW w:type="dxa" w:w="1150"/>
+            <w:tcMar>
+              <w:top w:type="dxa" w:w="60"/>
+              <w:left w:type="dxa" w:w="100"/>
+              <w:bottom w:type="dxa" w:w="60"/>
+              <w:right w:type="dxa" w:w="100"/>
+            </w:tcMar>
+            <w:vAlign w:val="top"/>
+          </w:tcPr>
+          <w:p>
+            <w:r>
+              <w:rPr>
+                <w:sz w:val="16"/>
+                <w:szCs w:val="16"/>
+              </w:rPr>
+              <w:t xml:space="preserve">72%</w:t>
+            </w:r>
+          </w:p>
+        </w:tc>
+        <w:tc>
+          <w:tcPr>
+            <w:tcW w:type="dxa" w:w="1150"/>
+            <w:tcMar>
+              <w:top w:type="dxa" w:w="60"/>
+              <w:left w:type="dxa" w:w="100"/>
+              <w:bottom w:type="dxa" w:w="60"/>
+              <w:right w:type="dxa" w:w="100"/>
+            </w:tcMar>
+            <w:vAlign w:val="top"/>
+          </w:tcPr>
+          <w:p>
+            <w:r>
+              <w:rPr>
+                <w:sz w:val="16"/>
+                <w:szCs w:val="16"/>
+              </w:rPr>
+              <w:t xml:space="preserve">50%</w:t>
+            </w:r>
+          </w:p>
+        </w:tc>
+        <w:tc>
+          <w:tcPr>
+            <w:tcW w:type="dxa" w:w="1150"/>
+            <w:tcMar>
+              <w:top w:type="dxa" w:w="60"/>
+              <w:left w:type="dxa" w:w="100"/>
+              <w:bottom w:type="dxa" w:w="60"/>
+              <w:right w:type="dxa" w:w="100"/>
+            </w:tcMar>
+            <w:vAlign w:val="top"/>
+          </w:tcPr>
+          <w:p>
+            <w:r>
+              <w:rPr>
+                <w:sz w:val="16"/>
+                <w:szCs w:val="16"/>
+              </w:rPr>
+              <w:t xml:space="preserve">94%</w:t>
+            </w:r>
+          </w:p>
+        </w:tc>
+      </w:tr>
+      <w:tr>
+        <w:trPr>
+          <w:cantSplit/>
+        </w:trPr>
+        <w:tc>
+          <w:tcPr>
+            <w:tcW w:type="dxa" w:w="2738"/>
+            <w:shd w:fill="F7F9FC" w:color="auto" w:val="clear"/>
+            <w:tcMar>
+              <w:top w:type="dxa" w:w="60"/>
+              <w:left w:type="dxa" w:w="100"/>
+              <w:bottom w:type="dxa" w:w="60"/>
+              <w:right w:type="dxa" w:w="100"/>
+            </w:tcMar>
+            <w:vAlign w:val="top"/>
+          </w:tcPr>
+          <w:p>
+            <w:r>
+              <w:rPr>
+                <w:sz w:val="16"/>
+                <w:szCs w:val="16"/>
+              </w:rPr>
+              <w:t xml:space="preserve">Linear EIG of the head at A</w:t>
+            </w:r>
+          </w:p>
+        </w:tc>
+        <w:tc>
+          <w:tcPr>
+            <w:tcW w:type="dxa" w:w="1150"/>
+            <w:shd w:fill="F7F9FC" w:color="auto" w:val="clear"/>
+            <w:tcMar>
+              <w:top w:type="dxa" w:w="60"/>
+              <w:left w:type="dxa" w:w="100"/>
+              <w:bottom w:type="dxa" w:w="60"/>
+              <w:right w:type="dxa" w:w="100"/>
+            </w:tcMar>
+            <w:vAlign w:val="top"/>
+          </w:tcPr>
+          <w:p>
+            <w:r>
+              <w:rPr>
+                <w:sz w:val="16"/>
+                <w:szCs w:val="16"/>
+              </w:rPr>
+              <w:t xml:space="preserve">100%</w:t>
+            </w:r>
+          </w:p>
+        </w:tc>
+        <w:tc>
+          <w:tcPr>
+            <w:tcW w:type="dxa" w:w="1150"/>
+            <w:shd w:fill="F7F9FC" w:color="auto" w:val="clear"/>
+            <w:tcMar>
+              <w:top w:type="dxa" w:w="60"/>
+              <w:left w:type="dxa" w:w="100"/>
+              <w:bottom w:type="dxa" w:w="60"/>
+              <w:right w:type="dxa" w:w="100"/>
+            </w:tcMar>
+            <w:vAlign w:val="top"/>
+          </w:tcPr>
+          <w:p>
+            <w:r>
+              <w:rPr>
+                <w:sz w:val="16"/>
+                <w:szCs w:val="16"/>
+              </w:rPr>
+              <w:t xml:space="preserve">100%</w:t>
+            </w:r>
+          </w:p>
+        </w:tc>
+        <w:tc>
+          <w:tcPr>
+            <w:tcW w:type="dxa" w:w="1150"/>
+            <w:shd w:fill="F7F9FC" w:color="auto" w:val="clear"/>
+            <w:tcMar>
+              <w:top w:type="dxa" w:w="60"/>
+              <w:left w:type="dxa" w:w="100"/>
+              <w:bottom w:type="dxa" w:w="60"/>
+              <w:right w:type="dxa" w:w="100"/>
+            </w:tcMar>
+            <w:vAlign w:val="top"/>
+          </w:tcPr>
+          <w:p>
+            <w:r>
+              <w:rPr>
+                <w:sz w:val="16"/>
+                <w:szCs w:val="16"/>
+              </w:rPr>
+              <w:t xml:space="preserve">99%</w:t>
+            </w:r>
+          </w:p>
+        </w:tc>
+        <w:tc>
+          <w:tcPr>
+            <w:tcW w:type="dxa" w:w="1150"/>
+            <w:shd w:fill="F7F9FC" w:color="auto" w:val="clear"/>
+            <w:tcMar>
+              <w:top w:type="dxa" w:w="60"/>
+              <w:left w:type="dxa" w:w="100"/>
+              <w:bottom w:type="dxa" w:w="60"/>
+              <w:right w:type="dxa" w:w="100"/>
+            </w:tcMar>
+            <w:vAlign w:val="top"/>
+          </w:tcPr>
+          <w:p>
+            <w:r>
+              <w:rPr>
+                <w:sz w:val="16"/>
+                <w:szCs w:val="16"/>
+              </w:rPr>
+              <w:t xml:space="preserve">98%</w:t>
+            </w:r>
+          </w:p>
+        </w:tc>
+        <w:tc>
+          <w:tcPr>
+            <w:tcW w:type="dxa" w:w="1150"/>
+            <w:shd w:fill="F7F9FC" w:color="auto" w:val="clear"/>
+            <w:tcMar>
+              <w:top w:type="dxa" w:w="60"/>
+              <w:left w:type="dxa" w:w="100"/>
+              <w:bottom w:type="dxa" w:w="60"/>
+              <w:right w:type="dxa" w:w="100"/>
+            </w:tcMar>
+            <w:vAlign w:val="top"/>
+          </w:tcPr>
+          <w:p>
+            <w:r>
+              <w:rPr>
+                <w:sz w:val="16"/>
+                <w:szCs w:val="16"/>
+              </w:rPr>
+              <w:t xml:space="preserve">98%</w:t>
+            </w:r>
+          </w:p>
+        </w:tc>
+        <w:tc>
+          <w:tcPr>
+            <w:tcW w:type="dxa" w:w="1150"/>
+            <w:shd w:fill="F7F9FC" w:color="auto" w:val="clear"/>
+            <w:tcMar>
+              <w:top w:type="dxa" w:w="60"/>
+              <w:left w:type="dxa" w:w="100"/>
+              <w:bottom w:type="dxa" w:w="60"/>
+              <w:right w:type="dxa" w:w="100"/>
+            </w:tcMar>
+            <w:vAlign w:val="top"/>
+          </w:tcPr>
+          <w:p>
+            <w:r>
+              <w:rPr>
+                <w:sz w:val="16"/>
+                <w:szCs w:val="16"/>
+              </w:rPr>
+              <w:t xml:space="preserve">96%</w:t>
+            </w:r>
+          </w:p>
+        </w:tc>
+      </w:tr>
+      <w:tr>
+        <w:trPr>
+          <w:cantSplit/>
+        </w:trPr>
+        <w:tc>
+          <w:tcPr>
+            <w:tcW w:type="dxa" w:w="2738"/>
+            <w:tcMar>
+              <w:top w:type="dxa" w:w="60"/>
+              <w:left w:type="dxa" w:w="100"/>
+              <w:bottom w:type="dxa" w:w="60"/>
+              <w:right w:type="dxa" w:w="100"/>
+            </w:tcMar>
+            <w:vAlign w:val="top"/>
+          </w:tcPr>
+          <w:p>
+            <w:r>
+              <w:rPr>
+                <w:sz w:val="16"/>
+                <w:szCs w:val="16"/>
+              </w:rPr>
+              <w:t xml:space="preserve">PRAG-GO, linear moments</w:t>
+            </w:r>
+          </w:p>
+        </w:tc>
+        <w:tc>
+          <w:tcPr>
+            <w:tcW w:type="dxa" w:w="1150"/>
+            <w:tcMar>
+              <w:top w:type="dxa" w:w="60"/>
+              <w:left w:type="dxa" w:w="100"/>
+              <w:bottom w:type="dxa" w:w="60"/>
+              <w:right w:type="dxa" w:w="100"/>
+            </w:tcMar>
+            <w:vAlign w:val="top"/>
+          </w:tcPr>
+          <w:p>
+            <w:r>
+              <w:rPr>
+                <w:sz w:val="16"/>
+                <w:szCs w:val="16"/>
+              </w:rPr>
+              <w:t xml:space="preserve">100%</w:t>
+            </w:r>
+          </w:p>
+        </w:tc>
+        <w:tc>
+          <w:tcPr>
+            <w:tcW w:type="dxa" w:w="1150"/>
+            <w:tcMar>
+              <w:top w:type="dxa" w:w="60"/>
+              <w:left w:type="dxa" w:w="100"/>
+              <w:bottom w:type="dxa" w:w="60"/>
+              <w:right w:type="dxa" w:w="100"/>
+            </w:tcMar>
+            <w:vAlign w:val="top"/>
+          </w:tcPr>
+          <w:p>
+            <w:r>
+              <w:rPr>
+                <w:sz w:val="16"/>
+                <w:szCs w:val="16"/>
+              </w:rPr>
+              <w:t xml:space="preserve">100%</w:t>
+            </w:r>
+          </w:p>
+        </w:tc>
+        <w:tc>
+          <w:tcPr>
+            <w:tcW w:type="dxa" w:w="1150"/>
+            <w:tcMar>
+              <w:top w:type="dxa" w:w="60"/>
+              <w:left w:type="dxa" w:w="100"/>
+              <w:bottom w:type="dxa" w:w="60"/>
+              <w:right w:type="dxa" w:w="100"/>
+            </w:tcMar>
+            <w:vAlign w:val="top"/>
+          </w:tcPr>
+          <w:p>
+            <w:r>
+              <w:rPr>
+                <w:sz w:val="16"/>
+                <w:szCs w:val="16"/>
+              </w:rPr>
+              <w:t xml:space="preserve">99%</w:t>
+            </w:r>
+          </w:p>
+        </w:tc>
+        <w:tc>
+          <w:tcPr>
+            <w:tcW w:type="dxa" w:w="1150"/>
+            <w:tcMar>
+              <w:top w:type="dxa" w:w="60"/>
+              <w:left w:type="dxa" w:w="100"/>
+              <w:bottom w:type="dxa" w:w="60"/>
+              <w:right w:type="dxa" w:w="100"/>
+            </w:tcMar>
+            <w:vAlign w:val="top"/>
+          </w:tcPr>
+          <w:p>
+            <w:r>
+              <w:rPr>
+                <w:sz w:val="16"/>
+                <w:szCs w:val="16"/>
+              </w:rPr>
+              <w:t xml:space="preserve">98%</w:t>
+            </w:r>
+          </w:p>
+        </w:tc>
+        <w:tc>
+          <w:tcPr>
+            <w:tcW w:type="dxa" w:w="1150"/>
+            <w:tcMar>
+              <w:top w:type="dxa" w:w="60"/>
+              <w:left w:type="dxa" w:w="100"/>
+              <w:bottom w:type="dxa" w:w="60"/>
+              <w:right w:type="dxa" w:w="100"/>
+            </w:tcMar>
+            <w:vAlign w:val="top"/>
+          </w:tcPr>
+          <w:p>
+            <w:r>
+              <w:rPr>
+                <w:sz w:val="16"/>
+                <w:szCs w:val="16"/>
+              </w:rPr>
+              <w:t xml:space="preserve">98%</w:t>
+            </w:r>
+          </w:p>
+        </w:tc>
+        <w:tc>
+          <w:tcPr>
+            <w:tcW w:type="dxa" w:w="1150"/>
+            <w:tcMar>
+              <w:top w:type="dxa" w:w="60"/>
+              <w:left w:type="dxa" w:w="100"/>
+              <w:bottom w:type="dxa" w:w="60"/>
+              <w:right w:type="dxa" w:w="100"/>
+            </w:tcMar>
+            <w:vAlign w:val="top"/>
+          </w:tcPr>
+          <w:p>
+            <w:r>
+              <w:rPr>
+                <w:sz w:val="16"/>
+                <w:szCs w:val="16"/>
+              </w:rPr>
+              <w:t xml:space="preserve">96%</w:t>
+            </w:r>
+          </w:p>
+        </w:tc>
+      </w:tr>
+      <w:tr>
+        <w:trPr>
+          <w:cantSplit/>
+        </w:trPr>
+        <w:tc>
+          <w:tcPr>
+            <w:tcW w:type="dxa" w:w="2738"/>
+            <w:shd w:fill="F7F9FC" w:color="auto" w:val="clear"/>
+            <w:tcMar>
+              <w:top w:type="dxa" w:w="60"/>
+              <w:left w:type="dxa" w:w="100"/>
+              <w:bottom w:type="dxa" w:w="60"/>
+              <w:right w:type="dxa" w:w="100"/>
+            </w:tcMar>
+            <w:vAlign w:val="top"/>
+          </w:tcPr>
+          <w:p>
+            <w:r>
+              <w:rPr>
+                <w:sz w:val="16"/>
+                <w:szCs w:val="16"/>
+              </w:rPr>
+              <w:t xml:space="preserve">PRAG-GO, normal scores</w:t>
+            </w:r>
+          </w:p>
+        </w:tc>
+        <w:tc>
+          <w:tcPr>
+            <w:tcW w:type="dxa" w:w="1150"/>
+            <w:shd w:fill="F7F9FC" w:color="auto" w:val="clear"/>
+            <w:tcMar>
+              <w:top w:type="dxa" w:w="60"/>
+              <w:left w:type="dxa" w:w="100"/>
+              <w:bottom w:type="dxa" w:w="60"/>
+              <w:right w:type="dxa" w:w="100"/>
+            </w:tcMar>
+            <w:vAlign w:val="top"/>
+          </w:tcPr>
+          <w:p>
+            <w:r>
+              <w:rPr>
+                <w:sz w:val="16"/>
+                <w:szCs w:val="16"/>
+              </w:rPr>
+              <w:t xml:space="preserve">100%</w:t>
+            </w:r>
+          </w:p>
+        </w:tc>
+        <w:tc>
+          <w:tcPr>
+            <w:tcW w:type="dxa" w:w="1150"/>
+            <w:shd w:fill="F7F9FC" w:color="auto" w:val="clear"/>
+            <w:tcMar>
+              <w:top w:type="dxa" w:w="60"/>
+              <w:left w:type="dxa" w:w="100"/>
+              <w:bottom w:type="dxa" w:w="60"/>
+              <w:right w:type="dxa" w:w="100"/>
+            </w:tcMar>
+            <w:vAlign w:val="top"/>
+          </w:tcPr>
+          <w:p>
+            <w:r>
+              <w:rPr>
+                <w:sz w:val="16"/>
+                <w:szCs w:val="16"/>
+              </w:rPr>
+              <w:t xml:space="preserve">100%</w:t>
+            </w:r>
+          </w:p>
+        </w:tc>
+        <w:tc>
+          <w:tcPr>
+            <w:tcW w:type="dxa" w:w="1150"/>
+            <w:shd w:fill="F7F9FC" w:color="auto" w:val="clear"/>
+            <w:tcMar>
+              <w:top w:type="dxa" w:w="60"/>
+              <w:left w:type="dxa" w:w="100"/>
+              <w:bottom w:type="dxa" w:w="60"/>
+              <w:right w:type="dxa" w:w="100"/>
+            </w:tcMar>
+            <w:vAlign w:val="top"/>
+          </w:tcPr>
+          <w:p>
+            <w:r>
+              <w:rPr>
+                <w:sz w:val="16"/>
+                <w:szCs w:val="16"/>
+              </w:rPr>
+              <w:t xml:space="preserve">99%</w:t>
+            </w:r>
+          </w:p>
+        </w:tc>
+        <w:tc>
+          <w:tcPr>
+            <w:tcW w:type="dxa" w:w="1150"/>
+            <w:shd w:fill="F7F9FC" w:color="auto" w:val="clear"/>
+            <w:tcMar>
+              <w:top w:type="dxa" w:w="60"/>
+              <w:left w:type="dxa" w:w="100"/>
+              <w:bottom w:type="dxa" w:w="60"/>
+              <w:right w:type="dxa" w:w="100"/>
+            </w:tcMar>
+            <w:vAlign w:val="top"/>
+          </w:tcPr>
+          <w:p>
+            <w:r>
+              <w:rPr>
+                <w:sz w:val="16"/>
+                <w:szCs w:val="16"/>
+              </w:rPr>
+              <w:t xml:space="preserve">97%</w:t>
+            </w:r>
+          </w:p>
+        </w:tc>
+        <w:tc>
+          <w:tcPr>
+            <w:tcW w:type="dxa" w:w="1150"/>
+            <w:shd w:fill="F7F9FC" w:color="auto" w:val="clear"/>
+            <w:tcMar>
+              <w:top w:type="dxa" w:w="60"/>
+              <w:left w:type="dxa" w:w="100"/>
+              <w:bottom w:type="dxa" w:w="60"/>
+              <w:right w:type="dxa" w:w="100"/>
+            </w:tcMar>
+            <w:vAlign w:val="top"/>
+          </w:tcPr>
+          <w:p>
+            <w:r>
+              <w:rPr>
+                <w:sz w:val="16"/>
+                <w:szCs w:val="16"/>
+              </w:rPr>
+              <w:t xml:space="preserve">97%</w:t>
+            </w:r>
+          </w:p>
+        </w:tc>
+        <w:tc>
+          <w:tcPr>
+            <w:tcW w:type="dxa" w:w="1150"/>
+            <w:shd w:fill="F7F9FC" w:color="auto" w:val="clear"/>
+            <w:tcMar>
+              <w:top w:type="dxa" w:w="60"/>
+              <w:left w:type="dxa" w:w="100"/>
+              <w:bottom w:type="dxa" w:w="60"/>
+              <w:right w:type="dxa" w:w="100"/>
+            </w:tcMar>
+            <w:vAlign w:val="top"/>
+          </w:tcPr>
+          <w:p>
+            <w:r>
+              <w:rPr>
+                <w:sz w:val="16"/>
+                <w:szCs w:val="16"/>
+              </w:rPr>
+              <w:t xml:space="preserve">97%</w:t>
+            </w:r>
+          </w:p>
+        </w:tc>
+      </w:tr>
+    </w:tbl>
+    <w:p>
+      <w:pPr>
+        <w:spacing w:after="160"/>
+      </w:pPr>
+    </w:p>
+    <w:p>
+      <w:pPr>
+        <w:spacing w:after="120"/>
+        <w:jc w:val="both"/>
+      </w:pPr>
+      <w:r>
+        <w:t xml:space="preserve">The same results are reproduced in MATLAB by chloride_fk/matlab/fkcl_prag_go.m from the same prior draws and noise; the largest difference from the Python run is </w:t>
+      </w:r>
+      <m:oMath>
+        <m:r>
+          <m:t>4.4</m:t>
+        </m:r>
+        <m:r>
+          <m:rPr>
+            <m:sty m:val="p"/>
+          </m:rPr>
+          <m:t>⋅</m:t>
+        </m:r>
+        <m:sSup>
+          <m:e>
+            <m:r>
+              <m:t>10</m:t>
+            </m:r>
+          </m:e>
+          <m:sup>
+            <m:r>
+              <m:rPr>
+                <m:sty m:val="p"/>
+              </m:rPr>
+              <m:t>−</m:t>
+            </m:r>
+            <m:r>
+              <m:t>6</m:t>
+            </m:r>
+          </m:sup>
+        </m:sSup>
+      </m:oMath>
+      <w:r>
+        <w:t xml:space="preserve"> nats, from single-precision sums.</w:t>
       </w:r>
     </w:p>
     <w:p>
@@ -4927,7 +7392,7 @@
         <w:rPr>
           <w:color w:val="1F3864"/>
         </w:rPr>
-        <w:t xml:space="preserve">5. The second innovation: PRAG-MAR</w:t>
+        <w:t xml:space="preserve">5. Results: recharge siting (PRAG-MAR)</w:t>
       </w:r>
     </w:p>
     <w:p>
@@ -4936,7 +7401,7 @@
         <w:jc w:val="both"/>
       </w:pPr>
       <w:r>
-        <w:t xml:space="preserve">The project selects the 3 MAR sites with the area adjoint: the cells where one m³/day of recharge reduces the intruded area the most. For protecting the supply wells, the right objective is their salinization probability. For fixed conductivity, the head is linear in a point source </w:t>
+        <w:t xml:space="preserve">The project selects three MAR sites with the area adjoint: the cells where one m³/day of recharge reduces the intruded area the most. When the purpose of recharge is to protect the supply wells, the objective should be their intrusion probability. For fixed conductivity the head is linear in a point source </w:t>
       </w:r>
       <m:oMath>
         <m:r>
@@ -5075,12 +7540,6 @@
             </m:rPr>
             <m:t>=</m:t>
           </m:r>
-          <m:r>
-            <m:rPr>
-              <m:sty m:val="p"/>
-            </m:rPr>
-            <m:t>−</m:t>
-          </m:r>
           <m:sSubSup>
             <m:e>
               <m:r>
@@ -5128,7 +7587,7 @@
         <w:jc w:val="both"/>
       </w:pPr>
       <w:r>
-        <w:t xml:space="preserve">Thus one transposed solve per supply well gives the effect of recharge in every cell at once. With the linear moments of </w:t>
+        <w:t xml:space="preserve">One transposed solve per supply well gives the effect of recharge in every cell at once. With the linear moments of </w:t>
       </w:r>
       <m:oMath>
         <m:sSub>
@@ -5162,7 +7621,7 @@
         </m:sSub>
       </m:oMath>
       <w:r>
-        <w:t xml:space="preserve">, the probability that either well is salinized is </w:t>
+        <w:t xml:space="preserve">, the probability that either well is intruded is </w:t>
       </w:r>
       <m:oMath>
         <m:sSub>
@@ -5240,7 +7699,7 @@
         </m:d>
       </m:oMath>
       <w:r>
-        <w:t xml:space="preserve">, where </w:t>
+        <w:t xml:space="preserve">, with </w:t>
       </w:r>
       <m:oMath>
         <m:r>
@@ -5384,7 +7843,7 @@
         </m:sSub>
       </m:oMath>
       <w:r>
-        <w:t xml:space="preserve">. Its gradient has a closed form:</w:t>
+        <w:t xml:space="preserve">, and its gradient has a closed form:</w:t>
       </w:r>
     </w:p>
     <w:p>
@@ -5719,7 +8178,7 @@
         <w:jc w:val="both"/>
       </w:pPr>
       <w:r>
-        <w:t xml:space="preserve">The weight of each well is the probability density of that well being exactly at the threshold. Under the prior, </w:t>
+        <w:t xml:space="preserve">Each well is weighted by the probability density of its head being exactly at the threshold. With the pumping of Section 3, </w:t>
       </w:r>
       <m:oMath>
         <m:sSub>
@@ -5741,7 +8200,7 @@
           <m:t>=</m:t>
         </m:r>
         <m:r>
-          <m:t>0.98</m:t>
+          <m:t>1.05</m:t>
         </m:r>
       </m:oMath>
       <w:r>
@@ -5767,7 +8226,7 @@
           <m:t>=</m:t>
         </m:r>
         <m:r>
-          <m:t>0.88</m:t>
+          <m:t>1.07</m:t>
         </m:r>
       </m:oMath>
       <w:r>
@@ -5792,6 +8251,14 @@
           </m:rPr>
           <m:t>=</m:t>
         </m:r>
+        <m:r>
+          <m:t>0.26</m:t>
+        </m:r>
+      </m:oMath>
+      <w:r>
+        <w:t xml:space="preserve"> m, </w:t>
+      </w:r>
+      <m:oMath>
         <m:sSub>
           <m:e>
             <m:r>
@@ -5811,7 +8278,7 @@
           <m:t>=</m:t>
         </m:r>
         <m:r>
-          <m:t>0.32</m:t>
+          <m:t>0.40</m:t>
         </m:r>
       </m:oMath>
       <w:r>
@@ -5828,12 +8295,862 @@
           <m:t>=</m:t>
         </m:r>
         <m:r>
-          <m:t>0.18</m:t>
+          <m:t>0.87</m:t>
         </m:r>
       </m:oMath>
       <w:r>
-        <w:t xml:space="preserve">. PRAG-MAR uses the same selection rule as the project (3 sites, at least 6 km apart in the north–south direction). The selected sites were evaluated exactly over 2 000 prior realizations, with recharge of 5 000 m³/day per site, about 9% of the natural recharge of the polygon.</w:t>
-      </w:r>
+        <w:t xml:space="preserve">. Recharge candidates are the sector cells at least 1 km from both supply wells, because recharge at a pumping well would only mean pumping less; the first version had placed two of its three sites in the supply-well cells themselves. Every design uses the published selection rule (three cells, at least 6 km apart in northing). Five designs are compared exactly on 2 000 prior realizations, with 5 000 m³/day per site (three sites together about 14% of the natural recharge of the sector). Sites are given by the nearest K-well and the cell coordinates in km; † marks a site outside the sector, which has no effect.</w:t>
+      </w:r>
+    </w:p>
+    <w:tbl>
+      <w:tblPr>
+        <w:tblW w:type="dxa" w:w="9638"/>
+        <w:tblBorders>
+          <w:top w:val="single" w:color="C9D1DC" w:sz="4"/>
+          <w:left w:val="none" w:color="FFFFFF" w:sz="0"/>
+          <w:bottom w:val="single" w:color="C9D1DC" w:sz="4"/>
+          <w:right w:val="none" w:color="FFFFFF" w:sz="0"/>
+          <w:insideH w:val="single" w:color="E3E8EF" w:sz="4"/>
+          <w:insideV w:val="none" w:color="FFFFFF" w:sz="0"/>
+        </w:tblBorders>
+        <w:tblLayout w:type="fixed"/>
+      </w:tblPr>
+      <w:tblGrid>
+        <w:gridCol w:w="1900"/>
+        <w:gridCol w:w="3738"/>
+        <w:gridCol w:w="900"/>
+        <w:gridCol w:w="900"/>
+        <w:gridCol w:w="1100"/>
+        <w:gridCol w:w="1100"/>
+      </w:tblGrid>
+      <w:tr>
+        <w:trPr>
+          <w:cantSplit/>
+          <w:tblHeader/>
+        </w:trPr>
+        <w:tc>
+          <w:tcPr>
+            <w:tcW w:type="dxa" w:w="1900"/>
+            <w:shd w:fill="1B8A5A" w:color="auto" w:val="clear"/>
+            <w:tcMar>
+              <w:top w:type="dxa" w:w="60"/>
+              <w:left w:type="dxa" w:w="100"/>
+              <w:bottom w:type="dxa" w:w="60"/>
+              <w:right w:type="dxa" w:w="100"/>
+            </w:tcMar>
+            <w:vAlign w:val="top"/>
+          </w:tcPr>
+          <w:p>
+            <w:r>
+              <w:rPr>
+                <w:b/>
+                <w:bCs/>
+                <w:color w:val="FFFFFF"/>
+                <w:sz w:val="16"/>
+                <w:szCs w:val="16"/>
+              </w:rPr>
+              <w:t xml:space="preserve">Design</w:t>
+            </w:r>
+          </w:p>
+        </w:tc>
+        <w:tc>
+          <w:tcPr>
+            <w:tcW w:type="dxa" w:w="3738"/>
+            <w:shd w:fill="1B8A5A" w:color="auto" w:val="clear"/>
+            <w:tcMar>
+              <w:top w:type="dxa" w:w="60"/>
+              <w:left w:type="dxa" w:w="100"/>
+              <w:bottom w:type="dxa" w:w="60"/>
+              <w:right w:type="dxa" w:w="100"/>
+            </w:tcMar>
+            <w:vAlign w:val="top"/>
+          </w:tcPr>
+          <w:p>
+            <w:r>
+              <w:rPr>
+                <w:b/>
+                <w:bCs/>
+                <w:color w:val="FFFFFF"/>
+                <w:sz w:val="16"/>
+                <w:szCs w:val="16"/>
+              </w:rPr>
+              <w:t xml:space="preserve">Sites</w:t>
+            </w:r>
+          </w:p>
+        </w:tc>
+        <w:tc>
+          <w:tcPr>
+            <w:tcW w:type="dxa" w:w="900"/>
+            <w:shd w:fill="1B8A5A" w:color="auto" w:val="clear"/>
+            <w:tcMar>
+              <w:top w:type="dxa" w:w="60"/>
+              <w:left w:type="dxa" w:w="100"/>
+              <w:bottom w:type="dxa" w:w="60"/>
+              <w:right w:type="dxa" w:w="100"/>
+            </w:tcMar>
+            <w:vAlign w:val="top"/>
+          </w:tcPr>
+          <w:p>
+            <w:r>
+              <w:rPr>
+                <w:b/>
+                <w:bCs/>
+                <w:color w:val="FFFFFF"/>
+                <w:sz w:val="16"/>
+                <w:szCs w:val="16"/>
+              </w:rPr>
+              <w:t xml:space="preserve">P(A)</w:t>
+            </w:r>
+          </w:p>
+        </w:tc>
+        <w:tc>
+          <w:tcPr>
+            <w:tcW w:type="dxa" w:w="900"/>
+            <w:shd w:fill="1B8A5A" w:color="auto" w:val="clear"/>
+            <w:tcMar>
+              <w:top w:type="dxa" w:w="60"/>
+              <w:left w:type="dxa" w:w="100"/>
+              <w:bottom w:type="dxa" w:w="60"/>
+              <w:right w:type="dxa" w:w="100"/>
+            </w:tcMar>
+            <w:vAlign w:val="top"/>
+          </w:tcPr>
+          <w:p>
+            <w:r>
+              <w:rPr>
+                <w:b/>
+                <w:bCs/>
+                <w:color w:val="FFFFFF"/>
+                <w:sz w:val="16"/>
+                <w:szCs w:val="16"/>
+              </w:rPr>
+              <w:t xml:space="preserve">P(B)</w:t>
+            </w:r>
+          </w:p>
+        </w:tc>
+        <w:tc>
+          <w:tcPr>
+            <w:tcW w:type="dxa" w:w="1100"/>
+            <w:shd w:fill="1B8A5A" w:color="auto" w:val="clear"/>
+            <w:tcMar>
+              <w:top w:type="dxa" w:w="60"/>
+              <w:left w:type="dxa" w:w="100"/>
+              <w:bottom w:type="dxa" w:w="60"/>
+              <w:right w:type="dxa" w:w="100"/>
+            </w:tcMar>
+            <w:vAlign w:val="top"/>
+          </w:tcPr>
+          <w:p>
+            <w:r>
+              <w:rPr>
+                <w:b/>
+                <w:bCs/>
+                <w:color w:val="FFFFFF"/>
+                <w:sz w:val="16"/>
+                <w:szCs w:val="16"/>
+              </w:rPr>
+              <w:t xml:space="preserve">P(A or B)</w:t>
+            </w:r>
+          </w:p>
+        </w:tc>
+        <w:tc>
+          <w:tcPr>
+            <w:tcW w:type="dxa" w:w="1100"/>
+            <w:shd w:fill="1B8A5A" w:color="auto" w:val="clear"/>
+            <w:tcMar>
+              <w:top w:type="dxa" w:w="60"/>
+              <w:left w:type="dxa" w:w="100"/>
+              <w:bottom w:type="dxa" w:w="60"/>
+              <w:right w:type="dxa" w:w="100"/>
+            </w:tcMar>
+            <w:vAlign w:val="top"/>
+          </w:tcPr>
+          <w:p>
+            <w:r>
+              <w:rPr>
+                <w:b/>
+                <w:bCs/>
+                <w:color w:val="FFFFFF"/>
+                <w:sz w:val="16"/>
+                <w:szCs w:val="16"/>
+              </w:rPr>
+              <w:t xml:space="preserve">Mean area</w:t>
+            </w:r>
+          </w:p>
+        </w:tc>
+      </w:tr>
+      <w:tr>
+        <w:trPr>
+          <w:cantSplit/>
+        </w:trPr>
+        <w:tc>
+          <w:tcPr>
+            <w:tcW w:type="dxa" w:w="1900"/>
+            <w:tcMar>
+              <w:top w:type="dxa" w:w="60"/>
+              <w:left w:type="dxa" w:w="100"/>
+              <w:bottom w:type="dxa" w:w="60"/>
+              <w:right w:type="dxa" w:w="100"/>
+            </w:tcMar>
+            <w:vAlign w:val="top"/>
+          </w:tcPr>
+          <w:p>
+            <w:r>
+              <w:rPr>
+                <w:sz w:val="16"/>
+                <w:szCs w:val="16"/>
+              </w:rPr>
+              <w:t xml:space="preserve">No recharge</w:t>
+            </w:r>
+          </w:p>
+        </w:tc>
+        <w:tc>
+          <w:tcPr>
+            <w:tcW w:type="dxa" w:w="3738"/>
+            <w:tcMar>
+              <w:top w:type="dxa" w:w="60"/>
+              <w:left w:type="dxa" w:w="100"/>
+              <w:bottom w:type="dxa" w:w="60"/>
+              <w:right w:type="dxa" w:w="100"/>
+            </w:tcMar>
+            <w:vAlign w:val="top"/>
+          </w:tcPr>
+          <w:p>
+            <w:r>
+              <w:rPr>
+                <w:sz w:val="16"/>
+                <w:szCs w:val="16"/>
+              </w:rPr>
+              <w:t xml:space="preserve">–</w:t>
+            </w:r>
+          </w:p>
+        </w:tc>
+        <w:tc>
+          <w:tcPr>
+            <w:tcW w:type="dxa" w:w="900"/>
+            <w:tcMar>
+              <w:top w:type="dxa" w:w="60"/>
+              <w:left w:type="dxa" w:w="100"/>
+              <w:bottom w:type="dxa" w:w="60"/>
+              <w:right w:type="dxa" w:w="100"/>
+            </w:tcMar>
+            <w:vAlign w:val="top"/>
+          </w:tcPr>
+          <w:p>
+            <w:r>
+              <w:rPr>
+                <w:sz w:val="16"/>
+                <w:szCs w:val="16"/>
+              </w:rPr>
+              <w:t xml:space="preserve">0.477</w:t>
+            </w:r>
+          </w:p>
+        </w:tc>
+        <w:tc>
+          <w:tcPr>
+            <w:tcW w:type="dxa" w:w="900"/>
+            <w:tcMar>
+              <w:top w:type="dxa" w:w="60"/>
+              <w:left w:type="dxa" w:w="100"/>
+              <w:bottom w:type="dxa" w:w="60"/>
+              <w:right w:type="dxa" w:w="100"/>
+            </w:tcMar>
+            <w:vAlign w:val="top"/>
+          </w:tcPr>
+          <w:p>
+            <w:r>
+              <w:rPr>
+                <w:sz w:val="16"/>
+                <w:szCs w:val="16"/>
+              </w:rPr>
+              <w:t xml:space="preserve">0.474</w:t>
+            </w:r>
+          </w:p>
+        </w:tc>
+        <w:tc>
+          <w:tcPr>
+            <w:tcW w:type="dxa" w:w="1100"/>
+            <w:tcMar>
+              <w:top w:type="dxa" w:w="60"/>
+              <w:left w:type="dxa" w:w="100"/>
+              <w:bottom w:type="dxa" w:w="60"/>
+              <w:right w:type="dxa" w:w="100"/>
+            </w:tcMar>
+            <w:vAlign w:val="top"/>
+          </w:tcPr>
+          <w:p>
+            <w:r>
+              <w:rPr>
+                <w:sz w:val="16"/>
+                <w:szCs w:val="16"/>
+              </w:rPr>
+              <w:t xml:space="preserve">0.559</w:t>
+            </w:r>
+          </w:p>
+        </w:tc>
+        <w:tc>
+          <w:tcPr>
+            <w:tcW w:type="dxa" w:w="1100"/>
+            <w:tcMar>
+              <w:top w:type="dxa" w:w="60"/>
+              <w:left w:type="dxa" w:w="100"/>
+              <w:bottom w:type="dxa" w:w="60"/>
+              <w:right w:type="dxa" w:w="100"/>
+            </w:tcMar>
+            <w:vAlign w:val="top"/>
+          </w:tcPr>
+          <w:p>
+            <w:r>
+              <w:rPr>
+                <w:sz w:val="16"/>
+                <w:szCs w:val="16"/>
+              </w:rPr>
+              <w:t xml:space="preserve">12.9 km²</w:t>
+            </w:r>
+          </w:p>
+        </w:tc>
+      </w:tr>
+      <w:tr>
+        <w:trPr>
+          <w:cantSplit/>
+        </w:trPr>
+        <w:tc>
+          <w:tcPr>
+            <w:tcW w:type="dxa" w:w="1900"/>
+            <w:shd w:fill="F7F9FC" w:color="auto" w:val="clear"/>
+            <w:tcMar>
+              <w:top w:type="dxa" w:w="60"/>
+              <w:left w:type="dxa" w:w="100"/>
+              <w:bottom w:type="dxa" w:w="60"/>
+              <w:right w:type="dxa" w:w="100"/>
+            </w:tcMar>
+            <w:vAlign w:val="top"/>
+          </w:tcPr>
+          <w:p>
+            <w:r>
+              <w:rPr>
+                <w:sz w:val="16"/>
+                <w:szCs w:val="16"/>
+              </w:rPr>
+              <w:t xml:space="preserve">Published sites</w:t>
+            </w:r>
+          </w:p>
+        </w:tc>
+        <w:tc>
+          <w:tcPr>
+            <w:tcW w:type="dxa" w:w="3738"/>
+            <w:shd w:fill="F7F9FC" w:color="auto" w:val="clear"/>
+            <w:tcMar>
+              <w:top w:type="dxa" w:w="60"/>
+              <w:left w:type="dxa" w:w="100"/>
+              <w:bottom w:type="dxa" w:w="60"/>
+              <w:right w:type="dxa" w:w="100"/>
+            </w:tcMar>
+            <w:vAlign w:val="top"/>
+          </w:tcPr>
+          <w:p>
+            <w:r>
+              <w:rPr>
+                <w:sz w:val="16"/>
+                <w:szCs w:val="16"/>
+              </w:rPr>
+              <w:t xml:space="preserve">A18 (12.3, 12.8)†; P21 (11.3, 18.8)†; P16 (6.5, 51.0)</w:t>
+            </w:r>
+          </w:p>
+        </w:tc>
+        <w:tc>
+          <w:tcPr>
+            <w:tcW w:type="dxa" w:w="900"/>
+            <w:shd w:fill="F7F9FC" w:color="auto" w:val="clear"/>
+            <w:tcMar>
+              <w:top w:type="dxa" w:w="60"/>
+              <w:left w:type="dxa" w:w="100"/>
+              <w:bottom w:type="dxa" w:w="60"/>
+              <w:right w:type="dxa" w:w="100"/>
+            </w:tcMar>
+            <w:vAlign w:val="top"/>
+          </w:tcPr>
+          <w:p>
+            <w:r>
+              <w:rPr>
+                <w:sz w:val="16"/>
+                <w:szCs w:val="16"/>
+              </w:rPr>
+              <w:t xml:space="preserve">0.444</w:t>
+            </w:r>
+          </w:p>
+        </w:tc>
+        <w:tc>
+          <w:tcPr>
+            <w:tcW w:type="dxa" w:w="900"/>
+            <w:shd w:fill="F7F9FC" w:color="auto" w:val="clear"/>
+            <w:tcMar>
+              <w:top w:type="dxa" w:w="60"/>
+              <w:left w:type="dxa" w:w="100"/>
+              <w:bottom w:type="dxa" w:w="60"/>
+              <w:right w:type="dxa" w:w="100"/>
+            </w:tcMar>
+            <w:vAlign w:val="top"/>
+          </w:tcPr>
+          <w:p>
+            <w:r>
+              <w:rPr>
+                <w:sz w:val="16"/>
+                <w:szCs w:val="16"/>
+              </w:rPr>
+              <w:t xml:space="preserve">0.440</w:t>
+            </w:r>
+          </w:p>
+        </w:tc>
+        <w:tc>
+          <w:tcPr>
+            <w:tcW w:type="dxa" w:w="1100"/>
+            <w:shd w:fill="F7F9FC" w:color="auto" w:val="clear"/>
+            <w:tcMar>
+              <w:top w:type="dxa" w:w="60"/>
+              <w:left w:type="dxa" w:w="100"/>
+              <w:bottom w:type="dxa" w:w="60"/>
+              <w:right w:type="dxa" w:w="100"/>
+            </w:tcMar>
+            <w:vAlign w:val="top"/>
+          </w:tcPr>
+          <w:p>
+            <w:r>
+              <w:rPr>
+                <w:sz w:val="16"/>
+                <w:szCs w:val="16"/>
+              </w:rPr>
+              <w:t xml:space="preserve">0.525</w:t>
+            </w:r>
+          </w:p>
+        </w:tc>
+        <w:tc>
+          <w:tcPr>
+            <w:tcW w:type="dxa" w:w="1100"/>
+            <w:shd w:fill="F7F9FC" w:color="auto" w:val="clear"/>
+            <w:tcMar>
+              <w:top w:type="dxa" w:w="60"/>
+              <w:left w:type="dxa" w:w="100"/>
+              <w:bottom w:type="dxa" w:w="60"/>
+              <w:right w:type="dxa" w:w="100"/>
+            </w:tcMar>
+            <w:vAlign w:val="top"/>
+          </w:tcPr>
+          <w:p>
+            <w:r>
+              <w:rPr>
+                <w:sz w:val="16"/>
+                <w:szCs w:val="16"/>
+              </w:rPr>
+              <w:t xml:space="preserve">11.0 km²</w:t>
+            </w:r>
+          </w:p>
+        </w:tc>
+      </w:tr>
+      <w:tr>
+        <w:trPr>
+          <w:cantSplit/>
+        </w:trPr>
+        <w:tc>
+          <w:tcPr>
+            <w:tcW w:type="dxa" w:w="1900"/>
+            <w:tcMar>
+              <w:top w:type="dxa" w:w="60"/>
+              <w:left w:type="dxa" w:w="100"/>
+              <w:bottom w:type="dxa" w:w="60"/>
+              <w:right w:type="dxa" w:w="100"/>
+            </w:tcMar>
+            <w:vAlign w:val="top"/>
+          </w:tcPr>
+          <w:p>
+            <w:r>
+              <w:rPr>
+                <w:sz w:val="16"/>
+                <w:szCs w:val="16"/>
+              </w:rPr>
+              <w:t xml:space="preserve">Area adjoint, recomputed</w:t>
+            </w:r>
+          </w:p>
+        </w:tc>
+        <w:tc>
+          <w:tcPr>
+            <w:tcW w:type="dxa" w:w="3738"/>
+            <w:tcMar>
+              <w:top w:type="dxa" w:w="60"/>
+              <w:left w:type="dxa" w:w="100"/>
+              <w:bottom w:type="dxa" w:w="60"/>
+              <w:right w:type="dxa" w:w="100"/>
+            </w:tcMar>
+            <w:vAlign w:val="top"/>
+          </w:tcPr>
+          <w:p>
+            <w:r>
+              <w:rPr>
+                <w:sz w:val="16"/>
+                <w:szCs w:val="16"/>
+              </w:rPr>
+              <w:t xml:space="preserve">P16 (5.0, 52.0); P16 (5.0, 46.0); A3 (10.3, 40.0)</w:t>
+            </w:r>
+          </w:p>
+        </w:tc>
+        <w:tc>
+          <w:tcPr>
+            <w:tcW w:type="dxa" w:w="900"/>
+            <w:tcMar>
+              <w:top w:type="dxa" w:w="60"/>
+              <w:left w:type="dxa" w:w="100"/>
+              <w:bottom w:type="dxa" w:w="60"/>
+              <w:right w:type="dxa" w:w="100"/>
+            </w:tcMar>
+            <w:vAlign w:val="top"/>
+          </w:tcPr>
+          <w:p>
+            <w:r>
+              <w:rPr>
+                <w:sz w:val="16"/>
+                <w:szCs w:val="16"/>
+              </w:rPr>
+              <w:t xml:space="preserve">0.214</w:t>
+            </w:r>
+          </w:p>
+        </w:tc>
+        <w:tc>
+          <w:tcPr>
+            <w:tcW w:type="dxa" w:w="900"/>
+            <w:tcMar>
+              <w:top w:type="dxa" w:w="60"/>
+              <w:left w:type="dxa" w:w="100"/>
+              <w:bottom w:type="dxa" w:w="60"/>
+              <w:right w:type="dxa" w:w="100"/>
+            </w:tcMar>
+            <w:vAlign w:val="top"/>
+          </w:tcPr>
+          <w:p>
+            <w:r>
+              <w:rPr>
+                <w:sz w:val="16"/>
+                <w:szCs w:val="16"/>
+              </w:rPr>
+              <w:t xml:space="preserve">0.265</w:t>
+            </w:r>
+          </w:p>
+        </w:tc>
+        <w:tc>
+          <w:tcPr>
+            <w:tcW w:type="dxa" w:w="1100"/>
+            <w:tcMar>
+              <w:top w:type="dxa" w:w="60"/>
+              <w:left w:type="dxa" w:w="100"/>
+              <w:bottom w:type="dxa" w:w="60"/>
+              <w:right w:type="dxa" w:w="100"/>
+            </w:tcMar>
+            <w:vAlign w:val="top"/>
+          </w:tcPr>
+          <w:p>
+            <w:r>
+              <w:rPr>
+                <w:sz w:val="16"/>
+                <w:szCs w:val="16"/>
+              </w:rPr>
+              <w:t xml:space="preserve">0.305</w:t>
+            </w:r>
+          </w:p>
+        </w:tc>
+        <w:tc>
+          <w:tcPr>
+            <w:tcW w:type="dxa" w:w="1100"/>
+            <w:tcMar>
+              <w:top w:type="dxa" w:w="60"/>
+              <w:left w:type="dxa" w:w="100"/>
+              <w:bottom w:type="dxa" w:w="60"/>
+              <w:right w:type="dxa" w:w="100"/>
+            </w:tcMar>
+            <w:vAlign w:val="top"/>
+          </w:tcPr>
+          <w:p>
+            <w:r>
+              <w:rPr>
+                <w:sz w:val="16"/>
+                <w:szCs w:val="16"/>
+              </w:rPr>
+              <w:t xml:space="preserve">9.2 km²</w:t>
+            </w:r>
+          </w:p>
+        </w:tc>
+      </w:tr>
+      <w:tr>
+        <w:trPr>
+          <w:cantSplit/>
+        </w:trPr>
+        <w:tc>
+          <w:tcPr>
+            <w:tcW w:type="dxa" w:w="1900"/>
+            <w:shd w:fill="F7F9FC" w:color="auto" w:val="clear"/>
+            <w:tcMar>
+              <w:top w:type="dxa" w:w="60"/>
+              <w:left w:type="dxa" w:w="100"/>
+              <w:bottom w:type="dxa" w:w="60"/>
+              <w:right w:type="dxa" w:w="100"/>
+            </w:tcMar>
+            <w:vAlign w:val="top"/>
+          </w:tcPr>
+          <w:p>
+            <w:r>
+              <w:rPr>
+                <w:sz w:val="16"/>
+                <w:szCs w:val="16"/>
+              </w:rPr>
+              <w:t xml:space="preserve">PRAG-MAR (closed form)</w:t>
+            </w:r>
+          </w:p>
+        </w:tc>
+        <w:tc>
+          <w:tcPr>
+            <w:tcW w:type="dxa" w:w="3738"/>
+            <w:shd w:fill="F7F9FC" w:color="auto" w:val="clear"/>
+            <w:tcMar>
+              <w:top w:type="dxa" w:w="60"/>
+              <w:left w:type="dxa" w:w="100"/>
+              <w:bottom w:type="dxa" w:w="60"/>
+              <w:right w:type="dxa" w:w="100"/>
+            </w:tcMar>
+            <w:vAlign w:val="top"/>
+          </w:tcPr>
+          <w:p>
+            <w:r>
+              <w:rPr>
+                <w:sz w:val="16"/>
+                <w:szCs w:val="16"/>
+              </w:rPr>
+              <w:t xml:space="preserve">P9 (3.3, 34.3); A25 (8.8, 28.3); A3 (9.8, 40.3)</w:t>
+            </w:r>
+          </w:p>
+        </w:tc>
+        <w:tc>
+          <w:tcPr>
+            <w:tcW w:type="dxa" w:w="900"/>
+            <w:shd w:fill="F7F9FC" w:color="auto" w:val="clear"/>
+            <w:tcMar>
+              <w:top w:type="dxa" w:w="60"/>
+              <w:left w:type="dxa" w:w="100"/>
+              <w:bottom w:type="dxa" w:w="60"/>
+              <w:right w:type="dxa" w:w="100"/>
+            </w:tcMar>
+            <w:vAlign w:val="top"/>
+          </w:tcPr>
+          <w:p>
+            <w:r>
+              <w:rPr>
+                <w:sz w:val="16"/>
+                <w:szCs w:val="16"/>
+              </w:rPr>
+              <w:t xml:space="preserve">0.054</w:t>
+            </w:r>
+          </w:p>
+        </w:tc>
+        <w:tc>
+          <w:tcPr>
+            <w:tcW w:type="dxa" w:w="900"/>
+            <w:shd w:fill="F7F9FC" w:color="auto" w:val="clear"/>
+            <w:tcMar>
+              <w:top w:type="dxa" w:w="60"/>
+              <w:left w:type="dxa" w:w="100"/>
+              <w:bottom w:type="dxa" w:w="60"/>
+              <w:right w:type="dxa" w:w="100"/>
+            </w:tcMar>
+            <w:vAlign w:val="top"/>
+          </w:tcPr>
+          <w:p>
+            <w:r>
+              <w:rPr>
+                <w:sz w:val="16"/>
+                <w:szCs w:val="16"/>
+              </w:rPr>
+              <w:t xml:space="preserve">0.013</w:t>
+            </w:r>
+          </w:p>
+        </w:tc>
+        <w:tc>
+          <w:tcPr>
+            <w:tcW w:type="dxa" w:w="1100"/>
+            <w:shd w:fill="F7F9FC" w:color="auto" w:val="clear"/>
+            <w:tcMar>
+              <w:top w:type="dxa" w:w="60"/>
+              <w:left w:type="dxa" w:w="100"/>
+              <w:bottom w:type="dxa" w:w="60"/>
+              <w:right w:type="dxa" w:w="100"/>
+            </w:tcMar>
+            <w:vAlign w:val="top"/>
+          </w:tcPr>
+          <w:p>
+            <w:r>
+              <w:rPr>
+                <w:sz w:val="16"/>
+                <w:szCs w:val="16"/>
+              </w:rPr>
+              <w:t xml:space="preserve">0.058</w:t>
+            </w:r>
+          </w:p>
+        </w:tc>
+        <w:tc>
+          <w:tcPr>
+            <w:tcW w:type="dxa" w:w="1100"/>
+            <w:shd w:fill="F7F9FC" w:color="auto" w:val="clear"/>
+            <w:tcMar>
+              <w:top w:type="dxa" w:w="60"/>
+              <w:left w:type="dxa" w:w="100"/>
+              <w:bottom w:type="dxa" w:w="60"/>
+              <w:right w:type="dxa" w:w="100"/>
+            </w:tcMar>
+            <w:vAlign w:val="top"/>
+          </w:tcPr>
+          <w:p>
+            <w:r>
+              <w:rPr>
+                <w:sz w:val="16"/>
+                <w:szCs w:val="16"/>
+              </w:rPr>
+              <w:t xml:space="preserve">11.0 km²</w:t>
+            </w:r>
+          </w:p>
+        </w:tc>
+      </w:tr>
+      <w:tr>
+        <w:trPr>
+          <w:cantSplit/>
+        </w:trPr>
+        <w:tc>
+          <w:tcPr>
+            <w:tcW w:type="dxa" w:w="1900"/>
+            <w:tcMar>
+              <w:top w:type="dxa" w:w="60"/>
+              <w:left w:type="dxa" w:w="100"/>
+              <w:bottom w:type="dxa" w:w="60"/>
+              <w:right w:type="dxa" w:w="100"/>
+            </w:tcMar>
+            <w:vAlign w:val="top"/>
+          </w:tcPr>
+          <w:p>
+            <w:r>
+              <w:rPr>
+                <w:sz w:val="16"/>
+                <w:szCs w:val="16"/>
+              </w:rPr>
+              <w:t xml:space="preserve">Exact optimum (greedy)</w:t>
+            </w:r>
+          </w:p>
+        </w:tc>
+        <w:tc>
+          <w:tcPr>
+            <w:tcW w:type="dxa" w:w="3738"/>
+            <w:tcMar>
+              <w:top w:type="dxa" w:w="60"/>
+              <w:left w:type="dxa" w:w="100"/>
+              <w:bottom w:type="dxa" w:w="60"/>
+              <w:right w:type="dxa" w:w="100"/>
+            </w:tcMar>
+            <w:vAlign w:val="top"/>
+          </w:tcPr>
+          <w:p>
+            <w:r>
+              <w:rPr>
+                <w:sz w:val="16"/>
+                <w:szCs w:val="16"/>
+              </w:rPr>
+              <w:t xml:space="preserve">A30 (4.0, 36.0); A25 (9.0, 30.0); A13 (10.0, 24.0)</w:t>
+            </w:r>
+          </w:p>
+        </w:tc>
+        <w:tc>
+          <w:tcPr>
+            <w:tcW w:type="dxa" w:w="900"/>
+            <w:tcMar>
+              <w:top w:type="dxa" w:w="60"/>
+              <w:left w:type="dxa" w:w="100"/>
+              <w:bottom w:type="dxa" w:w="60"/>
+              <w:right w:type="dxa" w:w="100"/>
+            </w:tcMar>
+            <w:vAlign w:val="top"/>
+          </w:tcPr>
+          <w:p>
+            <w:r>
+              <w:rPr>
+                <w:sz w:val="16"/>
+                <w:szCs w:val="16"/>
+              </w:rPr>
+              <w:t xml:space="preserve">0.026</w:t>
+            </w:r>
+          </w:p>
+        </w:tc>
+        <w:tc>
+          <w:tcPr>
+            <w:tcW w:type="dxa" w:w="900"/>
+            <w:tcMar>
+              <w:top w:type="dxa" w:w="60"/>
+              <w:left w:type="dxa" w:w="100"/>
+              <w:bottom w:type="dxa" w:w="60"/>
+              <w:right w:type="dxa" w:w="100"/>
+            </w:tcMar>
+            <w:vAlign w:val="top"/>
+          </w:tcPr>
+          <w:p>
+            <w:r>
+              <w:rPr>
+                <w:sz w:val="16"/>
+                <w:szCs w:val="16"/>
+              </w:rPr>
+              <w:t xml:space="preserve">0.018</w:t>
+            </w:r>
+          </w:p>
+        </w:tc>
+        <w:tc>
+          <w:tcPr>
+            <w:tcW w:type="dxa" w:w="1100"/>
+            <w:tcMar>
+              <w:top w:type="dxa" w:w="60"/>
+              <w:left w:type="dxa" w:w="100"/>
+              <w:bottom w:type="dxa" w:w="60"/>
+              <w:right w:type="dxa" w:w="100"/>
+            </w:tcMar>
+            <w:vAlign w:val="top"/>
+          </w:tcPr>
+          <w:p>
+            <w:r>
+              <w:rPr>
+                <w:sz w:val="16"/>
+                <w:szCs w:val="16"/>
+              </w:rPr>
+              <w:t xml:space="preserve">0.035</w:t>
+            </w:r>
+          </w:p>
+        </w:tc>
+        <w:tc>
+          <w:tcPr>
+            <w:tcW w:type="dxa" w:w="1100"/>
+            <w:tcMar>
+              <w:top w:type="dxa" w:w="60"/>
+              <w:left w:type="dxa" w:w="100"/>
+              <w:bottom w:type="dxa" w:w="60"/>
+              <w:right w:type="dxa" w:w="100"/>
+            </w:tcMar>
+            <w:vAlign w:val="top"/>
+          </w:tcPr>
+          <w:p>
+            <w:r>
+              <w:rPr>
+                <w:sz w:val="16"/>
+                <w:szCs w:val="16"/>
+              </w:rPr>
+              <w:t xml:space="preserve">11.3 km²</w:t>
+            </w:r>
+          </w:p>
+        </w:tc>
+      </w:tr>
+    </w:tbl>
+    <w:p>
+      <w:pPr>
+        <w:spacing w:after="160"/>
+      </w:pPr>
     </w:p>
     <w:p>
       <w:pPr>
@@ -5844,9 +9161,9 @@
       <w:r>
         <w:drawing>
           <wp:inline distT="0" distB="0" distL="0" distR="0">
-            <wp:extent cx="3781425" cy="3781425"/>
+            <wp:extent cx="5943600" cy="3305175"/>
             <wp:effectExtent t="0" r="0" b="0" l="0"/>
-            <wp:docPr id="1" name="Recharge-effect fields and the MAR sites" descr="Recharge-effect fields and the MAR sites" title="Recharge-effect fields and the MAR sites"/>
+            <wp:docPr id="1" name="PRAG-MAR with the geolocated sea boundary: recharge fields, sites and risk against recharge" descr="PRAG-MAR with the geolocated sea boundary: recharge fields, sites and risk against recharge" title="PRAG-MAR with the geolocated sea boundary: recharge fields, sites and risk against recharge"/>
             <wp:cNvGraphicFramePr>
               <a:graphicFrameLocks xmlns:a="http://schemas.openxmlformats.org/drawingml/2006/main" noChangeAspect="1"/>
             </wp:cNvGraphicFramePr>
@@ -5869,7 +9186,7 @@
                   <pic:spPr bwMode="auto">
                     <a:xfrm>
                       <a:off x="0" y="0"/>
-                      <a:ext cx="3781425" cy="3781425"/>
+                      <a:ext cx="5943600" cy="3305175"/>
                     </a:xfrm>
                     <a:prstGeom prst="rect">
                       <a:avLst/>
@@ -5903,7 +9220,100 @@
           <w:sz w:val="18"/>
           <w:szCs w:val="18"/>
         </w:rPr>
-        <w:t xml:space="preserve"> (a) The area adjoint field and the 3 published MAR sites (orange diamonds). (b) The PRAG-MAR field for the “A or B” risk and its 3 sites. The fields are normalized by their maximum and shown on a square-root scale. The probabilities in the titles are exact ensemble estimates, with 5 000 m³/day per site.</w:t>
+        <w:t xml:space="preserve"> PRAG-MAR with the geolocated sea boundary (Supplementary Fig. S1 of the chloride study). (a) PRAG-MAR field: reduction of the probability that A or B is intruded per unit recharge, at the prior mean, with the three PRAG-MAR sites. (b) Area-adjoint field (the published pipeline, recomputed) with its three sites and the published site that lies in the sector. (c) Exact probability that A or B is intruded against the recharge per site. Solid lines: each well pumped to a prior intrusion probability of ½; dashed lines: one pumping rate at both wells.</w:t>
+      </w:r>
+    </w:p>
+    <w:p>
+      <w:pPr>
+        <w:spacing w:after="120"/>
+        <w:jc w:val="both"/>
+      </w:pPr>
+      <w:r>
+        <w:t xml:space="preserve">With the same water, PRAG-MAR lowers the probability that either well is intruded from 0.56 to 0.06, within 0.02 of the exact optimum of the ensemble (0.04). The sites chosen for the intruded area reach 0.30, and the published sites 0.53, because two of them lie outside the sector and the third acts on the northern coast. Each goal calls for its own sites. The area design is the best for its own goal (mean intruded area 9.2 km², against 11.0 km² for PRAG-MAR), because it recharges the northern coastal strip where the intrusion is. PRAG-MAR recharges next to the well field and up-gradient of it.</w:t>
+      </w:r>
+    </w:p>
+    <w:p>
+      <w:pPr>
+        <w:spacing w:after="120"/>
+        <w:jc w:val="both"/>
+      </w:pPr>
+      <w:r>
+        <w:t xml:space="preserve">The ranking holds at every recharge rate. With 2 500 and 10 000 m³/day per site, P(A or B) becomes 0.212 and 0.004 with PRAG-MAR, against 0.427 and 0.153 for the area design and 0.542 and 0.491 for the published sites. It also holds under another pumping rule: with one rate at both wells (</w:t>
+      </w:r>
+      <m:oMath>
+        <m:sSub>
+          <m:e>
+            <m:r>
+              <m:t>Q</m:t>
+            </m:r>
+          </m:e>
+          <m:sub>
+            <m:r>
+              <m:t>A</m:t>
+            </m:r>
+          </m:sub>
+        </m:sSub>
+        <m:r>
+          <m:rPr>
+            <m:sty m:val="p"/>
+          </m:rPr>
+          <m:t>=</m:t>
+        </m:r>
+        <m:sSub>
+          <m:e>
+            <m:r>
+              <m:t>Q</m:t>
+            </m:r>
+          </m:e>
+          <m:sub>
+            <m:r>
+              <m:t>B</m:t>
+            </m:r>
+          </m:sub>
+        </m:sSub>
+        <m:r>
+          <m:rPr>
+            <m:sty m:val="p"/>
+          </m:rPr>
+          <m:t>=</m:t>
+        </m:r>
+        <m:r>
+          <m:t>5</m:t>
+        </m:r>
+        <m:r>
+          <m:t> </m:t>
+        </m:r>
+        <m:r>
+          <m:t>638</m:t>
+        </m:r>
+      </m:oMath>
+      <w:r>
+        <w:t xml:space="preserve"> m³/day, chosen so that P(A or B) = ½), the probability falls from 0.476 to 0.017 with PRAG-MAR, equal to the exact optimum (0.017), against 0.226 for the area design and 0.448 for the published sites. MATLAB (chloride_fk/matlab/fkcl_prag_mar.m) reproduces these probabilities exactly from the same prior draws.</w:t>
+      </w:r>
+    </w:p>
+    <w:p>
+      <w:pPr>
+        <w:spacing w:after="240"/>
+      </w:pPr>
+    </w:p>
+    <w:p>
+      <w:pPr>
+        <w:pStyle w:val="Heading1"/>
+      </w:pPr>
+      <w:r>
+        <w:rPr>
+          <w:color w:val="1F3864"/>
+        </w:rPr>
+        <w:t xml:space="preserve">6. What changed from the first version</w:t>
+      </w:r>
+    </w:p>
+    <w:p>
+      <w:pPr>
+        <w:spacing w:after="120"/>
+        <w:jc w:val="both"/>
+      </w:pPr>
+      <w:r>
+        <w:t xml:space="preserve">The table puts the main results of the two versions side by side. Both use the same physics, prior, criteria and exact estimators; only the sea boundary, and with it the supply wells, differ.</w:t>
       </w:r>
     </w:p>
     <w:tbl>
@@ -5920,12 +9330,9 @@
         <w:tblLayout w:type="fixed"/>
       </w:tblPr>
       <w:tblGrid>
-        <w:gridCol w:w="2400"/>
-        <w:gridCol w:w="1938"/>
-        <w:gridCol w:w="1100"/>
-        <w:gridCol w:w="1100"/>
-        <w:gridCol w:w="1300"/>
-        <w:gridCol w:w="1800"/>
+        <w:gridCol w:w="3638"/>
+        <w:gridCol w:w="3000"/>
+        <w:gridCol w:w="3000"/>
       </w:tblGrid>
       <w:tr>
         <w:trPr>
@@ -5934,8 +9341,8 @@
         </w:trPr>
         <w:tc>
           <w:tcPr>
-            <w:tcW w:type="dxa" w:w="2400"/>
-            <w:shd w:fill="1B8A5A" w:color="auto" w:val="clear"/>
+            <w:tcW w:type="dxa" w:w="3638"/>
+            <w:shd w:fill="1F3864" w:color="auto" w:val="clear"/>
             <w:tcMar>
               <w:top w:type="dxa" w:w="60"/>
               <w:left w:type="dxa" w:w="100"/>
@@ -5950,17 +9357,17 @@
                 <w:b/>
                 <w:bCs/>
                 <w:color w:val="FFFFFF"/>
-                <w:sz w:val="17"/>
-                <w:szCs w:val="17"/>
-              </w:rPr>
-              <w:t xml:space="preserve">MAR sites</w:t>
-            </w:r>
-          </w:p>
-        </w:tc>
-        <w:tc>
-          <w:tcPr>
-            <w:tcW w:type="dxa" w:w="1938"/>
-            <w:shd w:fill="1B8A5A" w:color="auto" w:val="clear"/>
+                <w:sz w:val="16"/>
+                <w:szCs w:val="16"/>
+              </w:rPr>
+              <w:t xml:space="preserve">Result</w:t>
+            </w:r>
+          </w:p>
+        </w:tc>
+        <w:tc>
+          <w:tcPr>
+            <w:tcW w:type="dxa" w:w="3000"/>
+            <w:shd w:fill="1F3864" w:color="auto" w:val="clear"/>
             <w:tcMar>
               <w:top w:type="dxa" w:w="60"/>
               <w:left w:type="dxa" w:w="100"/>
@@ -5975,17 +9382,17 @@
                 <w:b/>
                 <w:bCs/>
                 <w:color w:val="FFFFFF"/>
-                <w:sz w:val="17"/>
-                <w:szCs w:val="17"/>
-              </w:rPr>
-              <w:t xml:space="preserve">Nearest wells</w:t>
-            </w:r>
-          </w:p>
-        </w:tc>
-        <w:tc>
-          <w:tcPr>
-            <w:tcW w:type="dxa" w:w="1100"/>
-            <w:shd w:fill="1B8A5A" w:color="auto" w:val="clear"/>
+                <w:sz w:val="16"/>
+                <w:szCs w:val="16"/>
+              </w:rPr>
+              <w:t xml:space="preserve">First version (full margin)</w:t>
+            </w:r>
+          </w:p>
+        </w:tc>
+        <w:tc>
+          <w:tcPr>
+            <w:tcW w:type="dxa" w:w="3000"/>
+            <w:shd w:fill="1F3864" w:color="auto" w:val="clear"/>
             <w:tcMar>
               <w:top w:type="dxa" w:w="60"/>
               <w:left w:type="dxa" w:w="100"/>
@@ -6000,85 +9407,10 @@
                 <w:b/>
                 <w:bCs/>
                 <w:color w:val="FFFFFF"/>
-                <w:sz w:val="17"/>
-                <w:szCs w:val="17"/>
-              </w:rPr>
-              <w:t xml:space="preserve">P(A)</w:t>
-            </w:r>
-          </w:p>
-        </w:tc>
-        <w:tc>
-          <w:tcPr>
-            <w:tcW w:type="dxa" w:w="1100"/>
-            <w:shd w:fill="1B8A5A" w:color="auto" w:val="clear"/>
-            <w:tcMar>
-              <w:top w:type="dxa" w:w="60"/>
-              <w:left w:type="dxa" w:w="100"/>
-              <w:bottom w:type="dxa" w:w="60"/>
-              <w:right w:type="dxa" w:w="100"/>
-            </w:tcMar>
-            <w:vAlign w:val="top"/>
-          </w:tcPr>
-          <w:p>
-            <w:r>
-              <w:rPr>
-                <w:b/>
-                <w:bCs/>
-                <w:color w:val="FFFFFF"/>
-                <w:sz w:val="17"/>
-                <w:szCs w:val="17"/>
-              </w:rPr>
-              <w:t xml:space="preserve">P(B)</w:t>
-            </w:r>
-          </w:p>
-        </w:tc>
-        <w:tc>
-          <w:tcPr>
-            <w:tcW w:type="dxa" w:w="1300"/>
-            <w:shd w:fill="1B8A5A" w:color="auto" w:val="clear"/>
-            <w:tcMar>
-              <w:top w:type="dxa" w:w="60"/>
-              <w:left w:type="dxa" w:w="100"/>
-              <w:bottom w:type="dxa" w:w="60"/>
-              <w:right w:type="dxa" w:w="100"/>
-            </w:tcMar>
-            <w:vAlign w:val="top"/>
-          </w:tcPr>
-          <w:p>
-            <w:r>
-              <w:rPr>
-                <w:b/>
-                <w:bCs/>
-                <w:color w:val="FFFFFF"/>
-                <w:sz w:val="17"/>
-                <w:szCs w:val="17"/>
-              </w:rPr>
-              <w:t xml:space="preserve">P(A or B)</w:t>
-            </w:r>
-          </w:p>
-        </w:tc>
-        <w:tc>
-          <w:tcPr>
-            <w:tcW w:type="dxa" w:w="1800"/>
-            <w:shd w:fill="1B8A5A" w:color="auto" w:val="clear"/>
-            <w:tcMar>
-              <w:top w:type="dxa" w:w="60"/>
-              <w:left w:type="dxa" w:w="100"/>
-              <w:bottom w:type="dxa" w:w="60"/>
-              <w:right w:type="dxa" w:w="100"/>
-            </w:tcMar>
-            <w:vAlign w:val="top"/>
-          </w:tcPr>
-          <w:p>
-            <w:r>
-              <w:rPr>
-                <w:b/>
-                <w:bCs/>
-                <w:color w:val="FFFFFF"/>
-                <w:sz w:val="17"/>
-                <w:szCs w:val="17"/>
-              </w:rPr>
-              <w:t xml:space="preserve">Mean area</w:t>
+                <w:sz w:val="16"/>
+                <w:szCs w:val="16"/>
+              </w:rPr>
+              <w:t xml:space="preserve">This version (geolocated)</w:t>
             </w:r>
           </w:p>
         </w:tc>
@@ -6089,127 +9421,64 @@
         </w:trPr>
         <w:tc>
           <w:tcPr>
-            <w:tcW w:type="dxa" w:w="2400"/>
-            <w:tcMar>
-              <w:top w:type="dxa" w:w="60"/>
-              <w:left w:type="dxa" w:w="100"/>
-              <w:bottom w:type="dxa" w:w="60"/>
-              <w:right w:type="dxa" w:w="100"/>
-            </w:tcMar>
-            <w:vAlign w:val="top"/>
-          </w:tcPr>
-          <w:p>
-            <w:r>
-              <w:rPr>
-                <w:sz w:val="17"/>
-                <w:szCs w:val="17"/>
-              </w:rPr>
-              <w:t xml:space="preserve">No MAR</w:t>
-            </w:r>
-          </w:p>
-        </w:tc>
-        <w:tc>
-          <w:tcPr>
-            <w:tcW w:type="dxa" w:w="1938"/>
-            <w:tcMar>
-              <w:top w:type="dxa" w:w="60"/>
-              <w:left w:type="dxa" w:w="100"/>
-              <w:bottom w:type="dxa" w:w="60"/>
-              <w:right w:type="dxa" w:w="100"/>
-            </w:tcMar>
-            <w:vAlign w:val="top"/>
-          </w:tcPr>
-          <w:p>
-            <w:r>
-              <w:rPr>
-                <w:sz w:val="17"/>
-                <w:szCs w:val="17"/>
-              </w:rPr>
-              <w:t xml:space="preserve">–</w:t>
-            </w:r>
-          </w:p>
-        </w:tc>
-        <w:tc>
-          <w:tcPr>
-            <w:tcW w:type="dxa" w:w="1100"/>
-            <w:tcMar>
-              <w:top w:type="dxa" w:w="60"/>
-              <w:left w:type="dxa" w:w="100"/>
-              <w:bottom w:type="dxa" w:w="60"/>
-              <w:right w:type="dxa" w:w="100"/>
-            </w:tcMar>
-            <w:vAlign w:val="top"/>
-          </w:tcPr>
-          <w:p>
-            <w:r>
-              <w:rPr>
-                <w:sz w:val="17"/>
-                <w:szCs w:val="17"/>
-              </w:rPr>
-              <w:t xml:space="preserve">0.51</w:t>
-            </w:r>
-          </w:p>
-        </w:tc>
-        <w:tc>
-          <w:tcPr>
-            <w:tcW w:type="dxa" w:w="1100"/>
-            <w:tcMar>
-              <w:top w:type="dxa" w:w="60"/>
-              <w:left w:type="dxa" w:w="100"/>
-              <w:bottom w:type="dxa" w:w="60"/>
-              <w:right w:type="dxa" w:w="100"/>
-            </w:tcMar>
-            <w:vAlign w:val="top"/>
-          </w:tcPr>
-          <w:p>
-            <w:r>
-              <w:rPr>
-                <w:sz w:val="17"/>
-                <w:szCs w:val="17"/>
-              </w:rPr>
-              <w:t xml:space="preserve">0.63</w:t>
-            </w:r>
-          </w:p>
-        </w:tc>
-        <w:tc>
-          <w:tcPr>
-            <w:tcW w:type="dxa" w:w="1300"/>
-            <w:tcMar>
-              <w:top w:type="dxa" w:w="60"/>
-              <w:left w:type="dxa" w:w="100"/>
-              <w:bottom w:type="dxa" w:w="60"/>
-              <w:right w:type="dxa" w:w="100"/>
-            </w:tcMar>
-            <w:vAlign w:val="top"/>
-          </w:tcPr>
-          <w:p>
-            <w:r>
-              <w:rPr>
-                <w:sz w:val="17"/>
-                <w:szCs w:val="17"/>
-              </w:rPr>
-              <w:t xml:space="preserve">0.79</w:t>
-            </w:r>
-          </w:p>
-        </w:tc>
-        <w:tc>
-          <w:tcPr>
-            <w:tcW w:type="dxa" w:w="1800"/>
-            <w:tcMar>
-              <w:top w:type="dxa" w:w="60"/>
-              <w:left w:type="dxa" w:w="100"/>
-              <w:bottom w:type="dxa" w:w="60"/>
-              <w:right w:type="dxa" w:w="100"/>
-            </w:tcMar>
-            <w:vAlign w:val="top"/>
-          </w:tcPr>
-          <w:p>
-            <w:r>
-              <w:rPr>
-                <w:sz w:val="17"/>
-                <w:szCs w:val="17"/>
-              </w:rPr>
-              <w:t xml:space="preserve">98.4 km²</w:t>
+            <w:tcW w:type="dxa" w:w="3638"/>
+            <w:tcMar>
+              <w:top w:type="dxa" w:w="60"/>
+              <w:left w:type="dxa" w:w="100"/>
+              <w:bottom w:type="dxa" w:w="60"/>
+              <w:right w:type="dxa" w:w="100"/>
+            </w:tcMar>
+            <w:vAlign w:val="top"/>
+          </w:tcPr>
+          <w:p>
+            <w:r>
+              <w:rPr>
+                <w:sz w:val="16"/>
+                <w:szCs w:val="16"/>
+              </w:rPr>
+              <w:t xml:space="preserve">Supply wells; prior correlation of their heads</w:t>
+            </w:r>
+          </w:p>
+        </w:tc>
+        <w:tc>
+          <w:tcPr>
+            <w:tcW w:type="dxa" w:w="3000"/>
+            <w:tcMar>
+              <w:top w:type="dxa" w:w="60"/>
+              <w:left w:type="dxa" w:w="100"/>
+              <w:bottom w:type="dxa" w:w="60"/>
+              <w:right w:type="dxa" w:w="100"/>
+            </w:tcMar>
+            <w:vAlign w:val="top"/>
+          </w:tcPr>
+          <w:p>
+            <w:r>
+              <w:rPr>
+                <w:sz w:val="16"/>
+                <w:szCs w:val="16"/>
+              </w:rPr>
+              <w:t xml:space="preserve">A23, R16 (not pumped); r = 0.18</w:t>
+            </w:r>
+          </w:p>
+        </w:tc>
+        <w:tc>
+          <w:tcPr>
+            <w:tcW w:type="dxa" w:w="3000"/>
+            <w:tcMar>
+              <w:top w:type="dxa" w:w="60"/>
+              <w:left w:type="dxa" w:w="100"/>
+              <w:bottom w:type="dxa" w:w="60"/>
+              <w:right w:type="dxa" w:w="100"/>
+            </w:tcMar>
+            <w:vAlign w:val="top"/>
+          </w:tcPr>
+          <w:p>
+            <w:r>
+              <w:rPr>
+                <w:sz w:val="16"/>
+                <w:szCs w:val="16"/>
+              </w:rPr>
+              <w:t xml:space="preserve">A1, P10 (pumped); r = 0.87</w:t>
             </w:r>
           </w:p>
         </w:tc>
@@ -6220,7 +9489,7 @@
         </w:trPr>
         <w:tc>
           <w:tcPr>
-            <w:tcW w:type="dxa" w:w="2400"/>
+            <w:tcW w:type="dxa" w:w="3638"/>
             <w:shd w:fill="F7F9FC" w:color="auto" w:val="clear"/>
             <w:tcMar>
               <w:top w:type="dxa" w:w="60"/>
@@ -6233,16 +9502,16 @@
           <w:p>
             <w:r>
               <w:rPr>
-                <w:sz w:val="17"/>
-                <w:szCs w:val="17"/>
-              </w:rPr>
-              <w:t xml:space="preserve">Area adjoint (published)</w:t>
-            </w:r>
-          </w:p>
-        </w:tc>
-        <w:tc>
-          <w:tcPr>
-            <w:tcW w:type="dxa" w:w="1938"/>
+                <w:sz w:val="16"/>
+                <w:szCs w:val="16"/>
+              </w:rPr>
+              <w:t xml:space="preserve">Published 5-well design, information on A / on A or B</w:t>
+            </w:r>
+          </w:p>
+        </w:tc>
+        <w:tc>
+          <w:tcPr>
+            <w:tcW w:type="dxa" w:w="3000"/>
             <w:shd w:fill="F7F9FC" w:color="auto" w:val="clear"/>
             <w:tcMar>
               <w:top w:type="dxa" w:w="60"/>
@@ -6255,16 +9524,16 @@
           <w:p>
             <w:r>
               <w:rPr>
-                <w:sz w:val="17"/>
-                <w:szCs w:val="17"/>
-              </w:rPr>
-              <w:t xml:space="preserve">A18, P21, P16</w:t>
-            </w:r>
-          </w:p>
-        </w:tc>
-        <w:tc>
-          <w:tcPr>
-            <w:tcW w:type="dxa" w:w="1100"/>
+                <w:sz w:val="16"/>
+                <w:szCs w:val="16"/>
+              </w:rPr>
+              <w:t xml:space="preserve">57% / 82%</w:t>
+            </w:r>
+          </w:p>
+        </w:tc>
+        <w:tc>
+          <w:tcPr>
+            <w:tcW w:type="dxa" w:w="3000"/>
             <w:shd w:fill="F7F9FC" w:color="auto" w:val="clear"/>
             <w:tcMar>
               <w:top w:type="dxa" w:w="60"/>
@@ -6277,76 +9546,10 @@
           <w:p>
             <w:r>
               <w:rPr>
-                <w:sz w:val="17"/>
-                <w:szCs w:val="17"/>
-              </w:rPr>
-              <w:t xml:space="preserve">0.51</w:t>
-            </w:r>
-          </w:p>
-        </w:tc>
-        <w:tc>
-          <w:tcPr>
-            <w:tcW w:type="dxa" w:w="1100"/>
-            <w:shd w:fill="F7F9FC" w:color="auto" w:val="clear"/>
-            <w:tcMar>
-              <w:top w:type="dxa" w:w="60"/>
-              <w:left w:type="dxa" w:w="100"/>
-              <w:bottom w:type="dxa" w:w="60"/>
-              <w:right w:type="dxa" w:w="100"/>
-            </w:tcMar>
-            <w:vAlign w:val="top"/>
-          </w:tcPr>
-          <w:p>
-            <w:r>
-              <w:rPr>
-                <w:sz w:val="17"/>
-                <w:szCs w:val="17"/>
-              </w:rPr>
-              <w:t xml:space="preserve">0.28</w:t>
-            </w:r>
-          </w:p>
-        </w:tc>
-        <w:tc>
-          <w:tcPr>
-            <w:tcW w:type="dxa" w:w="1300"/>
-            <w:shd w:fill="F7F9FC" w:color="auto" w:val="clear"/>
-            <w:tcMar>
-              <w:top w:type="dxa" w:w="60"/>
-              <w:left w:type="dxa" w:w="100"/>
-              <w:bottom w:type="dxa" w:w="60"/>
-              <w:right w:type="dxa" w:w="100"/>
-            </w:tcMar>
-            <w:vAlign w:val="top"/>
-          </w:tcPr>
-          <w:p>
-            <w:r>
-              <w:rPr>
-                <w:sz w:val="17"/>
-                <w:szCs w:val="17"/>
-              </w:rPr>
-              <w:t xml:space="preserve">0.62</w:t>
-            </w:r>
-          </w:p>
-        </w:tc>
-        <w:tc>
-          <w:tcPr>
-            <w:tcW w:type="dxa" w:w="1800"/>
-            <w:shd w:fill="F7F9FC" w:color="auto" w:val="clear"/>
-            <w:tcMar>
-              <w:top w:type="dxa" w:w="60"/>
-              <w:left w:type="dxa" w:w="100"/>
-              <w:bottom w:type="dxa" w:w="60"/>
-              <w:right w:type="dxa" w:w="100"/>
-            </w:tcMar>
-            <w:vAlign w:val="top"/>
-          </w:tcPr>
-          <w:p>
-            <w:r>
-              <w:rPr>
-                <w:sz w:val="17"/>
-                <w:szCs w:val="17"/>
-              </w:rPr>
-              <w:t xml:space="preserve">87.2 km²</w:t>
+                <w:sz w:val="16"/>
+                <w:szCs w:val="16"/>
+              </w:rPr>
+              <w:t xml:space="preserve">2 wells in the sector; as a pair 69% / 66% of the best pair</w:t>
             </w:r>
           </w:p>
         </w:tc>
@@ -6357,127 +9560,552 @@
         </w:trPr>
         <w:tc>
           <w:tcPr>
-            <w:tcW w:type="dxa" w:w="2400"/>
-            <w:tcMar>
-              <w:top w:type="dxa" w:w="60"/>
-              <w:left w:type="dxa" w:w="100"/>
-              <w:bottom w:type="dxa" w:w="60"/>
-              <w:right w:type="dxa" w:w="100"/>
-            </w:tcMar>
-            <w:vAlign w:val="top"/>
-          </w:tcPr>
-          <w:p>
-            <w:r>
-              <w:rPr>
-                <w:sz w:val="17"/>
-                <w:szCs w:val="17"/>
-              </w:rPr>
-              <w:t xml:space="preserve">PRAG-MAR (closed form)</w:t>
-            </w:r>
-          </w:p>
-        </w:tc>
-        <w:tc>
-          <w:tcPr>
-            <w:tcW w:type="dxa" w:w="1938"/>
-            <w:tcMar>
-              <w:top w:type="dxa" w:w="60"/>
-              <w:left w:type="dxa" w:w="100"/>
-              <w:bottom w:type="dxa" w:w="60"/>
-              <w:right w:type="dxa" w:w="100"/>
-            </w:tcMar>
-            <w:vAlign w:val="top"/>
-          </w:tcPr>
-          <w:p>
-            <w:r>
-              <w:rPr>
-                <w:sz w:val="17"/>
-                <w:szCs w:val="17"/>
-              </w:rPr>
-              <w:t xml:space="preserve">A23, R16, P21</w:t>
-            </w:r>
-          </w:p>
-        </w:tc>
-        <w:tc>
-          <w:tcPr>
-            <w:tcW w:type="dxa" w:w="1100"/>
-            <w:tcMar>
-              <w:top w:type="dxa" w:w="60"/>
-              <w:left w:type="dxa" w:w="100"/>
-              <w:bottom w:type="dxa" w:w="60"/>
-              <w:right w:type="dxa" w:w="100"/>
-            </w:tcMar>
-            <w:vAlign w:val="top"/>
-          </w:tcPr>
-          <w:p>
-            <w:r>
-              <w:rPr>
-                <w:sz w:val="17"/>
-                <w:szCs w:val="17"/>
-              </w:rPr>
-              <w:t xml:space="preserve">0.01</w:t>
-            </w:r>
-          </w:p>
-        </w:tc>
-        <w:tc>
-          <w:tcPr>
-            <w:tcW w:type="dxa" w:w="1100"/>
-            <w:tcMar>
-              <w:top w:type="dxa" w:w="60"/>
-              <w:left w:type="dxa" w:w="100"/>
-              <w:bottom w:type="dxa" w:w="60"/>
-              <w:right w:type="dxa" w:w="100"/>
-            </w:tcMar>
-            <w:vAlign w:val="top"/>
-          </w:tcPr>
-          <w:p>
-            <w:r>
-              <w:rPr>
-                <w:sz w:val="17"/>
-                <w:szCs w:val="17"/>
-              </w:rPr>
-              <w:t xml:space="preserve">0.03</w:t>
-            </w:r>
-          </w:p>
-        </w:tc>
-        <w:tc>
-          <w:tcPr>
-            <w:tcW w:type="dxa" w:w="1300"/>
-            <w:tcMar>
-              <w:top w:type="dxa" w:w="60"/>
-              <w:left w:type="dxa" w:w="100"/>
-              <w:bottom w:type="dxa" w:w="60"/>
-              <w:right w:type="dxa" w:w="100"/>
-            </w:tcMar>
-            <w:vAlign w:val="top"/>
-          </w:tcPr>
-          <w:p>
-            <w:r>
-              <w:rPr>
-                <w:sz w:val="17"/>
-                <w:szCs w:val="17"/>
-              </w:rPr>
-              <w:t xml:space="preserve">0.04</w:t>
-            </w:r>
-          </w:p>
-        </w:tc>
-        <w:tc>
-          <w:tcPr>
-            <w:tcW w:type="dxa" w:w="1800"/>
-            <w:tcMar>
-              <w:top w:type="dxa" w:w="60"/>
-              <w:left w:type="dxa" w:w="100"/>
-              <w:bottom w:type="dxa" w:w="60"/>
-              <w:right w:type="dxa" w:w="100"/>
-            </w:tcMar>
-            <w:vAlign w:val="top"/>
-          </w:tcPr>
-          <w:p>
-            <w:r>
-              <w:rPr>
-                <w:sz w:val="17"/>
-                <w:szCs w:val="17"/>
-              </w:rPr>
-              <w:t xml:space="preserve">89.5 km²</w:t>
+            <w:tcW w:type="dxa" w:w="3638"/>
+            <w:tcMar>
+              <w:top w:type="dxa" w:w="60"/>
+              <w:left w:type="dxa" w:w="100"/>
+              <w:bottom w:type="dxa" w:w="60"/>
+              <w:right w:type="dxa" w:w="100"/>
+            </w:tcMar>
+            <w:vAlign w:val="top"/>
+          </w:tcPr>
+          <w:p>
+            <w:r>
+              <w:rPr>
+                <w:sz w:val="16"/>
+                <w:szCs w:val="16"/>
+              </w:rPr>
+              <w:t xml:space="preserve">3-well area design, information on A / on A or B</w:t>
+            </w:r>
+          </w:p>
+        </w:tc>
+        <w:tc>
+          <w:tcPr>
+            <w:tcW w:type="dxa" w:w="3000"/>
+            <w:tcMar>
+              <w:top w:type="dxa" w:w="60"/>
+              <w:left w:type="dxa" w:w="100"/>
+              <w:bottom w:type="dxa" w:w="60"/>
+              <w:right w:type="dxa" w:w="100"/>
+            </w:tcMar>
+            <w:vAlign w:val="top"/>
+          </w:tcPr>
+          <w:p>
+            <w:r>
+              <w:rPr>
+                <w:sz w:val="16"/>
+                <w:szCs w:val="16"/>
+              </w:rPr>
+              <w:t xml:space="preserve">32% / 80%</w:t>
+            </w:r>
+          </w:p>
+        </w:tc>
+        <w:tc>
+          <w:tcPr>
+            <w:tcW w:type="dxa" w:w="3000"/>
+            <w:tcMar>
+              <w:top w:type="dxa" w:w="60"/>
+              <w:left w:type="dxa" w:w="100"/>
+              <w:bottom w:type="dxa" w:w="60"/>
+              <w:right w:type="dxa" w:w="100"/>
+            </w:tcMar>
+            <w:vAlign w:val="top"/>
+          </w:tcPr>
+          <w:p>
+            <w:r>
+              <w:rPr>
+                <w:sz w:val="16"/>
+                <w:szCs w:val="16"/>
+              </w:rPr>
+              <w:t xml:space="preserve">74% / 52%</w:t>
+            </w:r>
+          </w:p>
+        </w:tc>
+      </w:tr>
+      <w:tr>
+        <w:trPr>
+          <w:cantSplit/>
+        </w:trPr>
+        <w:tc>
+          <w:tcPr>
+            <w:tcW w:type="dxa" w:w="3638"/>
+            <w:shd w:fill="F7F9FC" w:color="auto" w:val="clear"/>
+            <w:tcMar>
+              <w:top w:type="dxa" w:w="60"/>
+              <w:left w:type="dxa" w:w="100"/>
+              <w:bottom w:type="dxa" w:w="60"/>
+              <w:right w:type="dxa" w:w="100"/>
+            </w:tcMar>
+            <w:vAlign w:val="top"/>
+          </w:tcPr>
+          <w:p>
+            <w:r>
+              <w:rPr>
+                <w:sz w:val="16"/>
+                <w:szCs w:val="16"/>
+              </w:rPr>
+              <w:t xml:space="preserve">3-well PRAG-GO design, information on A or B</w:t>
+            </w:r>
+          </w:p>
+        </w:tc>
+        <w:tc>
+          <w:tcPr>
+            <w:tcW w:type="dxa" w:w="3000"/>
+            <w:shd w:fill="F7F9FC" w:color="auto" w:val="clear"/>
+            <w:tcMar>
+              <w:top w:type="dxa" w:w="60"/>
+              <w:left w:type="dxa" w:w="100"/>
+              <w:bottom w:type="dxa" w:w="60"/>
+              <w:right w:type="dxa" w:w="100"/>
+            </w:tcMar>
+            <w:vAlign w:val="top"/>
+          </w:tcPr>
+          <w:p>
+            <w:r>
+              <w:rPr>
+                <w:sz w:val="16"/>
+                <w:szCs w:val="16"/>
+              </w:rPr>
+              <w:t xml:space="preserve">98%</w:t>
+            </w:r>
+          </w:p>
+        </w:tc>
+        <w:tc>
+          <w:tcPr>
+            <w:tcW w:type="dxa" w:w="3000"/>
+            <w:shd w:fill="F7F9FC" w:color="auto" w:val="clear"/>
+            <w:tcMar>
+              <w:top w:type="dxa" w:w="60"/>
+              <w:left w:type="dxa" w:w="100"/>
+              <w:bottom w:type="dxa" w:w="60"/>
+              <w:right w:type="dxa" w:w="100"/>
+            </w:tcMar>
+            <w:vAlign w:val="top"/>
+          </w:tcPr>
+          <w:p>
+            <w:r>
+              <w:rPr>
+                <w:sz w:val="16"/>
+                <w:szCs w:val="16"/>
+              </w:rPr>
+              <w:t xml:space="preserve">100%</w:t>
+            </w:r>
+          </w:p>
+        </w:tc>
+      </w:tr>
+      <w:tr>
+        <w:trPr>
+          <w:cantSplit/>
+        </w:trPr>
+        <w:tc>
+          <w:tcPr>
+            <w:tcW w:type="dxa" w:w="3638"/>
+            <w:tcMar>
+              <w:top w:type="dxa" w:w="60"/>
+              <w:left w:type="dxa" w:w="100"/>
+              <w:bottom w:type="dxa" w:w="60"/>
+              <w:right w:type="dxa" w:w="100"/>
+            </w:tcMar>
+            <w:vAlign w:val="top"/>
+          </w:tcPr>
+          <w:p>
+            <w:r>
+              <w:rPr>
+                <w:sz w:val="16"/>
+                <w:szCs w:val="16"/>
+              </w:rPr>
+              <w:t xml:space="preserve">5-well PRAG-GO design, information on A or B</w:t>
+            </w:r>
+          </w:p>
+        </w:tc>
+        <w:tc>
+          <w:tcPr>
+            <w:tcW w:type="dxa" w:w="3000"/>
+            <w:tcMar>
+              <w:top w:type="dxa" w:w="60"/>
+              <w:left w:type="dxa" w:w="100"/>
+              <w:bottom w:type="dxa" w:w="60"/>
+              <w:right w:type="dxa" w:w="100"/>
+            </w:tcMar>
+            <w:vAlign w:val="top"/>
+          </w:tcPr>
+          <w:p>
+            <w:r>
+              <w:rPr>
+                <w:sz w:val="16"/>
+                <w:szCs w:val="16"/>
+              </w:rPr>
+              <w:t xml:space="preserve">100% (best found)</w:t>
+            </w:r>
+          </w:p>
+        </w:tc>
+        <w:tc>
+          <w:tcPr>
+            <w:tcW w:type="dxa" w:w="3000"/>
+            <w:tcMar>
+              <w:top w:type="dxa" w:w="60"/>
+              <w:left w:type="dxa" w:w="100"/>
+              <w:bottom w:type="dxa" w:w="60"/>
+              <w:right w:type="dxa" w:w="100"/>
+            </w:tcMar>
+            <w:vAlign w:val="top"/>
+          </w:tcPr>
+          <w:p>
+            <w:r>
+              <w:rPr>
+                <w:sz w:val="16"/>
+                <w:szCs w:val="16"/>
+              </w:rPr>
+              <w:t xml:space="preserve">99.6%</w:t>
+            </w:r>
+          </w:p>
+        </w:tc>
+      </w:tr>
+      <w:tr>
+        <w:trPr>
+          <w:cantSplit/>
+        </w:trPr>
+        <w:tc>
+          <w:tcPr>
+            <w:tcW w:type="dxa" w:w="3638"/>
+            <w:shd w:fill="F7F9FC" w:color="auto" w:val="clear"/>
+            <w:tcMar>
+              <w:top w:type="dxa" w:w="60"/>
+              <w:left w:type="dxa" w:w="100"/>
+              <w:bottom w:type="dxa" w:w="60"/>
+              <w:right w:type="dxa" w:w="100"/>
+            </w:tcMar>
+            <w:vAlign w:val="top"/>
+          </w:tcPr>
+          <w:p>
+            <w:r>
+              <w:rPr>
+                <w:sz w:val="16"/>
+                <w:szCs w:val="16"/>
+              </w:rPr>
+              <w:t xml:space="preserve">Head at A alone, 3 wells, information on A or B</w:t>
+            </w:r>
+          </w:p>
+        </w:tc>
+        <w:tc>
+          <w:tcPr>
+            <w:tcW w:type="dxa" w:w="3000"/>
+            <w:shd w:fill="F7F9FC" w:color="auto" w:val="clear"/>
+            <w:tcMar>
+              <w:top w:type="dxa" w:w="60"/>
+              <w:left w:type="dxa" w:w="100"/>
+              <w:bottom w:type="dxa" w:w="60"/>
+              <w:right w:type="dxa" w:w="100"/>
+            </w:tcMar>
+            <w:vAlign w:val="top"/>
+          </w:tcPr>
+          <w:p>
+            <w:r>
+              <w:rPr>
+                <w:sz w:val="16"/>
+                <w:szCs w:val="16"/>
+              </w:rPr>
+              <w:t xml:space="preserve">40%</w:t>
+            </w:r>
+          </w:p>
+        </w:tc>
+        <w:tc>
+          <w:tcPr>
+            <w:tcW w:type="dxa" w:w="3000"/>
+            <w:shd w:fill="F7F9FC" w:color="auto" w:val="clear"/>
+            <w:tcMar>
+              <w:top w:type="dxa" w:w="60"/>
+              <w:left w:type="dxa" w:w="100"/>
+              <w:bottom w:type="dxa" w:w="60"/>
+              <w:right w:type="dxa" w:w="100"/>
+            </w:tcMar>
+            <w:vAlign w:val="top"/>
+          </w:tcPr>
+          <w:p>
+            <w:r>
+              <w:rPr>
+                <w:sz w:val="16"/>
+                <w:szCs w:val="16"/>
+              </w:rPr>
+              <w:t xml:space="preserve">100%</w:t>
+            </w:r>
+          </w:p>
+        </w:tc>
+      </w:tr>
+      <w:tr>
+        <w:trPr>
+          <w:cantSplit/>
+        </w:trPr>
+        <w:tc>
+          <w:tcPr>
+            <w:tcW w:type="dxa" w:w="3638"/>
+            <w:tcMar>
+              <w:top w:type="dxa" w:w="60"/>
+              <w:left w:type="dxa" w:w="100"/>
+              <w:bottom w:type="dxa" w:w="60"/>
+              <w:right w:type="dxa" w:w="100"/>
+            </w:tcMar>
+            <w:vAlign w:val="top"/>
+          </w:tcPr>
+          <w:p>
+            <w:r>
+              <w:rPr>
+                <w:sz w:val="16"/>
+                <w:szCs w:val="16"/>
+              </w:rPr>
+              <w:t xml:space="preserve">P(A or B intruded): no recharge → PRAG-MAR</w:t>
+            </w:r>
+          </w:p>
+        </w:tc>
+        <w:tc>
+          <w:tcPr>
+            <w:tcW w:type="dxa" w:w="3000"/>
+            <w:tcMar>
+              <w:top w:type="dxa" w:w="60"/>
+              <w:left w:type="dxa" w:w="100"/>
+              <w:bottom w:type="dxa" w:w="60"/>
+              <w:right w:type="dxa" w:w="100"/>
+            </w:tcMar>
+            <w:vAlign w:val="top"/>
+          </w:tcPr>
+          <w:p>
+            <w:r>
+              <w:rPr>
+                <w:sz w:val="16"/>
+                <w:szCs w:val="16"/>
+              </w:rPr>
+              <w:t xml:space="preserve">0.79 → 0.04</w:t>
+            </w:r>
+          </w:p>
+        </w:tc>
+        <w:tc>
+          <w:tcPr>
+            <w:tcW w:type="dxa" w:w="3000"/>
+            <w:tcMar>
+              <w:top w:type="dxa" w:w="60"/>
+              <w:left w:type="dxa" w:w="100"/>
+              <w:bottom w:type="dxa" w:w="60"/>
+              <w:right w:type="dxa" w:w="100"/>
+            </w:tcMar>
+            <w:vAlign w:val="top"/>
+          </w:tcPr>
+          <w:p>
+            <w:r>
+              <w:rPr>
+                <w:sz w:val="16"/>
+                <w:szCs w:val="16"/>
+              </w:rPr>
+              <w:t xml:space="preserve">0.56 → 0.06</w:t>
+            </w:r>
+          </w:p>
+        </w:tc>
+      </w:tr>
+      <w:tr>
+        <w:trPr>
+          <w:cantSplit/>
+        </w:trPr>
+        <w:tc>
+          <w:tcPr>
+            <w:tcW w:type="dxa" w:w="3638"/>
+            <w:shd w:fill="F7F9FC" w:color="auto" w:val="clear"/>
+            <w:tcMar>
+              <w:top w:type="dxa" w:w="60"/>
+              <w:left w:type="dxa" w:w="100"/>
+              <w:bottom w:type="dxa" w:w="60"/>
+              <w:right w:type="dxa" w:w="100"/>
+            </w:tcMar>
+            <w:vAlign w:val="top"/>
+          </w:tcPr>
+          <w:p>
+            <w:r>
+              <w:rPr>
+                <w:sz w:val="16"/>
+                <w:szCs w:val="16"/>
+              </w:rPr>
+              <w:t xml:space="preserve">P(A or B intruded) with the published sites</w:t>
+            </w:r>
+          </w:p>
+        </w:tc>
+        <w:tc>
+          <w:tcPr>
+            <w:tcW w:type="dxa" w:w="3000"/>
+            <w:shd w:fill="F7F9FC" w:color="auto" w:val="clear"/>
+            <w:tcMar>
+              <w:top w:type="dxa" w:w="60"/>
+              <w:left w:type="dxa" w:w="100"/>
+              <w:bottom w:type="dxa" w:w="60"/>
+              <w:right w:type="dxa" w:w="100"/>
+            </w:tcMar>
+            <w:vAlign w:val="top"/>
+          </w:tcPr>
+          <w:p>
+            <w:r>
+              <w:rPr>
+                <w:sz w:val="16"/>
+                <w:szCs w:val="16"/>
+              </w:rPr>
+              <w:t xml:space="preserve">0.62</w:t>
+            </w:r>
+          </w:p>
+        </w:tc>
+        <w:tc>
+          <w:tcPr>
+            <w:tcW w:type="dxa" w:w="3000"/>
+            <w:shd w:fill="F7F9FC" w:color="auto" w:val="clear"/>
+            <w:tcMar>
+              <w:top w:type="dxa" w:w="60"/>
+              <w:left w:type="dxa" w:w="100"/>
+              <w:bottom w:type="dxa" w:w="60"/>
+              <w:right w:type="dxa" w:w="100"/>
+            </w:tcMar>
+            <w:vAlign w:val="top"/>
+          </w:tcPr>
+          <w:p>
+            <w:r>
+              <w:rPr>
+                <w:sz w:val="16"/>
+                <w:szCs w:val="16"/>
+              </w:rPr>
+              <w:t xml:space="preserve">0.53</w:t>
+            </w:r>
+          </w:p>
+        </w:tc>
+      </w:tr>
+      <w:tr>
+        <w:trPr>
+          <w:cantSplit/>
+        </w:trPr>
+        <w:tc>
+          <w:tcPr>
+            <w:tcW w:type="dxa" w:w="3638"/>
+            <w:tcMar>
+              <w:top w:type="dxa" w:w="60"/>
+              <w:left w:type="dxa" w:w="100"/>
+              <w:bottom w:type="dxa" w:w="60"/>
+              <w:right w:type="dxa" w:w="100"/>
+            </w:tcMar>
+            <w:vAlign w:val="top"/>
+          </w:tcPr>
+          <w:p>
+            <w:r>
+              <w:rPr>
+                <w:sz w:val="16"/>
+                <w:szCs w:val="16"/>
+              </w:rPr>
+              <w:t xml:space="preserve">P(A or B intruded) with the area adjoint, recomputed</w:t>
+            </w:r>
+          </w:p>
+        </w:tc>
+        <w:tc>
+          <w:tcPr>
+            <w:tcW w:type="dxa" w:w="3000"/>
+            <w:tcMar>
+              <w:top w:type="dxa" w:w="60"/>
+              <w:left w:type="dxa" w:w="100"/>
+              <w:bottom w:type="dxa" w:w="60"/>
+              <w:right w:type="dxa" w:w="100"/>
+            </w:tcMar>
+            <w:vAlign w:val="top"/>
+          </w:tcPr>
+          <w:p>
+            <w:r>
+              <w:rPr>
+                <w:sz w:val="16"/>
+                <w:szCs w:val="16"/>
+              </w:rPr>
+              <w:t xml:space="preserve">= published sites</w:t>
+            </w:r>
+          </w:p>
+        </w:tc>
+        <w:tc>
+          <w:tcPr>
+            <w:tcW w:type="dxa" w:w="3000"/>
+            <w:tcMar>
+              <w:top w:type="dxa" w:w="60"/>
+              <w:left w:type="dxa" w:w="100"/>
+              <w:bottom w:type="dxa" w:w="60"/>
+              <w:right w:type="dxa" w:w="100"/>
+            </w:tcMar>
+            <w:vAlign w:val="top"/>
+          </w:tcPr>
+          <w:p>
+            <w:r>
+              <w:rPr>
+                <w:sz w:val="16"/>
+                <w:szCs w:val="16"/>
+              </w:rPr>
+              <w:t xml:space="preserve">0.30</w:t>
+            </w:r>
+          </w:p>
+        </w:tc>
+      </w:tr>
+      <w:tr>
+        <w:trPr>
+          <w:cantSplit/>
+        </w:trPr>
+        <w:tc>
+          <w:tcPr>
+            <w:tcW w:type="dxa" w:w="3638"/>
+            <w:shd w:fill="F7F9FC" w:color="auto" w:val="clear"/>
+            <w:tcMar>
+              <w:top w:type="dxa" w:w="60"/>
+              <w:left w:type="dxa" w:w="100"/>
+              <w:bottom w:type="dxa" w:w="60"/>
+              <w:right w:type="dxa" w:w="100"/>
+            </w:tcMar>
+            <w:vAlign w:val="top"/>
+          </w:tcPr>
+          <w:p>
+            <w:r>
+              <w:rPr>
+                <w:sz w:val="16"/>
+                <w:szCs w:val="16"/>
+              </w:rPr>
+              <w:t xml:space="preserve">PRAG-MAR sites</w:t>
+            </w:r>
+          </w:p>
+        </w:tc>
+        <w:tc>
+          <w:tcPr>
+            <w:tcW w:type="dxa" w:w="3000"/>
+            <w:shd w:fill="F7F9FC" w:color="auto" w:val="clear"/>
+            <w:tcMar>
+              <w:top w:type="dxa" w:w="60"/>
+              <w:left w:type="dxa" w:w="100"/>
+              <w:bottom w:type="dxa" w:w="60"/>
+              <w:right w:type="dxa" w:w="100"/>
+            </w:tcMar>
+            <w:vAlign w:val="top"/>
+          </w:tcPr>
+          <w:p>
+            <w:r>
+              <w:rPr>
+                <w:sz w:val="16"/>
+                <w:szCs w:val="16"/>
+              </w:rPr>
+              <w:t xml:space="preserve">A23, R16, P21 (two in the supply-well cells)</w:t>
+            </w:r>
+          </w:p>
+        </w:tc>
+        <w:tc>
+          <w:tcPr>
+            <w:tcW w:type="dxa" w:w="3000"/>
+            <w:shd w:fill="F7F9FC" w:color="auto" w:val="clear"/>
+            <w:tcMar>
+              <w:top w:type="dxa" w:w="60"/>
+              <w:left w:type="dxa" w:w="100"/>
+              <w:bottom w:type="dxa" w:w="60"/>
+              <w:right w:type="dxa" w:w="100"/>
+            </w:tcMar>
+            <w:vAlign w:val="top"/>
+          </w:tcPr>
+          <w:p>
+            <w:r>
+              <w:rPr>
+                <w:sz w:val="16"/>
+                <w:szCs w:val="16"/>
+              </w:rPr>
+              <w:t xml:space="preserve">P9, A25, A3 (≥ 1 km from the supply wells)</w:t>
             </w:r>
           </w:p>
         </w:tc>
@@ -6494,7 +10122,30 @@
         <w:jc w:val="both"/>
       </w:pPr>
       <w:r>
-        <w:t xml:space="preserve">With the same amount of water, PRAG-MAR lowers the probability that either well is salinized from 0.79 to 0.04, while the published sites lower it to 0.62. The published sites do not protect A23 at all (0.51 → 0.51), because none of them lies in its sector. The cost of PRAG-MAR is in the area: it reduces the intruded area by 8.9 km², versus 11.1 km² for the published sites, i.e., 80% of the reduction. A greedy search on the exact ensemble risk found the same three sites, so the closed-form formula loses nothing here. With 2 500 and 10 000 m³/day per site, P(A or B) becomes 0.20 and 0.002 with PRAG-MAR, versus 0.69 and 0.54 with the published sites. Physically, PRAG-MAR rediscovers the hydraulic barrier near the well fields, but now with a formula that weights the wells by their risk and with the exact price in area.</w:t>
+        <w:rPr>
+          <w:b/>
+          <w:bCs/>
+        </w:rPr>
+        <w:t xml:space="preserve">What holds.</w:t>
+      </w:r>
+      <w:r>
+        <w:t xml:space="preserve"> For goals at the supply wells, designs built on the threshold risk beat designs built on the intruded area, for monitoring and for recharge. For "A or B", PRAG-GO comes within 2.5 percentage points of the best design in every test of both versions, three or five wells and every prior, and PRAG-MAR protects the wells several times better than area-sited recharge with the same water.</w:t>
+      </w:r>
+    </w:p>
+    <w:p>
+      <w:pPr>
+        <w:spacing w:after="120"/>
+        <w:jc w:val="both"/>
+      </w:pPr>
+      <w:r>
+        <w:rPr>
+          <w:b/>
+          <w:bCs/>
+        </w:rPr>
+        <w:t xml:space="preserve">What does not hold.</w:t>
+      </w:r>
+      <w:r>
+        <w:t xml:space="preserve"> The specific wells, sites and numbers of the first version do not carry over. The headline 0.79 → 0.04 against 0.62 belonged to a model in which the southern plain was in contact with the sea. The supply well R16 and the published MAR sites A18 and P21 lie in that plain, which has no sea contact. The first version's finding that the head at A alone misses the "A or B" optimum depended on two distant, nearly independent supply wells; with two wells of one field it disappears. The general lesson is that a goal-oriented design inherits every boundary assumption of its model, and the boundary should be checked against independent geographic data before a design is recommended.</w:t>
       </w:r>
     </w:p>
     <w:p>
@@ -6510,16 +10161,49 @@
         <w:rPr>
           <w:color w:val="1F3864"/>
         </w:rPr>
-        <w:t xml:space="preserve">6. Other priors</w:t>
+        <w:t xml:space="preserve">7. What we learn</w:t>
       </w:r>
     </w:p>
     <w:p>
       <w:pPr>
-        <w:spacing w:after="120"/>
+        <w:pStyle w:val="ListParagraph"/>
+        <w:numPr>
+          <w:ilvl w:val="0"/>
+          <w:numId w:val="2"/>
+        </w:numPr>
+        <w:spacing w:after="60"/>
         <w:jc w:val="both"/>
       </w:pPr>
       <w:r>
-        <w:t xml:space="preserve">We repeated the monitoring experiment with two other priors. The first uses </w:t>
+        <w:rPr>
+          <w:b/>
+          <w:bCs/>
+        </w:rPr>
+        <w:t xml:space="preserve">The target of the design matters more than the model.</w:t>
+      </w:r>
+      <w:r>
+        <w:t xml:space="preserve"> With either boundary, the wells that inform the intruded area are not the wells that inform the supply wells. Here the area design keeps only 52% (three wells) and 48% (five wells) of the information on "A or B intruded".</w:t>
+      </w:r>
+    </w:p>
+    <w:p>
+      <w:pPr>
+        <w:pStyle w:val="ListParagraph"/>
+        <w:numPr>
+          <w:ilvl w:val="0"/>
+          <w:numId w:val="2"/>
+        </w:numPr>
+        <w:spacing w:after="60"/>
+        <w:jc w:val="both"/>
+      </w:pPr>
+      <w:r>
+        <w:rPr>
+          <w:b/>
+          <w:bCs/>
+        </w:rPr>
+        <w:t xml:space="preserve">PRAG-GO is exact enough.</w:t>
+      </w:r>
+      <w:r>
+        <w:t xml:space="preserve"> With the linear moments that the project already computes, it selects the exact optimum with three wells and 99.6% of the best design with five, with </w:t>
       </w:r>
       <m:oMath>
         <m:sSub>
@@ -6530,7 +10214,7 @@
           </m:e>
           <m:sub>
             <m:r>
-              <m:t>F</m:t>
+              <m:t>s</m:t>
             </m:r>
           </m:sub>
         </m:sSub>
@@ -6541,713 +10225,11 @@
           <m:t>=</m:t>
         </m:r>
         <m:r>
-          <m:t>0.805</m:t>
+          <m:t>0.97</m:t>
         </m:r>
       </m:oMath>
       <w:r>
-        <w:t xml:space="preserve">, the field estimate from the project's Gate 3, which lies above the threshold </w:t>
-      </w:r>
-      <m:oMath>
-        <m:sSub>
-          <m:e>
-            <m:r>
-              <m:t>ρ</m:t>
-            </m:r>
-          </m:e>
-          <m:sub>
-            <m:r>
-              <m:t>c</m:t>
-            </m:r>
-          </m:sub>
-        </m:sSub>
-        <m:r>
-          <m:rPr>
-            <m:sty m:val="p"/>
-          </m:rPr>
-          <m:t>=</m:t>
-        </m:r>
-        <m:r>
-          <m:t>0.762</m:t>
-        </m:r>
-      </m:oMath>
-      <w:r>
-        <w:t xml:space="preserve">. The second has 50 pilot zones (a 10 × 16 grid) and correlation length </w:t>
-      </w:r>
-      <m:oMath>
-        <m:sSub>
-          <m:e>
-            <m:r>
-              <m:t>L</m:t>
-            </m:r>
-          </m:e>
-          <m:sub>
-            <m:r>
-              <m:t>c</m:t>
-            </m:r>
-          </m:sub>
-        </m:sSub>
-        <m:r>
-          <m:rPr>
-            <m:sty m:val="p"/>
-          </m:rPr>
-          <m:t>=</m:t>
-        </m:r>
-        <m:r>
-          <m:t>3</m:t>
-        </m:r>
-      </m:oMath>
-      <w:r>
-        <w:t xml:space="preserve"> km, i.e., more local heterogeneity. The supply wells and the candidates remain the same. The 5-well percentages come from the ensemble with 48 000 realizations.</w:t>
-      </w:r>
-    </w:p>
-    <w:tbl>
-      <w:tblPr>
-        <w:tblW w:type="dxa" w:w="9638"/>
-        <w:tblBorders>
-          <w:top w:val="single" w:color="C9D1DC" w:sz="4"/>
-          <w:left w:val="none" w:color="FFFFFF" w:sz="0"/>
-          <w:bottom w:val="single" w:color="C9D1DC" w:sz="4"/>
-          <w:right w:val="none" w:color="FFFFFF" w:sz="0"/>
-          <w:insideH w:val="single" w:color="E3E8EF" w:sz="4"/>
-          <w:insideV w:val="none" w:color="FFFFFF" w:sz="0"/>
-        </w:tblBorders>
-        <w:tblLayout w:type="fixed"/>
-      </w:tblPr>
-      <w:tblGrid>
-        <w:gridCol w:w="1900"/>
-        <w:gridCol w:w="1500"/>
-        <w:gridCol w:w="1640"/>
-        <w:gridCol w:w="1400"/>
-        <w:gridCol w:w="1700"/>
-        <w:gridCol w:w="1498"/>
-      </w:tblGrid>
-      <w:tr>
-        <w:trPr>
-          <w:cantSplit/>
-          <w:tblHeader/>
-        </w:trPr>
-        <w:tc>
-          <w:tcPr>
-            <w:tcW w:type="dxa" w:w="1900"/>
-            <w:shd w:fill="D97706" w:color="auto" w:val="clear"/>
-            <w:tcMar>
-              <w:top w:type="dxa" w:w="60"/>
-              <w:left w:type="dxa" w:w="100"/>
-              <w:bottom w:type="dxa" w:w="60"/>
-              <w:right w:type="dxa" w:w="100"/>
-            </w:tcMar>
-            <w:vAlign w:val="top"/>
-          </w:tcPr>
-          <w:p>
-            <w:r>
-              <w:rPr>
-                <w:b/>
-                <w:bCs/>
-                <w:color w:val="FFFFFF"/>
-                <w:sz w:val="15"/>
-                <w:szCs w:val="15"/>
-              </w:rPr>
-              <w:t xml:space="preserve">Prior</w:t>
-            </w:r>
-          </w:p>
-        </w:tc>
-        <w:tc>
-          <w:tcPr>
-            <w:tcW w:type="dxa" w:w="1500"/>
-            <w:shd w:fill="D97706" w:color="auto" w:val="clear"/>
-            <w:tcMar>
-              <w:top w:type="dxa" w:w="60"/>
-              <w:left w:type="dxa" w:w="100"/>
-              <w:bottom w:type="dxa" w:w="60"/>
-              <w:right w:type="dxa" w:w="100"/>
-            </w:tcMar>
-            <w:vAlign w:val="top"/>
-          </w:tcPr>
-          <w:p>
-            <w:r>
-              <w:rPr>
-                <w:b/>
-                <w:bCs/>
-                <w:color w:val="FFFFFF"/>
-                <w:sz w:val="15"/>
-                <w:szCs w:val="15"/>
-              </w:rPr>
-              <w:t xml:space="preserve">P0: A / A or B / S</w:t>
-            </w:r>
-          </w:p>
-        </w:tc>
-        <w:tc>
-          <w:tcPr>
-            <w:tcW w:type="dxa" w:w="1640"/>
-            <w:shd w:fill="D97706" w:color="auto" w:val="clear"/>
-            <w:tcMar>
-              <w:top w:type="dxa" w:w="60"/>
-              <w:left w:type="dxa" w:w="100"/>
-              <w:bottom w:type="dxa" w:w="60"/>
-              <w:right w:type="dxa" w:w="100"/>
-            </w:tcMar>
-            <w:vAlign w:val="top"/>
-          </w:tcPr>
-          <w:p>
-            <w:r>
-              <w:rPr>
-                <w:b/>
-                <w:bCs/>
-                <w:color w:val="FFFFFF"/>
-                <w:sz w:val="15"/>
-                <w:szCs w:val="15"/>
-              </w:rPr>
-              <w:t xml:space="preserve">3 wells, area → S / A or B</w:t>
-            </w:r>
-          </w:p>
-        </w:tc>
-        <w:tc>
-          <w:tcPr>
-            <w:tcW w:type="dxa" w:w="1400"/>
-            <w:shd w:fill="D97706" w:color="auto" w:val="clear"/>
-            <w:tcMar>
-              <w:top w:type="dxa" w:w="60"/>
-              <w:left w:type="dxa" w:w="100"/>
-              <w:bottom w:type="dxa" w:w="60"/>
-              <w:right w:type="dxa" w:w="100"/>
-            </w:tcMar>
-            <w:vAlign w:val="top"/>
-          </w:tcPr>
-          <w:p>
-            <w:r>
-              <w:rPr>
-                <w:b/>
-                <w:bCs/>
-                <w:color w:val="FFFFFF"/>
-                <w:sz w:val="15"/>
-                <w:szCs w:val="15"/>
-              </w:rPr>
-              <w:t xml:space="preserve">3 wells, PRAG-GO → A or B</w:t>
-            </w:r>
-          </w:p>
-        </w:tc>
-        <w:tc>
-          <w:tcPr>
-            <w:tcW w:type="dxa" w:w="1700"/>
-            <w:shd w:fill="D97706" w:color="auto" w:val="clear"/>
-            <w:tcMar>
-              <w:top w:type="dxa" w:w="60"/>
-              <w:left w:type="dxa" w:w="100"/>
-              <w:bottom w:type="dxa" w:w="60"/>
-              <w:right w:type="dxa" w:w="100"/>
-            </w:tcMar>
-            <w:vAlign w:val="top"/>
-          </w:tcPr>
-          <w:p>
-            <w:r>
-              <w:rPr>
-                <w:b/>
-                <w:bCs/>
-                <w:color w:val="FFFFFF"/>
-                <w:sz w:val="15"/>
-                <w:szCs w:val="15"/>
-              </w:rPr>
-              <w:t xml:space="preserve">5 wells, published → A / A or B</w:t>
-            </w:r>
-          </w:p>
-        </w:tc>
-        <w:tc>
-          <w:tcPr>
-            <w:tcW w:type="dxa" w:w="1498"/>
-            <w:shd w:fill="D97706" w:color="auto" w:val="clear"/>
-            <w:tcMar>
-              <w:top w:type="dxa" w:w="60"/>
-              <w:left w:type="dxa" w:w="100"/>
-              <w:bottom w:type="dxa" w:w="60"/>
-              <w:right w:type="dxa" w:w="100"/>
-            </w:tcMar>
-            <w:vAlign w:val="top"/>
-          </w:tcPr>
-          <w:p>
-            <w:r>
-              <w:rPr>
-                <w:b/>
-                <w:bCs/>
-                <w:color w:val="FFFFFF"/>
-                <w:sz w:val="15"/>
-                <w:szCs w:val="15"/>
-              </w:rPr>
-              <w:t xml:space="preserve">5 wells, PRAG-GO → A or B</w:t>
-            </w:r>
-          </w:p>
-        </w:tc>
-      </w:tr>
-      <w:tr>
-        <w:trPr>
-          <w:cantSplit/>
-        </w:trPr>
-        <w:tc>
-          <w:tcPr>
-            <w:tcW w:type="dxa" w:w="1900"/>
-            <w:tcMar>
-              <w:top w:type="dxa" w:w="60"/>
-              <w:left w:type="dxa" w:w="100"/>
-              <w:bottom w:type="dxa" w:w="60"/>
-              <w:right w:type="dxa" w:w="100"/>
-            </w:tcMar>
-            <w:vAlign w:val="top"/>
-          </w:tcPr>
-          <w:p>
-            <w:r>
-              <w:rPr>
-                <w:sz w:val="15"/>
-                <w:szCs w:val="15"/>
-              </w:rPr>
-              <w:t xml:space="preserve">Published (12 zones, ρF = 0.6)</w:t>
-            </w:r>
-          </w:p>
-        </w:tc>
-        <w:tc>
-          <w:tcPr>
-            <w:tcW w:type="dxa" w:w="1500"/>
-            <w:tcMar>
-              <w:top w:type="dxa" w:w="60"/>
-              <w:left w:type="dxa" w:w="100"/>
-              <w:bottom w:type="dxa" w:w="60"/>
-              <w:right w:type="dxa" w:w="100"/>
-            </w:tcMar>
-            <w:vAlign w:val="top"/>
-          </w:tcPr>
-          <w:p>
-            <w:r>
-              <w:rPr>
-                <w:sz w:val="15"/>
-                <w:szCs w:val="15"/>
-              </w:rPr>
-              <w:t xml:space="preserve">0.52 / 0.80 / 0.44</w:t>
-            </w:r>
-          </w:p>
-        </w:tc>
-        <w:tc>
-          <w:tcPr>
-            <w:tcW w:type="dxa" w:w="1640"/>
-            <w:tcMar>
-              <w:top w:type="dxa" w:w="60"/>
-              <w:left w:type="dxa" w:w="100"/>
-              <w:bottom w:type="dxa" w:w="60"/>
-              <w:right w:type="dxa" w:w="100"/>
-            </w:tcMar>
-            <w:vAlign w:val="top"/>
-          </w:tcPr>
-          <w:p>
-            <w:r>
-              <w:rPr>
-                <w:sz w:val="15"/>
-                <w:szCs w:val="15"/>
-              </w:rPr>
-              <w:t xml:space="preserve">100% / 80%</w:t>
-            </w:r>
-          </w:p>
-        </w:tc>
-        <w:tc>
-          <w:tcPr>
-            <w:tcW w:type="dxa" w:w="1400"/>
-            <w:tcMar>
-              <w:top w:type="dxa" w:w="60"/>
-              <w:left w:type="dxa" w:w="100"/>
-              <w:bottom w:type="dxa" w:w="60"/>
-              <w:right w:type="dxa" w:w="100"/>
-            </w:tcMar>
-            <w:vAlign w:val="top"/>
-          </w:tcPr>
-          <w:p>
-            <w:r>
-              <w:rPr>
-                <w:sz w:val="15"/>
-                <w:szCs w:val="15"/>
-              </w:rPr>
-              <w:t xml:space="preserve">98%</w:t>
-            </w:r>
-          </w:p>
-        </w:tc>
-        <w:tc>
-          <w:tcPr>
-            <w:tcW w:type="dxa" w:w="1700"/>
-            <w:tcMar>
-              <w:top w:type="dxa" w:w="60"/>
-              <w:left w:type="dxa" w:w="100"/>
-              <w:bottom w:type="dxa" w:w="60"/>
-              <w:right w:type="dxa" w:w="100"/>
-            </w:tcMar>
-            <w:vAlign w:val="top"/>
-          </w:tcPr>
-          <w:p>
-            <w:r>
-              <w:rPr>
-                <w:sz w:val="15"/>
-                <w:szCs w:val="15"/>
-              </w:rPr>
-              <w:t xml:space="preserve">57% / 82%</w:t>
-            </w:r>
-          </w:p>
-        </w:tc>
-        <w:tc>
-          <w:tcPr>
-            <w:tcW w:type="dxa" w:w="1498"/>
-            <w:tcMar>
-              <w:top w:type="dxa" w:w="60"/>
-              <w:left w:type="dxa" w:w="100"/>
-              <w:bottom w:type="dxa" w:w="60"/>
-              <w:right w:type="dxa" w:w="100"/>
-            </w:tcMar>
-            <w:vAlign w:val="top"/>
-          </w:tcPr>
-          <w:p>
-            <w:r>
-              <w:rPr>
-                <w:sz w:val="15"/>
-                <w:szCs w:val="15"/>
-              </w:rPr>
-              <w:t xml:space="preserve">100%</w:t>
-            </w:r>
-          </w:p>
-        </w:tc>
-      </w:tr>
-      <w:tr>
-        <w:trPr>
-          <w:cantSplit/>
-        </w:trPr>
-        <w:tc>
-          <w:tcPr>
-            <w:tcW w:type="dxa" w:w="1900"/>
-            <w:shd w:fill="F7F9FC" w:color="auto" w:val="clear"/>
-            <w:tcMar>
-              <w:top w:type="dxa" w:w="60"/>
-              <w:left w:type="dxa" w:w="100"/>
-              <w:bottom w:type="dxa" w:w="60"/>
-              <w:right w:type="dxa" w:w="100"/>
-            </w:tcMar>
-            <w:vAlign w:val="top"/>
-          </w:tcPr>
-          <w:p>
-            <w:r>
-              <w:rPr>
-                <w:sz w:val="15"/>
-                <w:szCs w:val="15"/>
-              </w:rPr>
-              <w:t xml:space="preserve">ρF = 0.805 (field estimate)</w:t>
-            </w:r>
-          </w:p>
-        </w:tc>
-        <w:tc>
-          <w:tcPr>
-            <w:tcW w:type="dxa" w:w="1500"/>
-            <w:shd w:fill="F7F9FC" w:color="auto" w:val="clear"/>
-            <w:tcMar>
-              <w:top w:type="dxa" w:w="60"/>
-              <w:left w:type="dxa" w:w="100"/>
-              <w:bottom w:type="dxa" w:w="60"/>
-              <w:right w:type="dxa" w:w="100"/>
-            </w:tcMar>
-            <w:vAlign w:val="top"/>
-          </w:tcPr>
-          <w:p>
-            <w:r>
-              <w:rPr>
-                <w:sz w:val="15"/>
-                <w:szCs w:val="15"/>
-              </w:rPr>
-              <w:t xml:space="preserve">0.52 / 0.80 / 0.44</w:t>
-            </w:r>
-          </w:p>
-        </w:tc>
-        <w:tc>
-          <w:tcPr>
-            <w:tcW w:type="dxa" w:w="1640"/>
-            <w:shd w:fill="F7F9FC" w:color="auto" w:val="clear"/>
-            <w:tcMar>
-              <w:top w:type="dxa" w:w="60"/>
-              <w:left w:type="dxa" w:w="100"/>
-              <w:bottom w:type="dxa" w:w="60"/>
-              <w:right w:type="dxa" w:w="100"/>
-            </w:tcMar>
-            <w:vAlign w:val="top"/>
-          </w:tcPr>
-          <w:p>
-            <w:r>
-              <w:rPr>
-                <w:sz w:val="15"/>
-                <w:szCs w:val="15"/>
-              </w:rPr>
-              <w:t xml:space="preserve">100% / 81%</w:t>
-            </w:r>
-          </w:p>
-        </w:tc>
-        <w:tc>
-          <w:tcPr>
-            <w:tcW w:type="dxa" w:w="1400"/>
-            <w:shd w:fill="F7F9FC" w:color="auto" w:val="clear"/>
-            <w:tcMar>
-              <w:top w:type="dxa" w:w="60"/>
-              <w:left w:type="dxa" w:w="100"/>
-              <w:bottom w:type="dxa" w:w="60"/>
-              <w:right w:type="dxa" w:w="100"/>
-            </w:tcMar>
-            <w:vAlign w:val="top"/>
-          </w:tcPr>
-          <w:p>
-            <w:r>
-              <w:rPr>
-                <w:sz w:val="15"/>
-                <w:szCs w:val="15"/>
-              </w:rPr>
-              <w:t xml:space="preserve">98%</w:t>
-            </w:r>
-          </w:p>
-        </w:tc>
-        <w:tc>
-          <w:tcPr>
-            <w:tcW w:type="dxa" w:w="1700"/>
-            <w:shd w:fill="F7F9FC" w:color="auto" w:val="clear"/>
-            <w:tcMar>
-              <w:top w:type="dxa" w:w="60"/>
-              <w:left w:type="dxa" w:w="100"/>
-              <w:bottom w:type="dxa" w:w="60"/>
-              <w:right w:type="dxa" w:w="100"/>
-            </w:tcMar>
-            <w:vAlign w:val="top"/>
-          </w:tcPr>
-          <w:p>
-            <w:r>
-              <w:rPr>
-                <w:sz w:val="15"/>
-                <w:szCs w:val="15"/>
-              </w:rPr>
-              <w:t xml:space="preserve">60% / 83%</w:t>
-            </w:r>
-          </w:p>
-        </w:tc>
-        <w:tc>
-          <w:tcPr>
-            <w:tcW w:type="dxa" w:w="1498"/>
-            <w:shd w:fill="F7F9FC" w:color="auto" w:val="clear"/>
-            <w:tcMar>
-              <w:top w:type="dxa" w:w="60"/>
-              <w:left w:type="dxa" w:w="100"/>
-              <w:bottom w:type="dxa" w:w="60"/>
-              <w:right w:type="dxa" w:w="100"/>
-            </w:tcMar>
-            <w:vAlign w:val="top"/>
-          </w:tcPr>
-          <w:p>
-            <w:r>
-              <w:rPr>
-                <w:sz w:val="15"/>
-                <w:szCs w:val="15"/>
-              </w:rPr>
-              <w:t xml:space="preserve">100%</w:t>
-            </w:r>
-          </w:p>
-        </w:tc>
-      </w:tr>
-      <w:tr>
-        <w:trPr>
-          <w:cantSplit/>
-        </w:trPr>
-        <w:tc>
-          <w:tcPr>
-            <w:tcW w:type="dxa" w:w="1900"/>
-            <w:tcMar>
-              <w:top w:type="dxa" w:w="60"/>
-              <w:left w:type="dxa" w:w="100"/>
-              <w:bottom w:type="dxa" w:w="60"/>
-              <w:right w:type="dxa" w:w="100"/>
-            </w:tcMar>
-            <w:vAlign w:val="top"/>
-          </w:tcPr>
-          <w:p>
-            <w:r>
-              <w:rPr>
-                <w:sz w:val="15"/>
-                <w:szCs w:val="15"/>
-              </w:rPr>
-              <w:t xml:space="preserve">50 zones, Lc = 3 km</w:t>
-            </w:r>
-          </w:p>
-        </w:tc>
-        <w:tc>
-          <w:tcPr>
-            <w:tcW w:type="dxa" w:w="1500"/>
-            <w:tcMar>
-              <w:top w:type="dxa" w:w="60"/>
-              <w:left w:type="dxa" w:w="100"/>
-              <w:bottom w:type="dxa" w:w="60"/>
-              <w:right w:type="dxa" w:w="100"/>
-            </w:tcMar>
-            <w:vAlign w:val="top"/>
-          </w:tcPr>
-          <w:p>
-            <w:r>
-              <w:rPr>
-                <w:sz w:val="15"/>
-                <w:szCs w:val="15"/>
-              </w:rPr>
-              <w:t xml:space="preserve">0.58 / 0.87 / 0.40</w:t>
-            </w:r>
-          </w:p>
-        </w:tc>
-        <w:tc>
-          <w:tcPr>
-            <w:tcW w:type="dxa" w:w="1640"/>
-            <w:tcMar>
-              <w:top w:type="dxa" w:w="60"/>
-              <w:left w:type="dxa" w:w="100"/>
-              <w:bottom w:type="dxa" w:w="60"/>
-              <w:right w:type="dxa" w:w="100"/>
-            </w:tcMar>
-            <w:vAlign w:val="top"/>
-          </w:tcPr>
-          <w:p>
-            <w:r>
-              <w:rPr>
-                <w:sz w:val="15"/>
-                <w:szCs w:val="15"/>
-              </w:rPr>
-              <w:t xml:space="preserve">100% / 47%</w:t>
-            </w:r>
-          </w:p>
-        </w:tc>
-        <w:tc>
-          <w:tcPr>
-            <w:tcW w:type="dxa" w:w="1400"/>
-            <w:tcMar>
-              <w:top w:type="dxa" w:w="60"/>
-              <w:left w:type="dxa" w:w="100"/>
-              <w:bottom w:type="dxa" w:w="60"/>
-              <w:right w:type="dxa" w:w="100"/>
-            </w:tcMar>
-            <w:vAlign w:val="top"/>
-          </w:tcPr>
-          <w:p>
-            <w:r>
-              <w:rPr>
-                <w:sz w:val="15"/>
-                <w:szCs w:val="15"/>
-              </w:rPr>
-              <w:t xml:space="preserve">100%</w:t>
-            </w:r>
-          </w:p>
-        </w:tc>
-        <w:tc>
-          <w:tcPr>
-            <w:tcW w:type="dxa" w:w="1700"/>
-            <w:tcMar>
-              <w:top w:type="dxa" w:w="60"/>
-              <w:left w:type="dxa" w:w="100"/>
-              <w:bottom w:type="dxa" w:w="60"/>
-              <w:right w:type="dxa" w:w="100"/>
-            </w:tcMar>
-            <w:vAlign w:val="top"/>
-          </w:tcPr>
-          <w:p>
-            <w:r>
-              <w:rPr>
-                <w:sz w:val="15"/>
-                <w:szCs w:val="15"/>
-              </w:rPr>
-              <w:t xml:space="preserve">38% / 68%</w:t>
-            </w:r>
-          </w:p>
-        </w:tc>
-        <w:tc>
-          <w:tcPr>
-            <w:tcW w:type="dxa" w:w="1498"/>
-            <w:tcMar>
-              <w:top w:type="dxa" w:w="60"/>
-              <w:left w:type="dxa" w:w="100"/>
-              <w:bottom w:type="dxa" w:w="60"/>
-              <w:right w:type="dxa" w:w="100"/>
-            </w:tcMar>
-            <w:vAlign w:val="top"/>
-          </w:tcPr>
-          <w:p>
-            <w:r>
-              <w:rPr>
-                <w:sz w:val="15"/>
-                <w:szCs w:val="15"/>
-              </w:rPr>
-              <w:t xml:space="preserve">100%</w:t>
-            </w:r>
-          </w:p>
-        </w:tc>
-      </w:tr>
-    </w:tbl>
-    <w:p>
-      <w:pPr>
-        <w:spacing w:after="160"/>
-      </w:pPr>
-    </w:p>
-    <w:p>
-      <w:pPr>
-        <w:spacing w:after="120"/>
-        <w:jc w:val="both"/>
-      </w:pPr>
-      <w:r>
-        <w:t xml:space="preserve">With </w:t>
-      </w:r>
-      <m:oMath>
-        <m:sSub>
-          <m:e>
-            <m:r>
-              <m:t>ρ</m:t>
-            </m:r>
-          </m:e>
-          <m:sub>
-            <m:r>
-              <m:t>F</m:t>
-            </m:r>
-          </m:sub>
-        </m:sSub>
-        <m:r>
-          <m:rPr>
-            <m:sty m:val="p"/>
-          </m:rPr>
-          <m:t>=</m:t>
-        </m:r>
-        <m:r>
-          <m:t>0.805</m:t>
-        </m:r>
-      </m:oMath>
-      <w:r>
-        <w:t xml:space="preserve"> the results barely change. This was expected, because in the project's R2 log the correlation of the EIG fields between the two values of </w:t>
-      </w:r>
-      <m:oMath>
-        <m:sSub>
-          <m:e>
-            <m:r>
-              <m:t>ρ</m:t>
-            </m:r>
-          </m:e>
-          <m:sub>
-            <m:r>
-              <m:t>F</m:t>
-            </m:r>
-          </m:sub>
-        </m:sSub>
-      </m:oMath>
-      <w:r>
-        <w:t xml:space="preserve"> is 0.998. With 50 zones, the head at the supply wells depends more on the local zones and the loss grows, as in the Henry problem with local heterogeneity. With 3 wells, the area design captures only 47% for “A or B” and 23% for the risk at A. With 5 wells, the published design captures 38% for A and 68% for “A or B”. PRAG-GO reaches 100% with 3 wells and 100% with 5. Theorem 1 holds under all three priors: the Lemma 1 design for the area is optimal for the area threshold. The design for the area and the design for the supply wells remain different designs, and the difference matters more when the heterogeneity is local.</w:t>
-      </w:r>
-    </w:p>
-    <w:p>
-      <w:pPr>
-        <w:spacing w:after="240"/>
-      </w:pPr>
-    </w:p>
-    <w:p>
-      <w:pPr>
-        <w:pStyle w:val="Heading1"/>
-      </w:pPr>
-      <w:r>
-        <w:rPr>
-          <w:color w:val="1F3864"/>
-        </w:rPr>
-        <w:t xml:space="preserve">7. What we learn</w:t>
+        <w:t xml:space="preserve"> over all three-well designs.</w:t>
       </w:r>
     </w:p>
     <w:p>
@@ -7265,10 +10247,10 @@
           <w:b/>
           <w:bCs/>
         </w:rPr>
-        <w:t xml:space="preserve">Theorem 1 holds in the field.</w:t>
-      </w:r>
-      <w:r>
-        <w:t xml:space="preserve"> When the project goal is turned into a threshold, the Lemma 1 design for the area remains the exact optimum (100%, Spearman 0.995). The published pipeline needs no change for this question, apart from replacing the marginal heuristic with joint optimization.</w:t>
+        <w:t xml:space="preserve">Recharge for the wells goes next to the wells.</w:t>
+      </w:r>
+      <w:r>
+        <w:t xml:space="preserve"> PRAG-MAR lowers the risk from 0.56 to 0.06 with two adjoint solves, close to the exact optimum (0.04). The area adjoint reaches 0.30: it is right for the area, wrong for the wells.</w:t>
       </w:r>
     </w:p>
     <w:p>
@@ -7286,73 +10268,10 @@
           <w:b/>
           <w:bCs/>
         </w:rPr>
-        <w:t xml:space="preserve">Supply wells require a different design.</w:t>
-      </w:r>
-      <w:r>
-        <w:t xml:space="preserve"> For the risk at A23, the published design captures 57%, and the 3-well design for the area 32%. With local heterogeneity these values drop to 38% and 23%. The information about a well comes from the wells 2–4 km around it, not from the whole coastal strip.</w:t>
-      </w:r>
-    </w:p>
-    <w:p>
-      <w:pPr>
-        <w:pStyle w:val="ListParagraph"/>
-        <w:numPr>
-          <w:ilvl w:val="0"/>
-          <w:numId w:val="2"/>
-        </w:numPr>
-        <w:spacing w:after="60"/>
-        <w:jc w:val="both"/>
-      </w:pPr>
-      <w:r>
-        <w:rPr>
-          <w:b/>
-          <w:bCs/>
-        </w:rPr>
-        <w:t xml:space="preserve">PRAG-GO finds the optimal design.</w:t>
-      </w:r>
-      <w:r>
-        <w:t xml:space="preserve"> With the linear moments that the project already computes, PRAG-GO reaches 97.6% with 3 wells and the best design found with 5 wells, with Spearman 0.996.</w:t>
-      </w:r>
-    </w:p>
-    <w:p>
-      <w:pPr>
-        <w:pStyle w:val="ListParagraph"/>
-        <w:numPr>
-          <w:ilvl w:val="0"/>
-          <w:numId w:val="2"/>
-        </w:numPr>
-        <w:spacing w:after="60"/>
-        <w:jc w:val="both"/>
-      </w:pPr>
-      <w:r>
-        <w:rPr>
-          <w:b/>
-          <w:bCs/>
-        </w:rPr>
-        <w:t xml:space="preserve">Linearization suffices in the field.</w:t>
-      </w:r>
-      <w:r>
-        <w:t xml:space="preserve"> Unlike in the Henry problem, the linear, ensemble and normal-score moments give almost the same choice. The head in a confined aquifer depends smoothly on log-K and does not saturate as salinity does.</w:t>
-      </w:r>
-    </w:p>
-    <w:p>
-      <w:pPr>
-        <w:pStyle w:val="ListParagraph"/>
-        <w:numPr>
-          <w:ilvl w:val="0"/>
-          <w:numId w:val="2"/>
-        </w:numPr>
-        <w:spacing w:after="60"/>
-        <w:jc w:val="both"/>
-      </w:pPr>
-      <w:r>
-        <w:rPr>
-          <w:b/>
-          <w:bCs/>
-        </w:rPr>
-        <w:t xml:space="preserve">PRAG-MAR changes where recharge goes.</w:t>
-      </w:r>
-      <w:r>
-        <w:t xml:space="preserve"> With the same water, the risk to the wells drops from 0.79 to 0.04 instead of 0.62, with 80% of the area reduction. The formula requires two adjoint solves and matches the exact ensemble optimum.</w:t>
+        <w:t xml:space="preserve">The boundary decides where the risk is.</w:t>
+      </w:r>
+      <w:r>
+        <w:t xml:space="preserve"> Geolocating the sea contact shrinks the intrusion from 92.7 to 10.1 km² and moves the risk from the whole western margin to the pumped well field. Designs computed with the full-margin boundary should not be used in the field.</w:t>
       </w:r>
     </w:p>
     <w:p>
@@ -7386,10 +10305,10 @@
           <w:b/>
           <w:bCs/>
         </w:rPr>
-        <w:t xml:space="preserve">Coordinates of the pumping stations.</w:t>
-      </w:r>
-      <w:r>
-        <w:t xml:space="preserve"> A23 and R16 are surrogates chosen by a rule. With the coordinates of the Gorre and Fushë-Kuqe stations, the code immediately gives the design for the real wells.</w:t>
+        <w:t xml:space="preserve">Uncalibrated physics.</w:t>
+      </w:r>
+      <w:r>
+        <w:t xml:space="preserve"> The model keeps the representative thickness, base and recharge of the companion model; it is not the calibrated chloride model of the chloride study. The absolute probabilities are illustrative; the comparison between designs is not affected, because all of them are evaluated in the same model.</w:t>
       </w:r>
     </w:p>
     <w:p>
@@ -7407,10 +10326,10 @@
           <w:b/>
           <w:bCs/>
         </w:rPr>
-        <w:t xml:space="preserve">Calibration with the data.</w:t>
-      </w:r>
-      <w:r>
-        <w:t xml:space="preserve"> Sheet 2_All_Wells contains piezometric levels for the wells, and Cenameri and Beqiraj (2016) give chloride for four wells. The prior should be conditioned on them before design, because the modeled area (26.6%) is above the published value of about 15%.</w:t>
+        <w:t xml:space="preserve">Supply wells and pumping.</w:t>
+      </w:r>
+      <w:r>
+        <w:t xml:space="preserve"> A1 and P10 stand in for the Gorre and Fushë-Kuqe pumping stations, whose coordinates are not in the data, and the pumping rates follow the ½ rule rather than records. A pumping that reproduced the documented head decline at the well field (from 8.0 to 1.5 m above ground) would make intrusion of both wells certain in this model, leaving no risk to design for. The result to retain is the comparison: for a given pumping, recharge sited on the supply-well risk protects the wells several times better than recharge sited on the intruded area.</w:t>
       </w:r>
     </w:p>
     <w:p>
@@ -7431,7 +10350,7 @@
         <w:t xml:space="preserve">The 250 mg/L threshold.</w:t>
       </w:r>
       <w:r>
-        <w:t xml:space="preserve"> The Ghyben–Herzberg criterion treats the interface as sharp. A variable-density cross-section along the A23 transect, with the Henry solver, would link the interface toe to the 250 mg/L isochlor.</w:t>
+        <w:t xml:space="preserve"> The Ghyben–Herzberg criterion treats the interface as sharp. The chloride study adds a dispersive transition zone and a variable-density section along A–A′; PRAG-GO on that model, with chloride samples at three depths as data, is the next step.</w:t>
       </w:r>
     </w:p>
     <w:p>
@@ -7449,47 +10368,10 @@
           <w:b/>
           <w:bCs/>
         </w:rPr>
-        <w:t xml:space="preserve">Code in the project.</w:t>
-      </w:r>
-      <w:r>
-        <w:t xml:space="preserve"> Two MATLAB functions in src/ are enough: prag_eig.m (the formula with </w:t>
-      </w:r>
-      <m:oMath>
-        <m:sSub>
-          <m:e>
-            <m:r>
-              <m:t>Φ</m:t>
-            </m:r>
-          </m:e>
-          <m:sub>
-            <m:r>
-              <m:t>2</m:t>
-            </m:r>
-          </m:sub>
-        </m:sSub>
-      </m:oMath>
-      <w:r>
-        <w:t xml:space="preserve"> and Gauss–Hermite quadrature, on top of eig_operator.m) and prag_mar.m (two solves with </w:t>
-      </w:r>
-      <m:oMath>
-        <m:sSup>
-          <m:e>
-            <m:r>
-              <m:t>A</m:t>
-            </m:r>
-          </m:e>
-          <m:sup>
-            <m:r>
-              <m:rPr>
-                <m:sty m:val="p"/>
-              </m:rPr>
-              <m:t>T</m:t>
-            </m:r>
-          </m:sup>
-        </m:sSup>
-      </m:oMath>
-      <w:r>
-        <w:t xml:space="preserve">, like the adjoint solve the project already performs for the MAR field).</w:t>
+        <w:t xml:space="preserve">Code.</w:t>
+      </w:r>
+      <w:r>
+        <w:t xml:space="preserve"> Python: experiments/prag_go_fushe_kuqe (fk_geo.py, fk_mar_geo.py, fk_prag_geo.py, fk_prag_geo_check.py, fk_geo_figs.py). MATLAB: chloride_fk/matlab/fkcl_prag_mar.m and fkcl_prag_go.m, which reproduce the Python results from the same random draws, and src/prag_mar.m.</w:t>
       </w:r>
     </w:p>
     <w:p>
@@ -7510,7 +10392,7 @@
         <w:t xml:space="preserve">Joint design.</w:t>
       </w:r>
       <w:r>
-        <w:t xml:space="preserve"> Monitoring and MAR can be chosen together, with the value of information for the recharge decision as the goal.</w:t>
+        <w:t xml:space="preserve"> Monitoring and recharge can be chosen together, with the value of information for the recharge decision as the goal.</w:t>
       </w:r>
     </w:p>
     <w:p>
@@ -7578,7 +10460,7 @@
         </w:rPr>
         <w:t xml:space="preserve"> </w:t>
       </w:r>
-      <w:hyperlink w:history="1" r:id="rIdwmwu21brtog4xsh9llqes">
+      <w:hyperlink w:history="1" r:id="rIdz3gcbv0zk8p1jpfr8lnpj">
         <w:r>
           <w:rPr>
             <w:color w:val="1D4ED8"/>
@@ -7641,6 +10523,51 @@
           <w:sz w:val="19"/>
           <w:szCs w:val="19"/>
         </w:rPr>
+        <w:t xml:space="preserve">GLOBE Task Team and others (Hastings, D. A., Dunbar, P. K., et al., eds.) (1999). The Global Land One-kilometer Base Elevation (GLOBE) Digital Elevation Model, Version 1.0. NOAA National Geophysical Data Center, Boulder, Colorado.</w:t>
+      </w:r>
+      <w:r>
+        <w:rPr>
+          <w:sz w:val="19"/>
+          <w:szCs w:val="19"/>
+        </w:rPr>
+        <w:t xml:space="preserve"> </w:t>
+      </w:r>
+      <w:hyperlink w:history="1" r:id="rId65a7ueruglmgbqv2axvm2">
+        <w:r>
+          <w:rPr>
+            <w:color w:val="1D4ED8"/>
+            <w:sz w:val="19"/>
+            <w:szCs w:val="19"/>
+            <w:u w:val="single"/>
+          </w:rPr>
+          <w:t xml:space="preserve">https://doi.org/10.7289/V52R3PMS</w:t>
+        </w:r>
+      </w:hyperlink>
+    </w:p>
+    <w:p>
+      <w:pPr>
+        <w:tabs>
+          <w:tab w:val="left" w:pos="567"/>
+        </w:tabs>
+        <w:spacing w:after="90"/>
+        <w:ind w:left="567" w:hanging="567"/>
+        <w:jc w:val="left"/>
+      </w:pPr>
+      <w:r>
+        <w:rPr>
+          <w:b/>
+          <w:bCs/>
+          <w:color w:val="1F3864"/>
+          <w:sz w:val="19"/>
+          <w:szCs w:val="19"/>
+        </w:rPr>
+        <w:t xml:space="preserve">[B4]	</w:t>
+      </w:r>
+      <w:r>
+        <w:rPr>
+          <w:sz w:val="19"/>
+          <w:szCs w:val="19"/>
+        </w:rPr>
         <w:t xml:space="preserve">Strack, O. D. L. (1976). A single-potential solution for regional interface problems in coastal aquifers. </w:t>
       </w:r>
       <w:r>
@@ -7666,7 +10593,7 @@
         </w:rPr>
         <w:t xml:space="preserve"> </w:t>
       </w:r>
-      <w:hyperlink w:history="1" r:id="rIdjfxmdd75jjmhf6cxylqir">
+      <w:hyperlink w:history="1" r:id="rIdazqklcfbqgymbkngxupwh">
         <w:r>
           <w:rPr>
             <w:color w:val="1D4ED8"/>
@@ -7695,7 +10622,7 @@
           <w:sz w:val="19"/>
           <w:szCs w:val="19"/>
         </w:rPr>
-        <w:t xml:space="preserve">[B4]	</w:t>
+        <w:t xml:space="preserve">[B5]	</w:t>
       </w:r>
       <w:r>
         <w:rPr>
@@ -7727,7 +10654,7 @@
         </w:rPr>
         <w:t xml:space="preserve"> </w:t>
       </w:r>
-      <w:hyperlink w:history="1" r:id="rIdwwjbrm69sdn4g82om_xro">
+      <w:hyperlink w:history="1" r:id="rIdu42-uux1tmzisyelz-tu9">
         <w:r>
           <w:rPr>
             <w:color w:val="1D4ED8"/>
@@ -7756,7 +10683,7 @@
           <w:sz w:val="19"/>
           <w:szCs w:val="19"/>
         </w:rPr>
-        <w:t xml:space="preserve">[B5]	</w:t>
+        <w:t xml:space="preserve">[B6]	</w:t>
       </w:r>
       <w:r>
         <w:rPr>
@@ -7788,7 +10715,7 @@
         </w:rPr>
         <w:t xml:space="preserve"> </w:t>
       </w:r>
-      <w:hyperlink w:history="1" r:id="rIdfsvpsrexnsnmqo2sbyyig">
+      <w:hyperlink w:history="1" r:id="rIdnvmg4tzpkvtuhswh7a68o">
         <w:r>
           <w:rPr>
             <w:color w:val="1D4ED8"/>
@@ -7817,7 +10744,7 @@
           <w:sz w:val="19"/>
           <w:szCs w:val="19"/>
         </w:rPr>
-        <w:t xml:space="preserve">[B6]	</w:t>
+        <w:t xml:space="preserve">[B7]	</w:t>
       </w:r>
       <w:r>
         <w:rPr>
@@ -7849,7 +10776,7 @@
         </w:rPr>
         <w:t xml:space="preserve"> </w:t>
       </w:r>
-      <w:hyperlink w:history="1" r:id="rIdqdiy0sqsegbdaya0sev3j">
+      <w:hyperlink w:history="1" r:id="rIdb9_ftecooywfrjnsa2zam">
         <w:r>
           <w:rPr>
             <w:color w:val="1D4ED8"/>
@@ -7878,14 +10805,14 @@
           <w:sz w:val="19"/>
           <w:szCs w:val="19"/>
         </w:rPr>
-        <w:t xml:space="preserve">[B7]	</w:t>
+        <w:t xml:space="preserve">[B8]	</w:t>
       </w:r>
       <w:r>
         <w:rPr>
           <w:sz w:val="19"/>
           <w:szCs w:val="19"/>
         </w:rPr>
-        <w:t xml:space="preserve">Zeqiraj, D. (2026). Goal-oriented Bayesian experimental design for variable-density seawater intrusion. Submitted to </w:t>
+        <w:t xml:space="preserve">Zeqiraj, D. (2026). Goal-oriented Bayesian experimental design for variable-density seawater intrusion: Adjoint expected information gain for joint monitoring and managed-aquifer-recharge placement. </w:t>
       </w:r>
       <w:r>
         <w:rPr>
@@ -7901,7 +10828,52 @@
           <w:sz w:val="19"/>
           <w:szCs w:val="19"/>
         </w:rPr>
-        <w:t xml:space="preserve">; code: SWI-Goal-OED.</w:t>
+        <w:t xml:space="preserve">, 680, 136559.</w:t>
+      </w:r>
+      <w:r>
+        <w:rPr>
+          <w:sz w:val="19"/>
+          <w:szCs w:val="19"/>
+        </w:rPr>
+        <w:t xml:space="preserve"> </w:t>
+      </w:r>
+      <w:hyperlink w:history="1" r:id="rIduneh6cipzw21v4lerrcip">
+        <w:r>
+          <w:rPr>
+            <w:color w:val="1D4ED8"/>
+            <w:sz w:val="19"/>
+            <w:szCs w:val="19"/>
+            <w:u w:val="single"/>
+          </w:rPr>
+          <w:t xml:space="preserve">https://doi.org/10.1016/j.jhydrol.2026.136559</w:t>
+        </w:r>
+      </w:hyperlink>
+    </w:p>
+    <w:p>
+      <w:pPr>
+        <w:tabs>
+          <w:tab w:val="left" w:pos="567"/>
+        </w:tabs>
+        <w:spacing w:after="90"/>
+        <w:ind w:left="567" w:hanging="567"/>
+        <w:jc w:val="left"/>
+      </w:pPr>
+      <w:r>
+        <w:rPr>
+          <w:b/>
+          <w:bCs/>
+          <w:color w:val="1F3864"/>
+          <w:sz w:val="19"/>
+          <w:szCs w:val="19"/>
+        </w:rPr>
+        <w:t xml:space="preserve">[B9]	</w:t>
+      </w:r>
+      <w:r>
+        <w:rPr>
+          <w:sz w:val="19"/>
+          <w:szCs w:val="19"/>
+        </w:rPr>
+        <w:t xml:space="preserve">Zeqiraj, D. (in preparation). From sparse hydrochemistry to decision-relevant information: probabilistic chloride mapping and goal-oriented monitoring design for seawater intrusion in the Fushë-Kuqe coastal aquifer, Albania. Supplementary Sections S7.2a–S7.2b give the results of this note.</w:t>
       </w:r>
     </w:p>
     <w:p>
@@ -7921,7 +10893,7 @@
           <w:sz w:val="18"/>
           <w:szCs w:val="18"/>
         </w:rPr>
-        <w:t xml:space="preserve">Note on reliability: the geometry and the conductivity are real, while the thickness, base, recharge and coastline are the project's representative values. Intrusion comes from the Ghyben–Herzberg criterion in an uncalibrated model, so the absolute risk numbers are illustrative. The comparison between criteria and designs does not depend on this, because all of them are evaluated in the same model. The supply wells are surrogates chosen by a rule, and the recharge values of 2 500–10 000 m³/day per site are assumptions. The code and the full table of numbers are in experiments/prag_go_fushe_kuqe in the repository.</w:t>
+        <w:t xml:space="preserve">Note on reliability: the geometry, the conductivity and the shoreline are real; the thickness, base and recharge are the project's representative values. Intrusion comes from the Ghyben–Herzberg criterion in an uncalibrated model, so the absolute probabilities are illustrative. The comparison between criteria and designs does not depend on this, because all of them are evaluated in the same model. The supply wells and their pumping follow rules fixed in advance, and the recharge of 2 500–10 000 m³/day per site is an assumption. The code and all numbers are in experiments/prag_go_fushe_kuqe (folder res_geo) of the repository.</w:t>
       </w:r>
     </w:p>
     <w:sectPr>
@@ -8062,7 +11034,7 @@
         <w:sz w:val="16"/>
         <w:szCs w:val="16"/>
       </w:rPr>
-      <w:t xml:space="preserve">Research note · PRAG-GO and PRAG-MAR at Fushë-Kuqe</w:t>
+      <w:t xml:space="preserve">Research note · PRAG-GO and PRAG-MAR at Fushë-Kuqe · version 2</w:t>
     </w:r>
   </w:p>
 </w:hdr>

--- a/docs/research_notes/Research_note_PRAG-GO_PRAG-MAR_Fushe_Kuqe.docx
+++ b/docs/research_notes/Research_note_PRAG-GO_PRAG-MAR_Fushe_Kuqe.docx
@@ -10368,10 +10368,10 @@
           <w:b/>
           <w:bCs/>
         </w:rPr>
-        <w:t xml:space="preserve">Code.</w:t>
-      </w:r>
-      <w:r>
-        <w:t xml:space="preserve"> Python: experiments/prag_go_fushe_kuqe (fk_geo.py, fk_mar_geo.py, fk_prag_geo.py, fk_prag_geo_check.py, fk_geo_figs.py). MATLAB: chloride_fk/matlab/fkcl_prag_mar.m and fkcl_prag_go.m, which reproduce the Python results from the same random draws, and src/prag_mar.m.</w:t>
+        <w:t xml:space="preserve">Code and paper.</w:t>
+      </w:r>
+      <w:r>
+        <w:t xml:space="preserve"> The results of this note are Section 4.7 of the chloride paper (Zeqiraj, in preparation), with Figure 1 as its Fig. 9. Python: experiments/prag_go_fushe_kuqe (fk_geo.py, fk_mar_geo.py, fk_prag_geo.py, fk_prag_geo_check.py, fk_geo_figs.py). MATLAB: chloride_fk/matlab/fkcl_prag_mar.m and fkcl_prag_go.m, which reproduce the Python results from the same random draws, fkcl_boundary_figure.m, which draws Figure 1 and gives the same intruded areas, and src/prag_mar.m.</w:t>
       </w:r>
     </w:p>
     <w:p>
@@ -10460,7 +10460,7 @@
         </w:rPr>
         <w:t xml:space="preserve"> </w:t>
       </w:r>
-      <w:hyperlink w:history="1" r:id="rIdz3gcbv0zk8p1jpfr8lnpj">
+      <w:hyperlink w:history="1" r:id="rIdawpd5xlfwsikzocq9m5f0">
         <w:r>
           <w:rPr>
             <w:color w:val="1D4ED8"/>
@@ -10532,7 +10532,7 @@
         </w:rPr>
         <w:t xml:space="preserve"> </w:t>
       </w:r>
-      <w:hyperlink w:history="1" r:id="rId65a7ueruglmgbqv2axvm2">
+      <w:hyperlink w:history="1" r:id="rIda58eiu7ntkpyuq4t_lltq">
         <w:r>
           <w:rPr>
             <w:color w:val="1D4ED8"/>
@@ -10593,7 +10593,7 @@
         </w:rPr>
         <w:t xml:space="preserve"> </w:t>
       </w:r>
-      <w:hyperlink w:history="1" r:id="rIdazqklcfbqgymbkngxupwh">
+      <w:hyperlink w:history="1" r:id="rIdf3oa4wxwdau6no5_gw-1x">
         <w:r>
           <w:rPr>
             <w:color w:val="1D4ED8"/>
@@ -10654,7 +10654,7 @@
         </w:rPr>
         <w:t xml:space="preserve"> </w:t>
       </w:r>
-      <w:hyperlink w:history="1" r:id="rIdu42-uux1tmzisyelz-tu9">
+      <w:hyperlink w:history="1" r:id="rIdjin_y6nwydpeuneawdzz2">
         <w:r>
           <w:rPr>
             <w:color w:val="1D4ED8"/>
@@ -10715,7 +10715,7 @@
         </w:rPr>
         <w:t xml:space="preserve"> </w:t>
       </w:r>
-      <w:hyperlink w:history="1" r:id="rIdnvmg4tzpkvtuhswh7a68o">
+      <w:hyperlink w:history="1" r:id="rId94hvjaaxclixfqgbzbdi5">
         <w:r>
           <w:rPr>
             <w:color w:val="1D4ED8"/>
@@ -10776,7 +10776,7 @@
         </w:rPr>
         <w:t xml:space="preserve"> </w:t>
       </w:r>
-      <w:hyperlink w:history="1" r:id="rIdb9_ftecooywfrjnsa2zam">
+      <w:hyperlink w:history="1" r:id="rIdsftczn0sgk9m2rtbdo2i1">
         <w:r>
           <w:rPr>
             <w:color w:val="1D4ED8"/>
@@ -10837,7 +10837,7 @@
         </w:rPr>
         <w:t xml:space="preserve"> </w:t>
       </w:r>
-      <w:hyperlink w:history="1" r:id="rIduneh6cipzw21v4lerrcip">
+      <w:hyperlink w:history="1" r:id="rIdojjhjodierc11kp9a79qg">
         <w:r>
           <w:rPr>
             <w:color w:val="1D4ED8"/>
@@ -10873,7 +10873,7 @@
           <w:sz w:val="19"/>
           <w:szCs w:val="19"/>
         </w:rPr>
-        <w:t xml:space="preserve">Zeqiraj, D. (in preparation). From sparse hydrochemistry to decision-relevant information: probabilistic chloride mapping and goal-oriented monitoring design for seawater intrusion in the Fushë-Kuqe coastal aquifer, Albania. Supplementary Sections S7.2a–S7.2b give the results of this note.</w:t>
+        <w:t xml:space="preserve">Zeqiraj, D. (in preparation). From sparse hydrochemistry to decision-relevant information: probabilistic chloride mapping and goal-oriented monitoring design for seawater intrusion in the Fushë-Kuqe coastal aquifer, Albania. Section 4.7 (Fig. 9, Tables 6 and 7) and Supplementary Sections S7.2a–S7.2b give the results of this note.</w:t>
       </w:r>
     </w:p>
     <w:p>
